--- a/CivicEvidence_Report_Formatted.docx
+++ b/CivicEvidence_Report_Formatted.docx
@@ -37,7 +37,7 @@
           <w:noProof/>
         </w:rPr>
         <w:drawing>
-          <wp:inline distT="0" distB="0" distL="0" distR="0" wp14:anchorId="4056D6D6" wp14:editId="5E7C9B32">
+          <wp:inline distT="0" distB="0" distL="0" distR="0" wp14:anchorId="53392274" wp14:editId="51EB8DD0">
             <wp:extent cx="960120" cy="1143000"/>
             <wp:effectExtent l="0" t="0" r="0" b="0"/>
             <wp:docPr id="1" name="Picture 1"/>
@@ -520,7 +520,7 @@
     </w:p>
     <w:p>
       <w:pPr>
-        <w:spacing w:after="60" w:line="269" w:lineRule="auto"/>
+        <w:spacing w:after="50" w:line="269" w:lineRule="auto"/>
         <w:jc w:val="both"/>
       </w:pPr>
       <w:r>
@@ -532,7 +532,7 @@
     </w:p>
     <w:p>
       <w:pPr>
-        <w:spacing w:after="60" w:line="269" w:lineRule="auto"/>
+        <w:spacing w:after="50" w:line="269" w:lineRule="auto"/>
         <w:jc w:val="both"/>
       </w:pPr>
       <w:r>
@@ -544,7 +544,7 @@
     </w:p>
     <w:p>
       <w:pPr>
-        <w:spacing w:after="60" w:line="269" w:lineRule="auto"/>
+        <w:spacing w:after="50" w:line="269" w:lineRule="auto"/>
         <w:jc w:val="both"/>
       </w:pPr>
       <w:r>
@@ -556,7 +556,7 @@
     </w:p>
     <w:p>
       <w:pPr>
-        <w:spacing w:after="60" w:line="269" w:lineRule="auto"/>
+        <w:spacing w:after="50" w:line="269" w:lineRule="auto"/>
         <w:jc w:val="both"/>
       </w:pPr>
       <w:r>
@@ -610,6 +610,7 @@
       </w:tblGrid>
       <w:tr>
         <w:trPr>
+          <w:tblHeader/>
           <w:jc w:val="center"/>
         </w:trPr>
         <w:tc>
@@ -2027,7 +2028,7 @@
                 <w:rFonts w:cs="Times New Roman"/>
                 <w:sz w:val="20"/>
               </w:rPr>
-              <w:t>18</w:t>
+              <w:t>19</w:t>
             </w:r>
           </w:p>
         </w:tc>
@@ -2538,6 +2539,7 @@
     </w:p>
     <w:p>
       <w:pPr>
+        <w:keepNext/>
         <w:spacing w:before="80"/>
       </w:pPr>
       <w:r>
@@ -2551,6 +2553,7 @@
     </w:p>
     <w:p>
       <w:pPr>
+        <w:keepNext/>
         <w:spacing w:before="200" w:after="80"/>
       </w:pPr>
       <w:r>
@@ -2582,6 +2585,7 @@
     </w:p>
     <w:p>
       <w:pPr>
+        <w:keepNext/>
         <w:spacing w:before="200" w:after="80"/>
       </w:pPr>
       <w:r>
@@ -2668,6 +2672,7 @@
     </w:p>
     <w:p>
       <w:pPr>
+        <w:keepNext/>
         <w:spacing w:before="200" w:after="80"/>
       </w:pPr>
       <w:r>
@@ -2777,6 +2782,7 @@
     </w:p>
     <w:p>
       <w:pPr>
+        <w:keepNext/>
         <w:spacing w:before="200" w:after="80"/>
       </w:pPr>
       <w:r>
@@ -2929,6 +2935,7 @@
     </w:p>
     <w:p>
       <w:pPr>
+        <w:keepNext/>
         <w:spacing w:before="200" w:after="80"/>
       </w:pPr>
       <w:r>
@@ -2949,6 +2956,7 @@
     </w:p>
     <w:p>
       <w:pPr>
+        <w:keepNext/>
         <w:spacing w:before="200"/>
         <w:jc w:val="center"/>
       </w:pPr>
@@ -2973,6 +2981,7 @@
       </w:tblGrid>
       <w:tr>
         <w:trPr>
+          <w:tblHeader/>
           <w:jc w:val="center"/>
         </w:trPr>
         <w:tc>
@@ -4044,6 +4053,7 @@
     </w:tbl>
     <w:p>
       <w:pPr>
+        <w:keepNext/>
         <w:spacing w:before="200" w:after="80"/>
       </w:pPr>
       <w:r>
@@ -4164,7 +4174,8 @@
     </w:p>
     <w:p>
       <w:pPr>
-        <w:spacing w:before="280"/>
+        <w:keepNext/>
+        <w:spacing w:before="160" w:after="60"/>
       </w:pPr>
       <w:r>
         <w:rPr>
@@ -4176,15 +4187,71 @@
     </w:p>
     <w:p>
       <w:pPr>
+        <w:spacing w:after="60"/>
         <w:jc w:val="both"/>
       </w:pPr>
       <w:r>
-        <w:t>The primary purpose of the internship was to bridge academic computer science principles with industrial software engineering practices. A structured curriculum of learning targets and technical milestones was defined for the four-week engagement, summarized in Table II.</w:t>
-      </w:r>
-    </w:p>
-    <w:p>
-      <w:pPr>
-        <w:spacing w:before="200"/>
+        <w:t>The internship was structured to bridge academic computer science principles with industrial software engineering practices, targeting three core technical milestones under industry mentorship:</w:t>
+      </w:r>
+    </w:p>
+    <w:p>
+      <w:pPr>
+        <w:spacing w:after="40"/>
+        <w:ind w:left="360"/>
+        <w:jc w:val="both"/>
+      </w:pPr>
+      <w:r>
+        <w:t>➢</w:t>
+      </w:r>
+      <w:r>
+        <w:t xml:space="preserve"> </w:t>
+      </w:r>
+      <w:r>
+        <w:rPr>
+          <w:b/>
+        </w:rPr>
+        <w:t xml:space="preserve">Full-Stack Engineering: </w:t>
+      </w:r>
+      <w:r>
+        <w:t>Mastering full-stack MERN architecture, responsive UI components, and reactive state management.</w:t>
+      </w:r>
+    </w:p>
+    <w:p>
+      <w:pPr>
+        <w:spacing w:after="40"/>
+        <w:ind w:left="360"/>
+        <w:jc w:val="both"/>
+      </w:pPr>
+      <w:r>
+        <w:t>➢</w:t>
+      </w:r>
+      <w:r>
+        <w:t xml:space="preserve"> </w:t>
+      </w:r>
+      <w:r>
+        <w:rPr>
+          <w:b/>
+        </w:rPr>
+        <w:t xml:space="preserve">Applied Cryptography &amp; Forensics: </w:t>
+      </w:r>
+      <w:r>
+        <w:t>Implementing AES-256-GCM envelope encryption, SHA-256 integrity checks, and ISO 27037 audit logs.</w:t>
+      </w:r>
+    </w:p>
+    <w:p>
+      <w:pPr>
+        <w:spacing w:before="40" w:after="80"/>
+        <w:jc w:val="both"/>
+      </w:pPr>
+      <w:r>
+        <w:lastRenderedPageBreak/>
+        <w:t>Table II outlines the structured curriculum of learning targets, competencies, and deliverables attained across these domains.</w:t>
+      </w:r>
+    </w:p>
+    <w:p>
+      <w:pPr>
+        <w:keepNext/>
+        <w:spacing w:before="80" w:after="80"/>
         <w:jc w:val="center"/>
       </w:pPr>
       <w:r>
@@ -4208,6 +4275,7 @@
       </w:tblGrid>
       <w:tr>
         <w:trPr>
+          <w:tblHeader/>
           <w:jc w:val="center"/>
         </w:trPr>
         <w:tc>
@@ -4345,9 +4413,9 @@
               <w:right w:val="single" w:sz="4" w:space="0" w:color="000000"/>
             </w:tcBorders>
             <w:tcMar>
-              <w:top w:w="90" w:type="dxa"/>
-              <w:left w:w="140" w:type="dxa"/>
-              <w:bottom w:w="90" w:type="dxa"/>
+              <w:top w:w="50" w:type="dxa"/>
+              <w:left w:w="140" w:type="dxa"/>
+              <w:bottom w:w="50" w:type="dxa"/>
               <w:right w:w="140" w:type="dxa"/>
             </w:tcMar>
           </w:tcPr>
@@ -4358,7 +4426,7 @@
             </w:pPr>
             <w:r>
               <w:rPr>
-                <w:sz w:val="20"/>
+                <w:sz w:val="19"/>
               </w:rPr>
               <w:t>Architecture</w:t>
             </w:r>
@@ -4374,19 +4442,19 @@
               <w:right w:val="single" w:sz="4" w:space="0" w:color="000000"/>
             </w:tcBorders>
             <w:tcMar>
-              <w:top w:w="90" w:type="dxa"/>
-              <w:left w:w="140" w:type="dxa"/>
-              <w:bottom w:w="90" w:type="dxa"/>
-              <w:right w:w="140" w:type="dxa"/>
-            </w:tcMar>
-          </w:tcPr>
-          <w:p>
-            <w:pPr>
-              <w:spacing w:after="0" w:line="264" w:lineRule="auto"/>
-            </w:pPr>
-            <w:r>
-              <w:rPr>
-                <w:sz w:val="20"/>
+              <w:top w:w="50" w:type="dxa"/>
+              <w:left w:w="140" w:type="dxa"/>
+              <w:bottom w:w="50" w:type="dxa"/>
+              <w:right w:w="140" w:type="dxa"/>
+            </w:tcMar>
+          </w:tcPr>
+          <w:p>
+            <w:pPr>
+              <w:spacing w:after="0" w:line="264" w:lineRule="auto"/>
+            </w:pPr>
+            <w:r>
+              <w:rPr>
+                <w:sz w:val="19"/>
               </w:rPr>
               <w:t>Master full-stack MERN architecture</w:t>
             </w:r>
@@ -4402,19 +4470,19 @@
               <w:right w:val="single" w:sz="4" w:space="0" w:color="000000"/>
             </w:tcBorders>
             <w:tcMar>
-              <w:top w:w="90" w:type="dxa"/>
-              <w:left w:w="140" w:type="dxa"/>
-              <w:bottom w:w="90" w:type="dxa"/>
-              <w:right w:w="140" w:type="dxa"/>
-            </w:tcMar>
-          </w:tcPr>
-          <w:p>
-            <w:pPr>
-              <w:spacing w:after="0" w:line="264" w:lineRule="auto"/>
-            </w:pPr>
-            <w:r>
-              <w:rPr>
-                <w:sz w:val="20"/>
+              <w:top w:w="50" w:type="dxa"/>
+              <w:left w:w="140" w:type="dxa"/>
+              <w:bottom w:w="50" w:type="dxa"/>
+              <w:right w:w="140" w:type="dxa"/>
+            </w:tcMar>
+          </w:tcPr>
+          <w:p>
+            <w:pPr>
+              <w:spacing w:after="0" w:line="264" w:lineRule="auto"/>
+            </w:pPr>
+            <w:r>
+              <w:rPr>
+                <w:sz w:val="19"/>
               </w:rPr>
               <w:t>REST API design, component state</w:t>
             </w:r>
@@ -4430,19 +4498,19 @@
               <w:right w:val="single" w:sz="4" w:space="0" w:color="000000"/>
             </w:tcBorders>
             <w:tcMar>
-              <w:top w:w="90" w:type="dxa"/>
-              <w:left w:w="140" w:type="dxa"/>
-              <w:bottom w:w="90" w:type="dxa"/>
-              <w:right w:w="140" w:type="dxa"/>
-            </w:tcMar>
-          </w:tcPr>
-          <w:p>
-            <w:pPr>
-              <w:spacing w:after="0" w:line="264" w:lineRule="auto"/>
-            </w:pPr>
-            <w:r>
-              <w:rPr>
-                <w:sz w:val="20"/>
+              <w:top w:w="50" w:type="dxa"/>
+              <w:left w:w="140" w:type="dxa"/>
+              <w:bottom w:w="50" w:type="dxa"/>
+              <w:right w:w="140" w:type="dxa"/>
+            </w:tcMar>
+          </w:tcPr>
+          <w:p>
+            <w:pPr>
+              <w:spacing w:after="0" w:line="264" w:lineRule="auto"/>
+            </w:pPr>
+            <w:r>
+              <w:rPr>
+                <w:sz w:val="19"/>
               </w:rPr>
               <w:t>Working client-server DEMS app</w:t>
             </w:r>
@@ -4463,9 +4531,9 @@
               <w:right w:val="single" w:sz="4" w:space="0" w:color="000000"/>
             </w:tcBorders>
             <w:tcMar>
-              <w:top w:w="90" w:type="dxa"/>
-              <w:left w:w="140" w:type="dxa"/>
-              <w:bottom w:w="90" w:type="dxa"/>
+              <w:top w:w="50" w:type="dxa"/>
+              <w:left w:w="140" w:type="dxa"/>
+              <w:bottom w:w="50" w:type="dxa"/>
               <w:right w:w="140" w:type="dxa"/>
             </w:tcMar>
           </w:tcPr>
@@ -4476,9 +4544,8 @@
             </w:pPr>
             <w:r>
               <w:rPr>
-                <w:sz w:val="20"/>
-              </w:rPr>
-              <w:lastRenderedPageBreak/>
+                <w:sz w:val="19"/>
+              </w:rPr>
               <w:t>Cryptography</w:t>
             </w:r>
           </w:p>
@@ -4493,19 +4560,19 @@
               <w:right w:val="single" w:sz="4" w:space="0" w:color="000000"/>
             </w:tcBorders>
             <w:tcMar>
-              <w:top w:w="90" w:type="dxa"/>
-              <w:left w:w="140" w:type="dxa"/>
-              <w:bottom w:w="90" w:type="dxa"/>
-              <w:right w:w="140" w:type="dxa"/>
-            </w:tcMar>
-          </w:tcPr>
-          <w:p>
-            <w:pPr>
-              <w:spacing w:after="0" w:line="264" w:lineRule="auto"/>
-            </w:pPr>
-            <w:r>
-              <w:rPr>
-                <w:sz w:val="20"/>
+              <w:top w:w="50" w:type="dxa"/>
+              <w:left w:w="140" w:type="dxa"/>
+              <w:bottom w:w="50" w:type="dxa"/>
+              <w:right w:w="140" w:type="dxa"/>
+            </w:tcMar>
+          </w:tcPr>
+          <w:p>
+            <w:pPr>
+              <w:spacing w:after="0" w:line="264" w:lineRule="auto"/>
+            </w:pPr>
+            <w:r>
+              <w:rPr>
+                <w:sz w:val="19"/>
               </w:rPr>
               <w:t>Implement envelope encryption &amp; hashing</w:t>
             </w:r>
@@ -4521,19 +4588,19 @@
               <w:right w:val="single" w:sz="4" w:space="0" w:color="000000"/>
             </w:tcBorders>
             <w:tcMar>
-              <w:top w:w="90" w:type="dxa"/>
-              <w:left w:w="140" w:type="dxa"/>
-              <w:bottom w:w="90" w:type="dxa"/>
-              <w:right w:w="140" w:type="dxa"/>
-            </w:tcMar>
-          </w:tcPr>
-          <w:p>
-            <w:pPr>
-              <w:spacing w:after="0" w:line="264" w:lineRule="auto"/>
-            </w:pPr>
-            <w:r>
-              <w:rPr>
-                <w:sz w:val="20"/>
+              <w:top w:w="50" w:type="dxa"/>
+              <w:left w:w="140" w:type="dxa"/>
+              <w:bottom w:w="50" w:type="dxa"/>
+              <w:right w:w="140" w:type="dxa"/>
+            </w:tcMar>
+          </w:tcPr>
+          <w:p>
+            <w:pPr>
+              <w:spacing w:after="0" w:line="264" w:lineRule="auto"/>
+            </w:pPr>
+            <w:r>
+              <w:rPr>
+                <w:sz w:val="19"/>
               </w:rPr>
               <w:t>AES-256-GCM, SHA-256 checksums</w:t>
             </w:r>
@@ -4549,19 +4616,19 @@
               <w:right w:val="single" w:sz="4" w:space="0" w:color="000000"/>
             </w:tcBorders>
             <w:tcMar>
-              <w:top w:w="90" w:type="dxa"/>
-              <w:left w:w="140" w:type="dxa"/>
-              <w:bottom w:w="90" w:type="dxa"/>
-              <w:right w:w="140" w:type="dxa"/>
-            </w:tcMar>
-          </w:tcPr>
-          <w:p>
-            <w:pPr>
-              <w:spacing w:after="0" w:line="264" w:lineRule="auto"/>
-            </w:pPr>
-            <w:r>
-              <w:rPr>
-                <w:sz w:val="20"/>
+              <w:top w:w="50" w:type="dxa"/>
+              <w:left w:w="140" w:type="dxa"/>
+              <w:bottom w:w="50" w:type="dxa"/>
+              <w:right w:w="140" w:type="dxa"/>
+            </w:tcMar>
+          </w:tcPr>
+          <w:p>
+            <w:pPr>
+              <w:spacing w:after="0" w:line="264" w:lineRule="auto"/>
+            </w:pPr>
+            <w:r>
+              <w:rPr>
+                <w:sz w:val="19"/>
               </w:rPr>
               <w:t>Tamper-evident file vault</w:t>
             </w:r>
@@ -4582,9 +4649,9 @@
               <w:right w:val="single" w:sz="4" w:space="0" w:color="000000"/>
             </w:tcBorders>
             <w:tcMar>
-              <w:top w:w="90" w:type="dxa"/>
-              <w:left w:w="140" w:type="dxa"/>
-              <w:bottom w:w="90" w:type="dxa"/>
+              <w:top w:w="50" w:type="dxa"/>
+              <w:left w:w="140" w:type="dxa"/>
+              <w:bottom w:w="50" w:type="dxa"/>
               <w:right w:w="140" w:type="dxa"/>
             </w:tcMar>
           </w:tcPr>
@@ -4595,7 +4662,7 @@
             </w:pPr>
             <w:r>
               <w:rPr>
-                <w:sz w:val="20"/>
+                <w:sz w:val="19"/>
               </w:rPr>
               <w:t>Access Control</w:t>
             </w:r>
@@ -4611,19 +4678,19 @@
               <w:right w:val="single" w:sz="4" w:space="0" w:color="000000"/>
             </w:tcBorders>
             <w:tcMar>
-              <w:top w:w="90" w:type="dxa"/>
-              <w:left w:w="140" w:type="dxa"/>
-              <w:bottom w:w="90" w:type="dxa"/>
-              <w:right w:w="140" w:type="dxa"/>
-            </w:tcMar>
-          </w:tcPr>
-          <w:p>
-            <w:pPr>
-              <w:spacing w:after="0" w:line="264" w:lineRule="auto"/>
-            </w:pPr>
-            <w:r>
-              <w:rPr>
-                <w:sz w:val="20"/>
+              <w:top w:w="50" w:type="dxa"/>
+              <w:left w:w="140" w:type="dxa"/>
+              <w:bottom w:w="50" w:type="dxa"/>
+              <w:right w:w="140" w:type="dxa"/>
+            </w:tcMar>
+          </w:tcPr>
+          <w:p>
+            <w:pPr>
+              <w:spacing w:after="0" w:line="264" w:lineRule="auto"/>
+            </w:pPr>
+            <w:r>
+              <w:rPr>
+                <w:sz w:val="19"/>
               </w:rPr>
               <w:t>Design multi-tier authorization</w:t>
             </w:r>
@@ -4639,19 +4706,19 @@
               <w:right w:val="single" w:sz="4" w:space="0" w:color="000000"/>
             </w:tcBorders>
             <w:tcMar>
-              <w:top w:w="90" w:type="dxa"/>
-              <w:left w:w="140" w:type="dxa"/>
-              <w:bottom w:w="90" w:type="dxa"/>
-              <w:right w:w="140" w:type="dxa"/>
-            </w:tcMar>
-          </w:tcPr>
-          <w:p>
-            <w:pPr>
-              <w:spacing w:after="0" w:line="264" w:lineRule="auto"/>
-            </w:pPr>
-            <w:r>
-              <w:rPr>
-                <w:sz w:val="20"/>
+              <w:top w:w="50" w:type="dxa"/>
+              <w:left w:w="140" w:type="dxa"/>
+              <w:bottom w:w="50" w:type="dxa"/>
+              <w:right w:w="140" w:type="dxa"/>
+            </w:tcMar>
+          </w:tcPr>
+          <w:p>
+            <w:pPr>
+              <w:spacing w:after="0" w:line="264" w:lineRule="auto"/>
+            </w:pPr>
+            <w:r>
+              <w:rPr>
+                <w:sz w:val="19"/>
               </w:rPr>
               <w:t>RBAC, JWT, 2FA OTP verification</w:t>
             </w:r>
@@ -4667,19 +4734,19 @@
               <w:right w:val="single" w:sz="4" w:space="0" w:color="000000"/>
             </w:tcBorders>
             <w:tcMar>
-              <w:top w:w="90" w:type="dxa"/>
-              <w:left w:w="140" w:type="dxa"/>
-              <w:bottom w:w="90" w:type="dxa"/>
-              <w:right w:w="140" w:type="dxa"/>
-            </w:tcMar>
-          </w:tcPr>
-          <w:p>
-            <w:pPr>
-              <w:spacing w:after="0" w:line="264" w:lineRule="auto"/>
-            </w:pPr>
-            <w:r>
-              <w:rPr>
-                <w:sz w:val="20"/>
+              <w:top w:w="50" w:type="dxa"/>
+              <w:left w:w="140" w:type="dxa"/>
+              <w:bottom w:w="50" w:type="dxa"/>
+              <w:right w:w="140" w:type="dxa"/>
+            </w:tcMar>
+          </w:tcPr>
+          <w:p>
+            <w:pPr>
+              <w:spacing w:after="0" w:line="264" w:lineRule="auto"/>
+            </w:pPr>
+            <w:r>
+              <w:rPr>
+                <w:sz w:val="19"/>
               </w:rPr>
               <w:t>Secure 4-tier login &amp; route guards</w:t>
             </w:r>
@@ -4700,9 +4767,9 @@
               <w:right w:val="single" w:sz="4" w:space="0" w:color="000000"/>
             </w:tcBorders>
             <w:tcMar>
-              <w:top w:w="90" w:type="dxa"/>
-              <w:left w:w="140" w:type="dxa"/>
-              <w:bottom w:w="90" w:type="dxa"/>
+              <w:top w:w="50" w:type="dxa"/>
+              <w:left w:w="140" w:type="dxa"/>
+              <w:bottom w:w="50" w:type="dxa"/>
               <w:right w:w="140" w:type="dxa"/>
             </w:tcMar>
           </w:tcPr>
@@ -4713,7 +4780,7 @@
             </w:pPr>
             <w:r>
               <w:rPr>
-                <w:sz w:val="20"/>
+                <w:sz w:val="19"/>
               </w:rPr>
               <w:t>Forensics</w:t>
             </w:r>
@@ -4729,19 +4796,19 @@
               <w:right w:val="single" w:sz="4" w:space="0" w:color="000000"/>
             </w:tcBorders>
             <w:tcMar>
-              <w:top w:w="90" w:type="dxa"/>
-              <w:left w:w="140" w:type="dxa"/>
-              <w:bottom w:w="90" w:type="dxa"/>
-              <w:right w:w="140" w:type="dxa"/>
-            </w:tcMar>
-          </w:tcPr>
-          <w:p>
-            <w:pPr>
-              <w:spacing w:after="0" w:line="264" w:lineRule="auto"/>
-            </w:pPr>
-            <w:r>
-              <w:rPr>
-                <w:sz w:val="20"/>
+              <w:top w:w="50" w:type="dxa"/>
+              <w:left w:w="140" w:type="dxa"/>
+              <w:bottom w:w="50" w:type="dxa"/>
+              <w:right w:w="140" w:type="dxa"/>
+            </w:tcMar>
+          </w:tcPr>
+          <w:p>
+            <w:pPr>
+              <w:spacing w:after="0" w:line="264" w:lineRule="auto"/>
+            </w:pPr>
+            <w:r>
+              <w:rPr>
+                <w:sz w:val="19"/>
               </w:rPr>
               <w:t>Build compliant Chain of Custody</w:t>
             </w:r>
@@ -4757,19 +4824,19 @@
               <w:right w:val="single" w:sz="4" w:space="0" w:color="000000"/>
             </w:tcBorders>
             <w:tcMar>
-              <w:top w:w="90" w:type="dxa"/>
-              <w:left w:w="140" w:type="dxa"/>
-              <w:bottom w:w="90" w:type="dxa"/>
-              <w:right w:w="140" w:type="dxa"/>
-            </w:tcMar>
-          </w:tcPr>
-          <w:p>
-            <w:pPr>
-              <w:spacing w:after="0" w:line="264" w:lineRule="auto"/>
-            </w:pPr>
-            <w:r>
-              <w:rPr>
-                <w:sz w:val="20"/>
+              <w:top w:w="50" w:type="dxa"/>
+              <w:left w:w="140" w:type="dxa"/>
+              <w:bottom w:w="50" w:type="dxa"/>
+              <w:right w:w="140" w:type="dxa"/>
+            </w:tcMar>
+          </w:tcPr>
+          <w:p>
+            <w:pPr>
+              <w:spacing w:after="0" w:line="264" w:lineRule="auto"/>
+            </w:pPr>
+            <w:r>
+              <w:rPr>
+                <w:sz w:val="19"/>
               </w:rPr>
               <w:t>ISO 27037 logging, audit schemas</w:t>
             </w:r>
@@ -4785,19 +4852,19 @@
               <w:right w:val="single" w:sz="4" w:space="0" w:color="000000"/>
             </w:tcBorders>
             <w:tcMar>
-              <w:top w:w="90" w:type="dxa"/>
-              <w:left w:w="140" w:type="dxa"/>
-              <w:bottom w:w="90" w:type="dxa"/>
-              <w:right w:w="140" w:type="dxa"/>
-            </w:tcMar>
-          </w:tcPr>
-          <w:p>
-            <w:pPr>
-              <w:spacing w:after="0" w:line="264" w:lineRule="auto"/>
-            </w:pPr>
-            <w:r>
-              <w:rPr>
-                <w:sz w:val="20"/>
+              <w:top w:w="50" w:type="dxa"/>
+              <w:left w:w="140" w:type="dxa"/>
+              <w:bottom w:w="50" w:type="dxa"/>
+              <w:right w:w="140" w:type="dxa"/>
+            </w:tcMar>
+          </w:tcPr>
+          <w:p>
+            <w:pPr>
+              <w:spacing w:after="0" w:line="264" w:lineRule="auto"/>
+            </w:pPr>
+            <w:r>
+              <w:rPr>
+                <w:sz w:val="19"/>
               </w:rPr>
               <w:t>Immutable audit trail viewer</w:t>
             </w:r>
@@ -4818,9 +4885,9 @@
               <w:right w:val="single" w:sz="4" w:space="0" w:color="000000"/>
             </w:tcBorders>
             <w:tcMar>
-              <w:top w:w="90" w:type="dxa"/>
-              <w:left w:w="140" w:type="dxa"/>
-              <w:bottom w:w="90" w:type="dxa"/>
+              <w:top w:w="50" w:type="dxa"/>
+              <w:left w:w="140" w:type="dxa"/>
+              <w:bottom w:w="50" w:type="dxa"/>
               <w:right w:w="140" w:type="dxa"/>
             </w:tcMar>
           </w:tcPr>
@@ -4831,7 +4898,7 @@
             </w:pPr>
             <w:r>
               <w:rPr>
-                <w:sz w:val="20"/>
+                <w:sz w:val="19"/>
               </w:rPr>
               <w:t>AI Integration</w:t>
             </w:r>
@@ -4847,19 +4914,19 @@
               <w:right w:val="single" w:sz="4" w:space="0" w:color="000000"/>
             </w:tcBorders>
             <w:tcMar>
-              <w:top w:w="90" w:type="dxa"/>
-              <w:left w:w="140" w:type="dxa"/>
-              <w:bottom w:w="90" w:type="dxa"/>
-              <w:right w:w="140" w:type="dxa"/>
-            </w:tcMar>
-          </w:tcPr>
-          <w:p>
-            <w:pPr>
-              <w:spacing w:after="0" w:line="264" w:lineRule="auto"/>
-            </w:pPr>
-            <w:r>
-              <w:rPr>
-                <w:sz w:val="20"/>
+              <w:top w:w="50" w:type="dxa"/>
+              <w:left w:w="140" w:type="dxa"/>
+              <w:bottom w:w="50" w:type="dxa"/>
+              <w:right w:w="140" w:type="dxa"/>
+            </w:tcMar>
+          </w:tcPr>
+          <w:p>
+            <w:pPr>
+              <w:spacing w:after="0" w:line="264" w:lineRule="auto"/>
+            </w:pPr>
+            <w:r>
+              <w:rPr>
+                <w:sz w:val="19"/>
               </w:rPr>
               <w:t>Embed AI forensic retrieval assistant</w:t>
             </w:r>
@@ -4875,19 +4942,19 @@
               <w:right w:val="single" w:sz="4" w:space="0" w:color="000000"/>
             </w:tcBorders>
             <w:tcMar>
-              <w:top w:w="90" w:type="dxa"/>
-              <w:left w:w="140" w:type="dxa"/>
-              <w:bottom w:w="90" w:type="dxa"/>
-              <w:right w:w="140" w:type="dxa"/>
-            </w:tcMar>
-          </w:tcPr>
-          <w:p>
-            <w:pPr>
-              <w:spacing w:after="0" w:line="264" w:lineRule="auto"/>
-            </w:pPr>
-            <w:r>
-              <w:rPr>
-                <w:sz w:val="20"/>
+              <w:top w:w="50" w:type="dxa"/>
+              <w:left w:w="140" w:type="dxa"/>
+              <w:bottom w:w="50" w:type="dxa"/>
+              <w:right w:w="140" w:type="dxa"/>
+            </w:tcMar>
+          </w:tcPr>
+          <w:p>
+            <w:pPr>
+              <w:spacing w:after="0" w:line="264" w:lineRule="auto"/>
+            </w:pPr>
+            <w:r>
+              <w:rPr>
+                <w:sz w:val="19"/>
               </w:rPr>
               <w:t>Google Gemini API, MongoDB regex</w:t>
             </w:r>
@@ -4903,19 +4970,19 @@
               <w:right w:val="single" w:sz="4" w:space="0" w:color="000000"/>
             </w:tcBorders>
             <w:tcMar>
-              <w:top w:w="90" w:type="dxa"/>
-              <w:left w:w="140" w:type="dxa"/>
-              <w:bottom w:w="90" w:type="dxa"/>
-              <w:right w:w="140" w:type="dxa"/>
-            </w:tcMar>
-          </w:tcPr>
-          <w:p>
-            <w:pPr>
-              <w:spacing w:after="0" w:line="264" w:lineRule="auto"/>
-            </w:pPr>
-            <w:r>
-              <w:rPr>
-                <w:sz w:val="20"/>
+              <w:top w:w="50" w:type="dxa"/>
+              <w:left w:w="140" w:type="dxa"/>
+              <w:bottom w:w="50" w:type="dxa"/>
+              <w:right w:w="140" w:type="dxa"/>
+            </w:tcMar>
+          </w:tcPr>
+          <w:p>
+            <w:pPr>
+              <w:spacing w:after="0" w:line="264" w:lineRule="auto"/>
+            </w:pPr>
+            <w:r>
+              <w:rPr>
+                <w:sz w:val="19"/>
               </w:rPr>
               <w:t>Interactive query assistant</w:t>
             </w:r>
@@ -4936,9 +5003,9 @@
               <w:right w:val="single" w:sz="4" w:space="0" w:color="000000"/>
             </w:tcBorders>
             <w:tcMar>
-              <w:top w:w="90" w:type="dxa"/>
-              <w:left w:w="140" w:type="dxa"/>
-              <w:bottom w:w="90" w:type="dxa"/>
+              <w:top w:w="50" w:type="dxa"/>
+              <w:left w:w="140" w:type="dxa"/>
+              <w:bottom w:w="50" w:type="dxa"/>
               <w:right w:w="140" w:type="dxa"/>
             </w:tcMar>
           </w:tcPr>
@@ -4949,7 +5016,7 @@
             </w:pPr>
             <w:r>
               <w:rPr>
-                <w:sz w:val="20"/>
+                <w:sz w:val="19"/>
               </w:rPr>
               <w:t>QA &amp; Testing</w:t>
             </w:r>
@@ -4965,19 +5032,19 @@
               <w:right w:val="single" w:sz="4" w:space="0" w:color="000000"/>
             </w:tcBorders>
             <w:tcMar>
-              <w:top w:w="90" w:type="dxa"/>
-              <w:left w:w="140" w:type="dxa"/>
-              <w:bottom w:w="90" w:type="dxa"/>
-              <w:right w:w="140" w:type="dxa"/>
-            </w:tcMar>
-          </w:tcPr>
-          <w:p>
-            <w:pPr>
-              <w:spacing w:after="0" w:line="264" w:lineRule="auto"/>
-            </w:pPr>
-            <w:r>
-              <w:rPr>
-                <w:sz w:val="20"/>
+              <w:top w:w="50" w:type="dxa"/>
+              <w:left w:w="140" w:type="dxa"/>
+              <w:bottom w:w="50" w:type="dxa"/>
+              <w:right w:w="140" w:type="dxa"/>
+            </w:tcMar>
+          </w:tcPr>
+          <w:p>
+            <w:pPr>
+              <w:spacing w:after="0" w:line="264" w:lineRule="auto"/>
+            </w:pPr>
+            <w:r>
+              <w:rPr>
+                <w:sz w:val="19"/>
               </w:rPr>
               <w:t>Execute defensive testing &amp; debugging</w:t>
             </w:r>
@@ -4993,19 +5060,19 @@
               <w:right w:val="single" w:sz="4" w:space="0" w:color="000000"/>
             </w:tcBorders>
             <w:tcMar>
-              <w:top w:w="90" w:type="dxa"/>
-              <w:left w:w="140" w:type="dxa"/>
-              <w:bottom w:w="90" w:type="dxa"/>
-              <w:right w:w="140" w:type="dxa"/>
-            </w:tcMar>
-          </w:tcPr>
-          <w:p>
-            <w:pPr>
-              <w:spacing w:after="0" w:line="264" w:lineRule="auto"/>
-            </w:pPr>
-            <w:r>
-              <w:rPr>
-                <w:sz w:val="20"/>
+              <w:top w:w="50" w:type="dxa"/>
+              <w:left w:w="140" w:type="dxa"/>
+              <w:bottom w:w="50" w:type="dxa"/>
+              <w:right w:w="140" w:type="dxa"/>
+            </w:tcMar>
+          </w:tcPr>
+          <w:p>
+            <w:pPr>
+              <w:spacing w:after="0" w:line="264" w:lineRule="auto"/>
+            </w:pPr>
+            <w:r>
+              <w:rPr>
+                <w:sz w:val="19"/>
               </w:rPr>
               <w:t>cURL test scripts, CORS, error handling</w:t>
             </w:r>
@@ -5021,19 +5088,19 @@
               <w:right w:val="single" w:sz="4" w:space="0" w:color="000000"/>
             </w:tcBorders>
             <w:tcMar>
-              <w:top w:w="90" w:type="dxa"/>
-              <w:left w:w="140" w:type="dxa"/>
-              <w:bottom w:w="90" w:type="dxa"/>
-              <w:right w:w="140" w:type="dxa"/>
-            </w:tcMar>
-          </w:tcPr>
-          <w:p>
-            <w:pPr>
-              <w:spacing w:after="0" w:line="264" w:lineRule="auto"/>
-            </w:pPr>
-            <w:r>
-              <w:rPr>
-                <w:sz w:val="20"/>
+              <w:top w:w="50" w:type="dxa"/>
+              <w:left w:w="140" w:type="dxa"/>
+              <w:bottom w:w="50" w:type="dxa"/>
+              <w:right w:w="140" w:type="dxa"/>
+            </w:tcMar>
+          </w:tcPr>
+          <w:p>
+            <w:pPr>
+              <w:spacing w:after="0" w:line="264" w:lineRule="auto"/>
+            </w:pPr>
+            <w:r>
+              <w:rPr>
+                <w:sz w:val="19"/>
               </w:rPr>
               <w:t>Hardened production-ready build</w:t>
             </w:r>
@@ -5051,7 +5118,7 @@
     </w:p>
     <w:p>
       <w:pPr>
-        <w:spacing w:before="120" w:after="240"/>
+        <w:spacing w:before="80" w:after="160"/>
         <w:jc w:val="both"/>
       </w:pPr>
       <w:r>
@@ -5063,7 +5130,8 @@
     </w:p>
     <w:p>
       <w:pPr>
-        <w:spacing w:before="280"/>
+        <w:keepNext/>
+        <w:spacing w:before="160" w:after="60"/>
       </w:pPr>
       <w:r>
         <w:rPr>
@@ -5075,7 +5143,8 @@
     </w:p>
     <w:p>
       <w:pPr>
-        <w:spacing w:before="200" w:after="80"/>
+        <w:keepNext/>
+        <w:spacing w:before="80" w:after="40"/>
       </w:pPr>
       <w:r>
         <w:rPr>
@@ -5087,6 +5156,7 @@
     </w:p>
     <w:p>
       <w:pPr>
+        <w:spacing w:after="60"/>
         <w:jc w:val="both"/>
       </w:pPr>
       <w:r>
@@ -5095,7 +5165,7 @@
     </w:p>
     <w:p>
       <w:pPr>
-        <w:spacing w:after="60"/>
+        <w:spacing w:after="40"/>
         <w:ind w:left="360"/>
         <w:jc w:val="both"/>
       </w:pPr>
@@ -5117,7 +5187,7 @@
     </w:p>
     <w:p>
       <w:pPr>
-        <w:spacing w:after="60"/>
+        <w:spacing w:after="40"/>
         <w:ind w:left="360"/>
         <w:jc w:val="both"/>
       </w:pPr>
@@ -5139,7 +5209,7 @@
     </w:p>
     <w:p>
       <w:pPr>
-        <w:spacing w:after="60"/>
+        <w:spacing w:after="40"/>
         <w:ind w:left="360"/>
         <w:jc w:val="both"/>
       </w:pPr>
@@ -5161,7 +5231,7 @@
     </w:p>
     <w:p>
       <w:pPr>
-        <w:spacing w:after="60"/>
+        <w:spacing w:after="40"/>
         <w:ind w:left="360"/>
         <w:jc w:val="both"/>
       </w:pPr>
@@ -5183,11 +5253,12 @@
     </w:p>
     <w:p>
       <w:pPr>
-        <w:spacing w:after="60"/>
+        <w:spacing w:after="40"/>
         <w:ind w:left="360"/>
         <w:jc w:val="both"/>
       </w:pPr>
       <w:r>
+        <w:lastRenderedPageBreak/>
         <w:t>➢</w:t>
       </w:r>
       <w:r>
@@ -5205,7 +5276,7 @@
     </w:p>
     <w:p>
       <w:pPr>
-        <w:spacing w:before="60"/>
+        <w:spacing w:before="40" w:after="80"/>
         <w:jc w:val="both"/>
       </w:pPr>
       <w:r>
@@ -5214,19 +5285,20 @@
     </w:p>
     <w:p>
       <w:pPr>
-        <w:spacing w:before="200" w:after="80"/>
+        <w:keepNext/>
+        <w:spacing w:before="80" w:after="40"/>
       </w:pPr>
       <w:r>
         <w:rPr>
           <w:b/>
           <w:sz w:val="25"/>
         </w:rPr>
-        <w:lastRenderedPageBreak/>
         <w:t>3.2 Requirement Analysis</w:t>
       </w:r>
     </w:p>
     <w:p>
       <w:pPr>
+        <w:spacing w:after="60"/>
         <w:jc w:val="both"/>
       </w:pPr>
       <w:r>
@@ -5235,7 +5307,8 @@
     </w:p>
     <w:p>
       <w:pPr>
-        <w:spacing w:before="200"/>
+        <w:keepNext/>
+        <w:spacing w:before="80" w:after="80"/>
         <w:jc w:val="center"/>
       </w:pPr>
       <w:r>
@@ -5254,11 +5327,12 @@
       <w:tblGrid>
         <w:gridCol w:w="1584"/>
         <w:gridCol w:w="1584"/>
-        <w:gridCol w:w="4032"/>
-        <w:gridCol w:w="2160"/>
+        <w:gridCol w:w="3888"/>
+        <w:gridCol w:w="2304"/>
       </w:tblGrid>
       <w:tr>
         <w:trPr>
+          <w:tblHeader/>
           <w:jc w:val="center"/>
         </w:trPr>
         <w:tc>
@@ -5323,7 +5397,7 @@
         </w:tc>
         <w:tc>
           <w:tcPr>
-            <w:tcW w:w="4032" w:type="dxa"/>
+            <w:tcW w:w="3888" w:type="dxa"/>
             <w:tcBorders>
               <w:top w:val="single" w:sz="6" w:space="0" w:color="000000"/>
               <w:left w:val="single" w:sz="6" w:space="0" w:color="000000"/>
@@ -5353,7 +5427,7 @@
         </w:tc>
         <w:tc>
           <w:tcPr>
-            <w:tcW w:w="2160" w:type="dxa"/>
+            <w:tcW w:w="2304" w:type="dxa"/>
             <w:tcBorders>
               <w:top w:val="single" w:sz="6" w:space="0" w:color="000000"/>
               <w:left w:val="single" w:sz="6" w:space="0" w:color="000000"/>
@@ -5396,9 +5470,9 @@
               <w:right w:val="single" w:sz="4" w:space="0" w:color="000000"/>
             </w:tcBorders>
             <w:tcMar>
-              <w:top w:w="90" w:type="dxa"/>
-              <w:left w:w="140" w:type="dxa"/>
-              <w:bottom w:w="90" w:type="dxa"/>
+              <w:top w:w="45" w:type="dxa"/>
+              <w:left w:w="140" w:type="dxa"/>
+              <w:bottom w:w="45" w:type="dxa"/>
               <w:right w:w="140" w:type="dxa"/>
             </w:tcMar>
           </w:tcPr>
@@ -5409,7 +5483,7 @@
             </w:pPr>
             <w:r>
               <w:rPr>
-                <w:sz w:val="20"/>
+                <w:sz w:val="19"/>
               </w:rPr>
               <w:t>REQ-F01</w:t>
             </w:r>
@@ -5425,19 +5499,19 @@
               <w:right w:val="single" w:sz="4" w:space="0" w:color="000000"/>
             </w:tcBorders>
             <w:tcMar>
-              <w:top w:w="90" w:type="dxa"/>
-              <w:left w:w="140" w:type="dxa"/>
-              <w:bottom w:w="90" w:type="dxa"/>
-              <w:right w:w="140" w:type="dxa"/>
-            </w:tcMar>
-          </w:tcPr>
-          <w:p>
-            <w:pPr>
-              <w:spacing w:after="0" w:line="264" w:lineRule="auto"/>
-            </w:pPr>
-            <w:r>
-              <w:rPr>
-                <w:sz w:val="20"/>
+              <w:top w:w="45" w:type="dxa"/>
+              <w:left w:w="140" w:type="dxa"/>
+              <w:bottom w:w="45" w:type="dxa"/>
+              <w:right w:w="140" w:type="dxa"/>
+            </w:tcMar>
+          </w:tcPr>
+          <w:p>
+            <w:pPr>
+              <w:spacing w:after="0" w:line="264" w:lineRule="auto"/>
+            </w:pPr>
+            <w:r>
+              <w:rPr>
+                <w:sz w:val="19"/>
               </w:rPr>
               <w:t>Functional</w:t>
             </w:r>
@@ -5445,27 +5519,27 @@
         </w:tc>
         <w:tc>
           <w:tcPr>
-            <w:tcW w:w="4032" w:type="dxa"/>
-            <w:tcBorders>
-              <w:top w:val="single" w:sz="4" w:space="0" w:color="000000"/>
-              <w:left w:val="single" w:sz="4" w:space="0" w:color="000000"/>
-              <w:bottom w:val="single" w:sz="4" w:space="0" w:color="000000"/>
-              <w:right w:val="single" w:sz="4" w:space="0" w:color="000000"/>
-            </w:tcBorders>
-            <w:tcMar>
-              <w:top w:w="90" w:type="dxa"/>
-              <w:left w:w="140" w:type="dxa"/>
-              <w:bottom w:w="90" w:type="dxa"/>
-              <w:right w:w="140" w:type="dxa"/>
-            </w:tcMar>
-          </w:tcPr>
-          <w:p>
-            <w:pPr>
-              <w:spacing w:after="0" w:line="264" w:lineRule="auto"/>
-            </w:pPr>
-            <w:r>
-              <w:rPr>
-                <w:sz w:val="20"/>
+            <w:tcW w:w="3888" w:type="dxa"/>
+            <w:tcBorders>
+              <w:top w:val="single" w:sz="4" w:space="0" w:color="000000"/>
+              <w:left w:val="single" w:sz="4" w:space="0" w:color="000000"/>
+              <w:bottom w:val="single" w:sz="4" w:space="0" w:color="000000"/>
+              <w:right w:val="single" w:sz="4" w:space="0" w:color="000000"/>
+            </w:tcBorders>
+            <w:tcMar>
+              <w:top w:w="45" w:type="dxa"/>
+              <w:left w:w="140" w:type="dxa"/>
+              <w:bottom w:w="45" w:type="dxa"/>
+              <w:right w:w="140" w:type="dxa"/>
+            </w:tcMar>
+          </w:tcPr>
+          <w:p>
+            <w:pPr>
+              <w:spacing w:after="0" w:line="264" w:lineRule="auto"/>
+            </w:pPr>
+            <w:r>
+              <w:rPr>
+                <w:sz w:val="19"/>
               </w:rPr>
               <w:t>User Authentication &amp; 2FA</w:t>
             </w:r>
@@ -5473,27 +5547,27 @@
         </w:tc>
         <w:tc>
           <w:tcPr>
-            <w:tcW w:w="2160" w:type="dxa"/>
-            <w:tcBorders>
-              <w:top w:val="single" w:sz="4" w:space="0" w:color="000000"/>
-              <w:left w:val="single" w:sz="4" w:space="0" w:color="000000"/>
-              <w:bottom w:val="single" w:sz="4" w:space="0" w:color="000000"/>
-              <w:right w:val="single" w:sz="4" w:space="0" w:color="000000"/>
-            </w:tcBorders>
-            <w:tcMar>
-              <w:top w:w="90" w:type="dxa"/>
-              <w:left w:w="140" w:type="dxa"/>
-              <w:bottom w:w="90" w:type="dxa"/>
-              <w:right w:w="140" w:type="dxa"/>
-            </w:tcMar>
-          </w:tcPr>
-          <w:p>
-            <w:pPr>
-              <w:spacing w:after="0" w:line="264" w:lineRule="auto"/>
-            </w:pPr>
-            <w:r>
-              <w:rPr>
-                <w:sz w:val="20"/>
+            <w:tcW w:w="2304" w:type="dxa"/>
+            <w:tcBorders>
+              <w:top w:val="single" w:sz="4" w:space="0" w:color="000000"/>
+              <w:left w:val="single" w:sz="4" w:space="0" w:color="000000"/>
+              <w:bottom w:val="single" w:sz="4" w:space="0" w:color="000000"/>
+              <w:right w:val="single" w:sz="4" w:space="0" w:color="000000"/>
+            </w:tcBorders>
+            <w:tcMar>
+              <w:top w:w="45" w:type="dxa"/>
+              <w:left w:w="140" w:type="dxa"/>
+              <w:bottom w:w="45" w:type="dxa"/>
+              <w:right w:w="140" w:type="dxa"/>
+            </w:tcMar>
+          </w:tcPr>
+          <w:p>
+            <w:pPr>
+              <w:spacing w:after="0" w:line="264" w:lineRule="auto"/>
+            </w:pPr>
+            <w:r>
+              <w:rPr>
+                <w:sz w:val="19"/>
               </w:rPr>
               <w:t>JWT access tokens + 6-digit email OTP for password resets</w:t>
             </w:r>
@@ -5514,9 +5588,9 @@
               <w:right w:val="single" w:sz="4" w:space="0" w:color="000000"/>
             </w:tcBorders>
             <w:tcMar>
-              <w:top w:w="90" w:type="dxa"/>
-              <w:left w:w="140" w:type="dxa"/>
-              <w:bottom w:w="90" w:type="dxa"/>
+              <w:top w:w="45" w:type="dxa"/>
+              <w:left w:w="140" w:type="dxa"/>
+              <w:bottom w:w="45" w:type="dxa"/>
               <w:right w:w="140" w:type="dxa"/>
             </w:tcMar>
           </w:tcPr>
@@ -5527,7 +5601,7 @@
             </w:pPr>
             <w:r>
               <w:rPr>
-                <w:sz w:val="20"/>
+                <w:sz w:val="19"/>
               </w:rPr>
               <w:t>REQ-F02</w:t>
             </w:r>
@@ -5543,19 +5617,19 @@
               <w:right w:val="single" w:sz="4" w:space="0" w:color="000000"/>
             </w:tcBorders>
             <w:tcMar>
-              <w:top w:w="90" w:type="dxa"/>
-              <w:left w:w="140" w:type="dxa"/>
-              <w:bottom w:w="90" w:type="dxa"/>
-              <w:right w:w="140" w:type="dxa"/>
-            </w:tcMar>
-          </w:tcPr>
-          <w:p>
-            <w:pPr>
-              <w:spacing w:after="0" w:line="264" w:lineRule="auto"/>
-            </w:pPr>
-            <w:r>
-              <w:rPr>
-                <w:sz w:val="20"/>
+              <w:top w:w="45" w:type="dxa"/>
+              <w:left w:w="140" w:type="dxa"/>
+              <w:bottom w:w="45" w:type="dxa"/>
+              <w:right w:w="140" w:type="dxa"/>
+            </w:tcMar>
+          </w:tcPr>
+          <w:p>
+            <w:pPr>
+              <w:spacing w:after="0" w:line="264" w:lineRule="auto"/>
+            </w:pPr>
+            <w:r>
+              <w:rPr>
+                <w:sz w:val="19"/>
               </w:rPr>
               <w:t>Functional</w:t>
             </w:r>
@@ -5563,27 +5637,27 @@
         </w:tc>
         <w:tc>
           <w:tcPr>
-            <w:tcW w:w="4032" w:type="dxa"/>
-            <w:tcBorders>
-              <w:top w:val="single" w:sz="4" w:space="0" w:color="000000"/>
-              <w:left w:val="single" w:sz="4" w:space="0" w:color="000000"/>
-              <w:bottom w:val="single" w:sz="4" w:space="0" w:color="000000"/>
-              <w:right w:val="single" w:sz="4" w:space="0" w:color="000000"/>
-            </w:tcBorders>
-            <w:tcMar>
-              <w:top w:w="90" w:type="dxa"/>
-              <w:left w:w="140" w:type="dxa"/>
-              <w:bottom w:w="90" w:type="dxa"/>
-              <w:right w:w="140" w:type="dxa"/>
-            </w:tcMar>
-          </w:tcPr>
-          <w:p>
-            <w:pPr>
-              <w:spacing w:after="0" w:line="264" w:lineRule="auto"/>
-            </w:pPr>
-            <w:r>
-              <w:rPr>
-                <w:sz w:val="20"/>
+            <w:tcW w:w="3888" w:type="dxa"/>
+            <w:tcBorders>
+              <w:top w:val="single" w:sz="4" w:space="0" w:color="000000"/>
+              <w:left w:val="single" w:sz="4" w:space="0" w:color="000000"/>
+              <w:bottom w:val="single" w:sz="4" w:space="0" w:color="000000"/>
+              <w:right w:val="single" w:sz="4" w:space="0" w:color="000000"/>
+            </w:tcBorders>
+            <w:tcMar>
+              <w:top w:w="45" w:type="dxa"/>
+              <w:left w:w="140" w:type="dxa"/>
+              <w:bottom w:w="45" w:type="dxa"/>
+              <w:right w:w="140" w:type="dxa"/>
+            </w:tcMar>
+          </w:tcPr>
+          <w:p>
+            <w:pPr>
+              <w:spacing w:after="0" w:line="264" w:lineRule="auto"/>
+            </w:pPr>
+            <w:r>
+              <w:rPr>
+                <w:sz w:val="19"/>
               </w:rPr>
               <w:t>Role-Based Access Control</w:t>
             </w:r>
@@ -5591,27 +5665,27 @@
         </w:tc>
         <w:tc>
           <w:tcPr>
-            <w:tcW w:w="2160" w:type="dxa"/>
-            <w:tcBorders>
-              <w:top w:val="single" w:sz="4" w:space="0" w:color="000000"/>
-              <w:left w:val="single" w:sz="4" w:space="0" w:color="000000"/>
-              <w:bottom w:val="single" w:sz="4" w:space="0" w:color="000000"/>
-              <w:right w:val="single" w:sz="4" w:space="0" w:color="000000"/>
-            </w:tcBorders>
-            <w:tcMar>
-              <w:top w:w="90" w:type="dxa"/>
-              <w:left w:w="140" w:type="dxa"/>
-              <w:bottom w:w="90" w:type="dxa"/>
-              <w:right w:w="140" w:type="dxa"/>
-            </w:tcMar>
-          </w:tcPr>
-          <w:p>
-            <w:pPr>
-              <w:spacing w:after="0" w:line="264" w:lineRule="auto"/>
-            </w:pPr>
-            <w:r>
-              <w:rPr>
-                <w:sz w:val="20"/>
+            <w:tcW w:w="2304" w:type="dxa"/>
+            <w:tcBorders>
+              <w:top w:val="single" w:sz="4" w:space="0" w:color="000000"/>
+              <w:left w:val="single" w:sz="4" w:space="0" w:color="000000"/>
+              <w:bottom w:val="single" w:sz="4" w:space="0" w:color="000000"/>
+              <w:right w:val="single" w:sz="4" w:space="0" w:color="000000"/>
+            </w:tcBorders>
+            <w:tcMar>
+              <w:top w:w="45" w:type="dxa"/>
+              <w:left w:w="140" w:type="dxa"/>
+              <w:bottom w:w="45" w:type="dxa"/>
+              <w:right w:w="140" w:type="dxa"/>
+            </w:tcMar>
+          </w:tcPr>
+          <w:p>
+            <w:pPr>
+              <w:spacing w:after="0" w:line="264" w:lineRule="auto"/>
+            </w:pPr>
+            <w:r>
+              <w:rPr>
+                <w:sz w:val="19"/>
               </w:rPr>
               <w:t>Granular 4-tier matrix: Admin, Officer, Investigator, Public</w:t>
             </w:r>
@@ -5632,9 +5706,9 @@
               <w:right w:val="single" w:sz="4" w:space="0" w:color="000000"/>
             </w:tcBorders>
             <w:tcMar>
-              <w:top w:w="90" w:type="dxa"/>
-              <w:left w:w="140" w:type="dxa"/>
-              <w:bottom w:w="90" w:type="dxa"/>
+              <w:top w:w="45" w:type="dxa"/>
+              <w:left w:w="140" w:type="dxa"/>
+              <w:bottom w:w="45" w:type="dxa"/>
               <w:right w:w="140" w:type="dxa"/>
             </w:tcMar>
           </w:tcPr>
@@ -5645,7 +5719,7 @@
             </w:pPr>
             <w:r>
               <w:rPr>
-                <w:sz w:val="20"/>
+                <w:sz w:val="19"/>
               </w:rPr>
               <w:t>REQ-F03</w:t>
             </w:r>
@@ -5661,19 +5735,19 @@
               <w:right w:val="single" w:sz="4" w:space="0" w:color="000000"/>
             </w:tcBorders>
             <w:tcMar>
-              <w:top w:w="90" w:type="dxa"/>
-              <w:left w:w="140" w:type="dxa"/>
-              <w:bottom w:w="90" w:type="dxa"/>
-              <w:right w:w="140" w:type="dxa"/>
-            </w:tcMar>
-          </w:tcPr>
-          <w:p>
-            <w:pPr>
-              <w:spacing w:after="0" w:line="264" w:lineRule="auto"/>
-            </w:pPr>
-            <w:r>
-              <w:rPr>
-                <w:sz w:val="20"/>
+              <w:top w:w="45" w:type="dxa"/>
+              <w:left w:w="140" w:type="dxa"/>
+              <w:bottom w:w="45" w:type="dxa"/>
+              <w:right w:w="140" w:type="dxa"/>
+            </w:tcMar>
+          </w:tcPr>
+          <w:p>
+            <w:pPr>
+              <w:spacing w:after="0" w:line="264" w:lineRule="auto"/>
+            </w:pPr>
+            <w:r>
+              <w:rPr>
+                <w:sz w:val="19"/>
               </w:rPr>
               <w:t>Functional</w:t>
             </w:r>
@@ -5681,27 +5755,27 @@
         </w:tc>
         <w:tc>
           <w:tcPr>
-            <w:tcW w:w="4032" w:type="dxa"/>
-            <w:tcBorders>
-              <w:top w:val="single" w:sz="4" w:space="0" w:color="000000"/>
-              <w:left w:val="single" w:sz="4" w:space="0" w:color="000000"/>
-              <w:bottom w:val="single" w:sz="4" w:space="0" w:color="000000"/>
-              <w:right w:val="single" w:sz="4" w:space="0" w:color="000000"/>
-            </w:tcBorders>
-            <w:tcMar>
-              <w:top w:w="90" w:type="dxa"/>
-              <w:left w:w="140" w:type="dxa"/>
-              <w:bottom w:w="90" w:type="dxa"/>
-              <w:right w:w="140" w:type="dxa"/>
-            </w:tcMar>
-          </w:tcPr>
-          <w:p>
-            <w:pPr>
-              <w:spacing w:after="0" w:line="264" w:lineRule="auto"/>
-            </w:pPr>
-            <w:r>
-              <w:rPr>
-                <w:sz w:val="20"/>
+            <w:tcW w:w="3888" w:type="dxa"/>
+            <w:tcBorders>
+              <w:top w:val="single" w:sz="4" w:space="0" w:color="000000"/>
+              <w:left w:val="single" w:sz="4" w:space="0" w:color="000000"/>
+              <w:bottom w:val="single" w:sz="4" w:space="0" w:color="000000"/>
+              <w:right w:val="single" w:sz="4" w:space="0" w:color="000000"/>
+            </w:tcBorders>
+            <w:tcMar>
+              <w:top w:w="45" w:type="dxa"/>
+              <w:left w:w="140" w:type="dxa"/>
+              <w:bottom w:w="45" w:type="dxa"/>
+              <w:right w:w="140" w:type="dxa"/>
+            </w:tcMar>
+          </w:tcPr>
+          <w:p>
+            <w:pPr>
+              <w:spacing w:after="0" w:line="264" w:lineRule="auto"/>
+            </w:pPr>
+            <w:r>
+              <w:rPr>
+                <w:sz w:val="19"/>
               </w:rPr>
               <w:t>Evidence Ingestion &amp; Hashing</w:t>
             </w:r>
@@ -5709,27 +5783,27 @@
         </w:tc>
         <w:tc>
           <w:tcPr>
-            <w:tcW w:w="2160" w:type="dxa"/>
-            <w:tcBorders>
-              <w:top w:val="single" w:sz="4" w:space="0" w:color="000000"/>
-              <w:left w:val="single" w:sz="4" w:space="0" w:color="000000"/>
-              <w:bottom w:val="single" w:sz="4" w:space="0" w:color="000000"/>
-              <w:right w:val="single" w:sz="4" w:space="0" w:color="000000"/>
-            </w:tcBorders>
-            <w:tcMar>
-              <w:top w:w="90" w:type="dxa"/>
-              <w:left w:w="140" w:type="dxa"/>
-              <w:bottom w:w="90" w:type="dxa"/>
-              <w:right w:w="140" w:type="dxa"/>
-            </w:tcMar>
-          </w:tcPr>
-          <w:p>
-            <w:pPr>
-              <w:spacing w:after="0" w:line="264" w:lineRule="auto"/>
-            </w:pPr>
-            <w:r>
-              <w:rPr>
-                <w:sz w:val="20"/>
+            <w:tcW w:w="2304" w:type="dxa"/>
+            <w:tcBorders>
+              <w:top w:val="single" w:sz="4" w:space="0" w:color="000000"/>
+              <w:left w:val="single" w:sz="4" w:space="0" w:color="000000"/>
+              <w:bottom w:val="single" w:sz="4" w:space="0" w:color="000000"/>
+              <w:right w:val="single" w:sz="4" w:space="0" w:color="000000"/>
+            </w:tcBorders>
+            <w:tcMar>
+              <w:top w:w="45" w:type="dxa"/>
+              <w:left w:w="140" w:type="dxa"/>
+              <w:bottom w:w="45" w:type="dxa"/>
+              <w:right w:w="140" w:type="dxa"/>
+            </w:tcMar>
+          </w:tcPr>
+          <w:p>
+            <w:pPr>
+              <w:spacing w:after="0" w:line="264" w:lineRule="auto"/>
+            </w:pPr>
+            <w:r>
+              <w:rPr>
+                <w:sz w:val="19"/>
               </w:rPr>
               <w:t>Automated SHA-256 checksum computation upon multipart upload</w:t>
             </w:r>
@@ -5750,9 +5824,9 @@
               <w:right w:val="single" w:sz="4" w:space="0" w:color="000000"/>
             </w:tcBorders>
             <w:tcMar>
-              <w:top w:w="90" w:type="dxa"/>
-              <w:left w:w="140" w:type="dxa"/>
-              <w:bottom w:w="90" w:type="dxa"/>
+              <w:top w:w="45" w:type="dxa"/>
+              <w:left w:w="140" w:type="dxa"/>
+              <w:bottom w:w="45" w:type="dxa"/>
               <w:right w:w="140" w:type="dxa"/>
             </w:tcMar>
           </w:tcPr>
@@ -5763,7 +5837,7 @@
             </w:pPr>
             <w:r>
               <w:rPr>
-                <w:sz w:val="20"/>
+                <w:sz w:val="19"/>
               </w:rPr>
               <w:t>REQ-F04</w:t>
             </w:r>
@@ -5779,19 +5853,19 @@
               <w:right w:val="single" w:sz="4" w:space="0" w:color="000000"/>
             </w:tcBorders>
             <w:tcMar>
-              <w:top w:w="90" w:type="dxa"/>
-              <w:left w:w="140" w:type="dxa"/>
-              <w:bottom w:w="90" w:type="dxa"/>
-              <w:right w:w="140" w:type="dxa"/>
-            </w:tcMar>
-          </w:tcPr>
-          <w:p>
-            <w:pPr>
-              <w:spacing w:after="0" w:line="264" w:lineRule="auto"/>
-            </w:pPr>
-            <w:r>
-              <w:rPr>
-                <w:sz w:val="20"/>
+              <w:top w:w="45" w:type="dxa"/>
+              <w:left w:w="140" w:type="dxa"/>
+              <w:bottom w:w="45" w:type="dxa"/>
+              <w:right w:w="140" w:type="dxa"/>
+            </w:tcMar>
+          </w:tcPr>
+          <w:p>
+            <w:pPr>
+              <w:spacing w:after="0" w:line="264" w:lineRule="auto"/>
+            </w:pPr>
+            <w:r>
+              <w:rPr>
+                <w:sz w:val="19"/>
               </w:rPr>
               <w:t>Functional</w:t>
             </w:r>
@@ -5799,27 +5873,27 @@
         </w:tc>
         <w:tc>
           <w:tcPr>
-            <w:tcW w:w="4032" w:type="dxa"/>
-            <w:tcBorders>
-              <w:top w:val="single" w:sz="4" w:space="0" w:color="000000"/>
-              <w:left w:val="single" w:sz="4" w:space="0" w:color="000000"/>
-              <w:bottom w:val="single" w:sz="4" w:space="0" w:color="000000"/>
-              <w:right w:val="single" w:sz="4" w:space="0" w:color="000000"/>
-            </w:tcBorders>
-            <w:tcMar>
-              <w:top w:w="90" w:type="dxa"/>
-              <w:left w:w="140" w:type="dxa"/>
-              <w:bottom w:w="90" w:type="dxa"/>
-              <w:right w:w="140" w:type="dxa"/>
-            </w:tcMar>
-          </w:tcPr>
-          <w:p>
-            <w:pPr>
-              <w:spacing w:after="0" w:line="264" w:lineRule="auto"/>
-            </w:pPr>
-            <w:r>
-              <w:rPr>
-                <w:sz w:val="20"/>
+            <w:tcW w:w="3888" w:type="dxa"/>
+            <w:tcBorders>
+              <w:top w:val="single" w:sz="4" w:space="0" w:color="000000"/>
+              <w:left w:val="single" w:sz="4" w:space="0" w:color="000000"/>
+              <w:bottom w:val="single" w:sz="4" w:space="0" w:color="000000"/>
+              <w:right w:val="single" w:sz="4" w:space="0" w:color="000000"/>
+            </w:tcBorders>
+            <w:tcMar>
+              <w:top w:w="45" w:type="dxa"/>
+              <w:left w:w="140" w:type="dxa"/>
+              <w:bottom w:w="45" w:type="dxa"/>
+              <w:right w:w="140" w:type="dxa"/>
+            </w:tcMar>
+          </w:tcPr>
+          <w:p>
+            <w:pPr>
+              <w:spacing w:after="0" w:line="264" w:lineRule="auto"/>
+            </w:pPr>
+            <w:r>
+              <w:rPr>
+                <w:sz w:val="19"/>
               </w:rPr>
               <w:t>Envelope Encryption</w:t>
             </w:r>
@@ -5827,27 +5901,27 @@
         </w:tc>
         <w:tc>
           <w:tcPr>
-            <w:tcW w:w="2160" w:type="dxa"/>
-            <w:tcBorders>
-              <w:top w:val="single" w:sz="4" w:space="0" w:color="000000"/>
-              <w:left w:val="single" w:sz="4" w:space="0" w:color="000000"/>
-              <w:bottom w:val="single" w:sz="4" w:space="0" w:color="000000"/>
-              <w:right w:val="single" w:sz="4" w:space="0" w:color="000000"/>
-            </w:tcBorders>
-            <w:tcMar>
-              <w:top w:w="90" w:type="dxa"/>
-              <w:left w:w="140" w:type="dxa"/>
-              <w:bottom w:w="90" w:type="dxa"/>
-              <w:right w:w="140" w:type="dxa"/>
-            </w:tcMar>
-          </w:tcPr>
-          <w:p>
-            <w:pPr>
-              <w:spacing w:after="0" w:line="264" w:lineRule="auto"/>
-            </w:pPr>
-            <w:r>
-              <w:rPr>
-                <w:sz w:val="20"/>
+            <w:tcW w:w="2304" w:type="dxa"/>
+            <w:tcBorders>
+              <w:top w:val="single" w:sz="4" w:space="0" w:color="000000"/>
+              <w:left w:val="single" w:sz="4" w:space="0" w:color="000000"/>
+              <w:bottom w:val="single" w:sz="4" w:space="0" w:color="000000"/>
+              <w:right w:val="single" w:sz="4" w:space="0" w:color="000000"/>
+            </w:tcBorders>
+            <w:tcMar>
+              <w:top w:w="45" w:type="dxa"/>
+              <w:left w:w="140" w:type="dxa"/>
+              <w:bottom w:w="45" w:type="dxa"/>
+              <w:right w:w="140" w:type="dxa"/>
+            </w:tcMar>
+          </w:tcPr>
+          <w:p>
+            <w:pPr>
+              <w:spacing w:after="0" w:line="264" w:lineRule="auto"/>
+            </w:pPr>
+            <w:r>
+              <w:rPr>
+                <w:sz w:val="19"/>
               </w:rPr>
               <w:t>Per-file AES-256-GCM DEK encrypted with Master Key</w:t>
             </w:r>
@@ -5868,9 +5942,9 @@
               <w:right w:val="single" w:sz="4" w:space="0" w:color="000000"/>
             </w:tcBorders>
             <w:tcMar>
-              <w:top w:w="90" w:type="dxa"/>
-              <w:left w:w="140" w:type="dxa"/>
-              <w:bottom w:w="90" w:type="dxa"/>
+              <w:top w:w="45" w:type="dxa"/>
+              <w:left w:w="140" w:type="dxa"/>
+              <w:bottom w:w="45" w:type="dxa"/>
               <w:right w:w="140" w:type="dxa"/>
             </w:tcMar>
           </w:tcPr>
@@ -5881,7 +5955,7 @@
             </w:pPr>
             <w:r>
               <w:rPr>
-                <w:sz w:val="20"/>
+                <w:sz w:val="19"/>
               </w:rPr>
               <w:t>REQ-F05</w:t>
             </w:r>
@@ -5897,19 +5971,19 @@
               <w:right w:val="single" w:sz="4" w:space="0" w:color="000000"/>
             </w:tcBorders>
             <w:tcMar>
-              <w:top w:w="90" w:type="dxa"/>
-              <w:left w:w="140" w:type="dxa"/>
-              <w:bottom w:w="90" w:type="dxa"/>
-              <w:right w:w="140" w:type="dxa"/>
-            </w:tcMar>
-          </w:tcPr>
-          <w:p>
-            <w:pPr>
-              <w:spacing w:after="0" w:line="264" w:lineRule="auto"/>
-            </w:pPr>
-            <w:r>
-              <w:rPr>
-                <w:sz w:val="20"/>
+              <w:top w:w="45" w:type="dxa"/>
+              <w:left w:w="140" w:type="dxa"/>
+              <w:bottom w:w="45" w:type="dxa"/>
+              <w:right w:w="140" w:type="dxa"/>
+            </w:tcMar>
+          </w:tcPr>
+          <w:p>
+            <w:pPr>
+              <w:spacing w:after="0" w:line="264" w:lineRule="auto"/>
+            </w:pPr>
+            <w:r>
+              <w:rPr>
+                <w:sz w:val="19"/>
               </w:rPr>
               <w:t>Functional</w:t>
             </w:r>
@@ -5917,27 +5991,27 @@
         </w:tc>
         <w:tc>
           <w:tcPr>
-            <w:tcW w:w="4032" w:type="dxa"/>
-            <w:tcBorders>
-              <w:top w:val="single" w:sz="4" w:space="0" w:color="000000"/>
-              <w:left w:val="single" w:sz="4" w:space="0" w:color="000000"/>
-              <w:bottom w:val="single" w:sz="4" w:space="0" w:color="000000"/>
-              <w:right w:val="single" w:sz="4" w:space="0" w:color="000000"/>
-            </w:tcBorders>
-            <w:tcMar>
-              <w:top w:w="90" w:type="dxa"/>
-              <w:left w:w="140" w:type="dxa"/>
-              <w:bottom w:w="90" w:type="dxa"/>
-              <w:right w:w="140" w:type="dxa"/>
-            </w:tcMar>
-          </w:tcPr>
-          <w:p>
-            <w:pPr>
-              <w:spacing w:after="0" w:line="264" w:lineRule="auto"/>
-            </w:pPr>
-            <w:r>
-              <w:rPr>
-                <w:sz w:val="20"/>
+            <w:tcW w:w="3888" w:type="dxa"/>
+            <w:tcBorders>
+              <w:top w:val="single" w:sz="4" w:space="0" w:color="000000"/>
+              <w:left w:val="single" w:sz="4" w:space="0" w:color="000000"/>
+              <w:bottom w:val="single" w:sz="4" w:space="0" w:color="000000"/>
+              <w:right w:val="single" w:sz="4" w:space="0" w:color="000000"/>
+            </w:tcBorders>
+            <w:tcMar>
+              <w:top w:w="45" w:type="dxa"/>
+              <w:left w:w="140" w:type="dxa"/>
+              <w:bottom w:w="45" w:type="dxa"/>
+              <w:right w:w="140" w:type="dxa"/>
+            </w:tcMar>
+          </w:tcPr>
+          <w:p>
+            <w:pPr>
+              <w:spacing w:after="0" w:line="264" w:lineRule="auto"/>
+            </w:pPr>
+            <w:r>
+              <w:rPr>
+                <w:sz w:val="19"/>
               </w:rPr>
               <w:t>Tamper-Evident Download</w:t>
             </w:r>
@@ -5945,27 +6019,27 @@
         </w:tc>
         <w:tc>
           <w:tcPr>
-            <w:tcW w:w="2160" w:type="dxa"/>
-            <w:tcBorders>
-              <w:top w:val="single" w:sz="4" w:space="0" w:color="000000"/>
-              <w:left w:val="single" w:sz="4" w:space="0" w:color="000000"/>
-              <w:bottom w:val="single" w:sz="4" w:space="0" w:color="000000"/>
-              <w:right w:val="single" w:sz="4" w:space="0" w:color="000000"/>
-            </w:tcBorders>
-            <w:tcMar>
-              <w:top w:w="90" w:type="dxa"/>
-              <w:left w:w="140" w:type="dxa"/>
-              <w:bottom w:w="90" w:type="dxa"/>
-              <w:right w:w="140" w:type="dxa"/>
-            </w:tcMar>
-          </w:tcPr>
-          <w:p>
-            <w:pPr>
-              <w:spacing w:after="0" w:line="264" w:lineRule="auto"/>
-            </w:pPr>
-            <w:r>
-              <w:rPr>
-                <w:sz w:val="20"/>
+            <w:tcW w:w="2304" w:type="dxa"/>
+            <w:tcBorders>
+              <w:top w:val="single" w:sz="4" w:space="0" w:color="000000"/>
+              <w:left w:val="single" w:sz="4" w:space="0" w:color="000000"/>
+              <w:bottom w:val="single" w:sz="4" w:space="0" w:color="000000"/>
+              <w:right w:val="single" w:sz="4" w:space="0" w:color="000000"/>
+            </w:tcBorders>
+            <w:tcMar>
+              <w:top w:w="45" w:type="dxa"/>
+              <w:left w:w="140" w:type="dxa"/>
+              <w:bottom w:w="45" w:type="dxa"/>
+              <w:right w:w="140" w:type="dxa"/>
+            </w:tcMar>
+          </w:tcPr>
+          <w:p>
+            <w:pPr>
+              <w:spacing w:after="0" w:line="264" w:lineRule="auto"/>
+            </w:pPr>
+            <w:r>
+              <w:rPr>
+                <w:sz w:val="19"/>
               </w:rPr>
               <w:t>Re-compute SHA-256 on decryption; abort stream if mismatch</w:t>
             </w:r>
@@ -5986,9 +6060,9 @@
               <w:right w:val="single" w:sz="4" w:space="0" w:color="000000"/>
             </w:tcBorders>
             <w:tcMar>
-              <w:top w:w="90" w:type="dxa"/>
-              <w:left w:w="140" w:type="dxa"/>
-              <w:bottom w:w="90" w:type="dxa"/>
+              <w:top w:w="45" w:type="dxa"/>
+              <w:left w:w="140" w:type="dxa"/>
+              <w:bottom w:w="45" w:type="dxa"/>
               <w:right w:w="140" w:type="dxa"/>
             </w:tcMar>
           </w:tcPr>
@@ -5999,7 +6073,7 @@
             </w:pPr>
             <w:r>
               <w:rPr>
-                <w:sz w:val="20"/>
+                <w:sz w:val="19"/>
               </w:rPr>
               <w:t>REQ-F06</w:t>
             </w:r>
@@ -6015,19 +6089,19 @@
               <w:right w:val="single" w:sz="4" w:space="0" w:color="000000"/>
             </w:tcBorders>
             <w:tcMar>
-              <w:top w:w="90" w:type="dxa"/>
-              <w:left w:w="140" w:type="dxa"/>
-              <w:bottom w:w="90" w:type="dxa"/>
-              <w:right w:w="140" w:type="dxa"/>
-            </w:tcMar>
-          </w:tcPr>
-          <w:p>
-            <w:pPr>
-              <w:spacing w:after="0" w:line="264" w:lineRule="auto"/>
-            </w:pPr>
-            <w:r>
-              <w:rPr>
-                <w:sz w:val="20"/>
+              <w:top w:w="45" w:type="dxa"/>
+              <w:left w:w="140" w:type="dxa"/>
+              <w:bottom w:w="45" w:type="dxa"/>
+              <w:right w:w="140" w:type="dxa"/>
+            </w:tcMar>
+          </w:tcPr>
+          <w:p>
+            <w:pPr>
+              <w:spacing w:after="0" w:line="264" w:lineRule="auto"/>
+            </w:pPr>
+            <w:r>
+              <w:rPr>
+                <w:sz w:val="19"/>
               </w:rPr>
               <w:t>Functional</w:t>
             </w:r>
@@ -6035,27 +6109,27 @@
         </w:tc>
         <w:tc>
           <w:tcPr>
-            <w:tcW w:w="4032" w:type="dxa"/>
-            <w:tcBorders>
-              <w:top w:val="single" w:sz="4" w:space="0" w:color="000000"/>
-              <w:left w:val="single" w:sz="4" w:space="0" w:color="000000"/>
-              <w:bottom w:val="single" w:sz="4" w:space="0" w:color="000000"/>
-              <w:right w:val="single" w:sz="4" w:space="0" w:color="000000"/>
-            </w:tcBorders>
-            <w:tcMar>
-              <w:top w:w="90" w:type="dxa"/>
-              <w:left w:w="140" w:type="dxa"/>
-              <w:bottom w:w="90" w:type="dxa"/>
-              <w:right w:w="140" w:type="dxa"/>
-            </w:tcMar>
-          </w:tcPr>
-          <w:p>
-            <w:pPr>
-              <w:spacing w:after="0" w:line="264" w:lineRule="auto"/>
-            </w:pPr>
-            <w:r>
-              <w:rPr>
-                <w:sz w:val="20"/>
+            <w:tcW w:w="3888" w:type="dxa"/>
+            <w:tcBorders>
+              <w:top w:val="single" w:sz="4" w:space="0" w:color="000000"/>
+              <w:left w:val="single" w:sz="4" w:space="0" w:color="000000"/>
+              <w:bottom w:val="single" w:sz="4" w:space="0" w:color="000000"/>
+              <w:right w:val="single" w:sz="4" w:space="0" w:color="000000"/>
+            </w:tcBorders>
+            <w:tcMar>
+              <w:top w:w="45" w:type="dxa"/>
+              <w:left w:w="140" w:type="dxa"/>
+              <w:bottom w:w="45" w:type="dxa"/>
+              <w:right w:w="140" w:type="dxa"/>
+            </w:tcMar>
+          </w:tcPr>
+          <w:p>
+            <w:pPr>
+              <w:spacing w:after="0" w:line="264" w:lineRule="auto"/>
+            </w:pPr>
+            <w:r>
+              <w:rPr>
+                <w:sz w:val="19"/>
               </w:rPr>
               <w:t>Immutable Audit Logging</w:t>
             </w:r>
@@ -6063,27 +6137,27 @@
         </w:tc>
         <w:tc>
           <w:tcPr>
-            <w:tcW w:w="2160" w:type="dxa"/>
-            <w:tcBorders>
-              <w:top w:val="single" w:sz="4" w:space="0" w:color="000000"/>
-              <w:left w:val="single" w:sz="4" w:space="0" w:color="000000"/>
-              <w:bottom w:val="single" w:sz="4" w:space="0" w:color="000000"/>
-              <w:right w:val="single" w:sz="4" w:space="0" w:color="000000"/>
-            </w:tcBorders>
-            <w:tcMar>
-              <w:top w:w="90" w:type="dxa"/>
-              <w:left w:w="140" w:type="dxa"/>
-              <w:bottom w:w="90" w:type="dxa"/>
-              <w:right w:w="140" w:type="dxa"/>
-            </w:tcMar>
-          </w:tcPr>
-          <w:p>
-            <w:pPr>
-              <w:spacing w:after="0" w:line="264" w:lineRule="auto"/>
-            </w:pPr>
-            <w:r>
-              <w:rPr>
-                <w:sz w:val="20"/>
+            <w:tcW w:w="2304" w:type="dxa"/>
+            <w:tcBorders>
+              <w:top w:val="single" w:sz="4" w:space="0" w:color="000000"/>
+              <w:left w:val="single" w:sz="4" w:space="0" w:color="000000"/>
+              <w:bottom w:val="single" w:sz="4" w:space="0" w:color="000000"/>
+              <w:right w:val="single" w:sz="4" w:space="0" w:color="000000"/>
+            </w:tcBorders>
+            <w:tcMar>
+              <w:top w:w="45" w:type="dxa"/>
+              <w:left w:w="140" w:type="dxa"/>
+              <w:bottom w:w="45" w:type="dxa"/>
+              <w:right w:w="140" w:type="dxa"/>
+            </w:tcMar>
+          </w:tcPr>
+          <w:p>
+            <w:pPr>
+              <w:spacing w:after="0" w:line="264" w:lineRule="auto"/>
+            </w:pPr>
+            <w:r>
+              <w:rPr>
+                <w:sz w:val="19"/>
               </w:rPr>
               <w:t>ISO 27037 compliant logs recording actor, IP, timestamp &amp; action</w:t>
             </w:r>
@@ -6104,9 +6178,9 @@
               <w:right w:val="single" w:sz="4" w:space="0" w:color="000000"/>
             </w:tcBorders>
             <w:tcMar>
-              <w:top w:w="90" w:type="dxa"/>
-              <w:left w:w="140" w:type="dxa"/>
-              <w:bottom w:w="90" w:type="dxa"/>
+              <w:top w:w="45" w:type="dxa"/>
+              <w:left w:w="140" w:type="dxa"/>
+              <w:bottom w:w="45" w:type="dxa"/>
               <w:right w:w="140" w:type="dxa"/>
             </w:tcMar>
           </w:tcPr>
@@ -6117,7 +6191,7 @@
             </w:pPr>
             <w:r>
               <w:rPr>
-                <w:sz w:val="20"/>
+                <w:sz w:val="19"/>
               </w:rPr>
               <w:t>REQ-F07</w:t>
             </w:r>
@@ -6133,19 +6207,19 @@
               <w:right w:val="single" w:sz="4" w:space="0" w:color="000000"/>
             </w:tcBorders>
             <w:tcMar>
-              <w:top w:w="90" w:type="dxa"/>
-              <w:left w:w="140" w:type="dxa"/>
-              <w:bottom w:w="90" w:type="dxa"/>
-              <w:right w:w="140" w:type="dxa"/>
-            </w:tcMar>
-          </w:tcPr>
-          <w:p>
-            <w:pPr>
-              <w:spacing w:after="0" w:line="264" w:lineRule="auto"/>
-            </w:pPr>
-            <w:r>
-              <w:rPr>
-                <w:sz w:val="20"/>
+              <w:top w:w="45" w:type="dxa"/>
+              <w:left w:w="140" w:type="dxa"/>
+              <w:bottom w:w="45" w:type="dxa"/>
+              <w:right w:w="140" w:type="dxa"/>
+            </w:tcMar>
+          </w:tcPr>
+          <w:p>
+            <w:pPr>
+              <w:spacing w:after="0" w:line="264" w:lineRule="auto"/>
+            </w:pPr>
+            <w:r>
+              <w:rPr>
+                <w:sz w:val="19"/>
               </w:rPr>
               <w:t>Functional</w:t>
             </w:r>
@@ -6153,27 +6227,27 @@
         </w:tc>
         <w:tc>
           <w:tcPr>
-            <w:tcW w:w="4032" w:type="dxa"/>
-            <w:tcBorders>
-              <w:top w:val="single" w:sz="4" w:space="0" w:color="000000"/>
-              <w:left w:val="single" w:sz="4" w:space="0" w:color="000000"/>
-              <w:bottom w:val="single" w:sz="4" w:space="0" w:color="000000"/>
-              <w:right w:val="single" w:sz="4" w:space="0" w:color="000000"/>
-            </w:tcBorders>
-            <w:tcMar>
-              <w:top w:w="90" w:type="dxa"/>
-              <w:left w:w="140" w:type="dxa"/>
-              <w:bottom w:w="90" w:type="dxa"/>
-              <w:right w:w="140" w:type="dxa"/>
-            </w:tcMar>
-          </w:tcPr>
-          <w:p>
-            <w:pPr>
-              <w:spacing w:after="0" w:line="264" w:lineRule="auto"/>
-            </w:pPr>
-            <w:r>
-              <w:rPr>
-                <w:sz w:val="20"/>
+            <w:tcW w:w="3888" w:type="dxa"/>
+            <w:tcBorders>
+              <w:top w:val="single" w:sz="4" w:space="0" w:color="000000"/>
+              <w:left w:val="single" w:sz="4" w:space="0" w:color="000000"/>
+              <w:bottom w:val="single" w:sz="4" w:space="0" w:color="000000"/>
+              <w:right w:val="single" w:sz="4" w:space="0" w:color="000000"/>
+            </w:tcBorders>
+            <w:tcMar>
+              <w:top w:w="45" w:type="dxa"/>
+              <w:left w:w="140" w:type="dxa"/>
+              <w:bottom w:w="45" w:type="dxa"/>
+              <w:right w:w="140" w:type="dxa"/>
+            </w:tcMar>
+          </w:tcPr>
+          <w:p>
+            <w:pPr>
+              <w:spacing w:after="0" w:line="264" w:lineRule="auto"/>
+            </w:pPr>
+            <w:r>
+              <w:rPr>
+                <w:sz w:val="19"/>
               </w:rPr>
               <w:t>AI Forensic Assistant</w:t>
             </w:r>
@@ -6181,27 +6255,27 @@
         </w:tc>
         <w:tc>
           <w:tcPr>
-            <w:tcW w:w="2160" w:type="dxa"/>
-            <w:tcBorders>
-              <w:top w:val="single" w:sz="4" w:space="0" w:color="000000"/>
-              <w:left w:val="single" w:sz="4" w:space="0" w:color="000000"/>
-              <w:bottom w:val="single" w:sz="4" w:space="0" w:color="000000"/>
-              <w:right w:val="single" w:sz="4" w:space="0" w:color="000000"/>
-            </w:tcBorders>
-            <w:tcMar>
-              <w:top w:w="90" w:type="dxa"/>
-              <w:left w:w="140" w:type="dxa"/>
-              <w:bottom w:w="90" w:type="dxa"/>
-              <w:right w:w="140" w:type="dxa"/>
-            </w:tcMar>
-          </w:tcPr>
-          <w:p>
-            <w:pPr>
-              <w:spacing w:after="0" w:line="264" w:lineRule="auto"/>
-            </w:pPr>
-            <w:r>
-              <w:rPr>
-                <w:sz w:val="20"/>
+            <w:tcW w:w="2304" w:type="dxa"/>
+            <w:tcBorders>
+              <w:top w:val="single" w:sz="4" w:space="0" w:color="000000"/>
+              <w:left w:val="single" w:sz="4" w:space="0" w:color="000000"/>
+              <w:bottom w:val="single" w:sz="4" w:space="0" w:color="000000"/>
+              <w:right w:val="single" w:sz="4" w:space="0" w:color="000000"/>
+            </w:tcBorders>
+            <w:tcMar>
+              <w:top w:w="45" w:type="dxa"/>
+              <w:left w:w="140" w:type="dxa"/>
+              <w:bottom w:w="45" w:type="dxa"/>
+              <w:right w:w="140" w:type="dxa"/>
+            </w:tcMar>
+          </w:tcPr>
+          <w:p>
+            <w:pPr>
+              <w:spacing w:after="0" w:line="264" w:lineRule="auto"/>
+            </w:pPr>
+            <w:r>
+              <w:rPr>
+                <w:sz w:val="19"/>
               </w:rPr>
               <w:t>Sub-100ms regex search + Gemini API for legal compliance advice</w:t>
             </w:r>
@@ -6222,9 +6296,9 @@
               <w:right w:val="single" w:sz="4" w:space="0" w:color="000000"/>
             </w:tcBorders>
             <w:tcMar>
-              <w:top w:w="90" w:type="dxa"/>
-              <w:left w:w="140" w:type="dxa"/>
-              <w:bottom w:w="90" w:type="dxa"/>
+              <w:top w:w="45" w:type="dxa"/>
+              <w:left w:w="140" w:type="dxa"/>
+              <w:bottom w:w="45" w:type="dxa"/>
               <w:right w:w="140" w:type="dxa"/>
             </w:tcMar>
           </w:tcPr>
@@ -6235,7 +6309,7 @@
             </w:pPr>
             <w:r>
               <w:rPr>
-                <w:sz w:val="20"/>
+                <w:sz w:val="19"/>
               </w:rPr>
               <w:t>REQ-NF01</w:t>
             </w:r>
@@ -6251,19 +6325,19 @@
               <w:right w:val="single" w:sz="4" w:space="0" w:color="000000"/>
             </w:tcBorders>
             <w:tcMar>
-              <w:top w:w="90" w:type="dxa"/>
-              <w:left w:w="140" w:type="dxa"/>
-              <w:bottom w:w="90" w:type="dxa"/>
-              <w:right w:w="140" w:type="dxa"/>
-            </w:tcMar>
-          </w:tcPr>
-          <w:p>
-            <w:pPr>
-              <w:spacing w:after="0" w:line="264" w:lineRule="auto"/>
-            </w:pPr>
-            <w:r>
-              <w:rPr>
-                <w:sz w:val="20"/>
+              <w:top w:w="45" w:type="dxa"/>
+              <w:left w:w="140" w:type="dxa"/>
+              <w:bottom w:w="45" w:type="dxa"/>
+              <w:right w:w="140" w:type="dxa"/>
+            </w:tcMar>
+          </w:tcPr>
+          <w:p>
+            <w:pPr>
+              <w:spacing w:after="0" w:line="264" w:lineRule="auto"/>
+            </w:pPr>
+            <w:r>
+              <w:rPr>
+                <w:sz w:val="19"/>
               </w:rPr>
               <w:t>Non-Functional</w:t>
             </w:r>
@@ -6271,27 +6345,27 @@
         </w:tc>
         <w:tc>
           <w:tcPr>
-            <w:tcW w:w="4032" w:type="dxa"/>
-            <w:tcBorders>
-              <w:top w:val="single" w:sz="4" w:space="0" w:color="000000"/>
-              <w:left w:val="single" w:sz="4" w:space="0" w:color="000000"/>
-              <w:bottom w:val="single" w:sz="4" w:space="0" w:color="000000"/>
-              <w:right w:val="single" w:sz="4" w:space="0" w:color="000000"/>
-            </w:tcBorders>
-            <w:tcMar>
-              <w:top w:w="90" w:type="dxa"/>
-              <w:left w:w="140" w:type="dxa"/>
-              <w:bottom w:w="90" w:type="dxa"/>
-              <w:right w:w="140" w:type="dxa"/>
-            </w:tcMar>
-          </w:tcPr>
-          <w:p>
-            <w:pPr>
-              <w:spacing w:after="0" w:line="264" w:lineRule="auto"/>
-            </w:pPr>
-            <w:r>
-              <w:rPr>
-                <w:sz w:val="20"/>
+            <w:tcW w:w="3888" w:type="dxa"/>
+            <w:tcBorders>
+              <w:top w:val="single" w:sz="4" w:space="0" w:color="000000"/>
+              <w:left w:val="single" w:sz="4" w:space="0" w:color="000000"/>
+              <w:bottom w:val="single" w:sz="4" w:space="0" w:color="000000"/>
+              <w:right w:val="single" w:sz="4" w:space="0" w:color="000000"/>
+            </w:tcBorders>
+            <w:tcMar>
+              <w:top w:w="45" w:type="dxa"/>
+              <w:left w:w="140" w:type="dxa"/>
+              <w:bottom w:w="45" w:type="dxa"/>
+              <w:right w:w="140" w:type="dxa"/>
+            </w:tcMar>
+          </w:tcPr>
+          <w:p>
+            <w:pPr>
+              <w:spacing w:after="0" w:line="264" w:lineRule="auto"/>
+            </w:pPr>
+            <w:r>
+              <w:rPr>
+                <w:sz w:val="19"/>
               </w:rPr>
               <w:t>Performance &amp; Throughput</w:t>
             </w:r>
@@ -6299,27 +6373,27 @@
         </w:tc>
         <w:tc>
           <w:tcPr>
-            <w:tcW w:w="2160" w:type="dxa"/>
-            <w:tcBorders>
-              <w:top w:val="single" w:sz="4" w:space="0" w:color="000000"/>
-              <w:left w:val="single" w:sz="4" w:space="0" w:color="000000"/>
-              <w:bottom w:val="single" w:sz="4" w:space="0" w:color="000000"/>
-              <w:right w:val="single" w:sz="4" w:space="0" w:color="000000"/>
-            </w:tcBorders>
-            <w:tcMar>
-              <w:top w:w="90" w:type="dxa"/>
-              <w:left w:w="140" w:type="dxa"/>
-              <w:bottom w:w="90" w:type="dxa"/>
-              <w:right w:w="140" w:type="dxa"/>
-            </w:tcMar>
-          </w:tcPr>
-          <w:p>
-            <w:pPr>
-              <w:spacing w:after="0" w:line="264" w:lineRule="auto"/>
-            </w:pPr>
-            <w:r>
-              <w:rPr>
-                <w:sz w:val="20"/>
+            <w:tcW w:w="2304" w:type="dxa"/>
+            <w:tcBorders>
+              <w:top w:val="single" w:sz="4" w:space="0" w:color="000000"/>
+              <w:left w:val="single" w:sz="4" w:space="0" w:color="000000"/>
+              <w:bottom w:val="single" w:sz="4" w:space="0" w:color="000000"/>
+              <w:right w:val="single" w:sz="4" w:space="0" w:color="000000"/>
+            </w:tcBorders>
+            <w:tcMar>
+              <w:top w:w="45" w:type="dxa"/>
+              <w:left w:w="140" w:type="dxa"/>
+              <w:bottom w:w="45" w:type="dxa"/>
+              <w:right w:w="140" w:type="dxa"/>
+            </w:tcMar>
+          </w:tcPr>
+          <w:p>
+            <w:pPr>
+              <w:spacing w:after="0" w:line="264" w:lineRule="auto"/>
+            </w:pPr>
+            <w:r>
+              <w:rPr>
+                <w:sz w:val="19"/>
               </w:rPr>
               <w:t>API response latency &lt; 50ms; cryptographic overhead &lt; 15ms</w:t>
             </w:r>
@@ -6340,9 +6414,9 @@
               <w:right w:val="single" w:sz="4" w:space="0" w:color="000000"/>
             </w:tcBorders>
             <w:tcMar>
-              <w:top w:w="90" w:type="dxa"/>
-              <w:left w:w="140" w:type="dxa"/>
-              <w:bottom w:w="90" w:type="dxa"/>
+              <w:top w:w="45" w:type="dxa"/>
+              <w:left w:w="140" w:type="dxa"/>
+              <w:bottom w:w="45" w:type="dxa"/>
               <w:right w:w="140" w:type="dxa"/>
             </w:tcMar>
           </w:tcPr>
@@ -6353,7 +6427,7 @@
             </w:pPr>
             <w:r>
               <w:rPr>
-                <w:sz w:val="20"/>
+                <w:sz w:val="19"/>
               </w:rPr>
               <w:t>REQ-NF02</w:t>
             </w:r>
@@ -6369,19 +6443,19 @@
               <w:right w:val="single" w:sz="4" w:space="0" w:color="000000"/>
             </w:tcBorders>
             <w:tcMar>
-              <w:top w:w="90" w:type="dxa"/>
-              <w:left w:w="140" w:type="dxa"/>
-              <w:bottom w:w="90" w:type="dxa"/>
-              <w:right w:w="140" w:type="dxa"/>
-            </w:tcMar>
-          </w:tcPr>
-          <w:p>
-            <w:pPr>
-              <w:spacing w:after="0" w:line="264" w:lineRule="auto"/>
-            </w:pPr>
-            <w:r>
-              <w:rPr>
-                <w:sz w:val="20"/>
+              <w:top w:w="45" w:type="dxa"/>
+              <w:left w:w="140" w:type="dxa"/>
+              <w:bottom w:w="45" w:type="dxa"/>
+              <w:right w:w="140" w:type="dxa"/>
+            </w:tcMar>
+          </w:tcPr>
+          <w:p>
+            <w:pPr>
+              <w:spacing w:after="0" w:line="264" w:lineRule="auto"/>
+            </w:pPr>
+            <w:r>
+              <w:rPr>
+                <w:sz w:val="19"/>
               </w:rPr>
               <w:t>Non-Functional</w:t>
             </w:r>
@@ -6389,27 +6463,27 @@
         </w:tc>
         <w:tc>
           <w:tcPr>
-            <w:tcW w:w="4032" w:type="dxa"/>
-            <w:tcBorders>
-              <w:top w:val="single" w:sz="4" w:space="0" w:color="000000"/>
-              <w:left w:val="single" w:sz="4" w:space="0" w:color="000000"/>
-              <w:bottom w:val="single" w:sz="4" w:space="0" w:color="000000"/>
-              <w:right w:val="single" w:sz="4" w:space="0" w:color="000000"/>
-            </w:tcBorders>
-            <w:tcMar>
-              <w:top w:w="90" w:type="dxa"/>
-              <w:left w:w="140" w:type="dxa"/>
-              <w:bottom w:w="90" w:type="dxa"/>
-              <w:right w:w="140" w:type="dxa"/>
-            </w:tcMar>
-          </w:tcPr>
-          <w:p>
-            <w:pPr>
-              <w:spacing w:after="0" w:line="264" w:lineRule="auto"/>
-            </w:pPr>
-            <w:r>
-              <w:rPr>
-                <w:sz w:val="20"/>
+            <w:tcW w:w="3888" w:type="dxa"/>
+            <w:tcBorders>
+              <w:top w:val="single" w:sz="4" w:space="0" w:color="000000"/>
+              <w:left w:val="single" w:sz="4" w:space="0" w:color="000000"/>
+              <w:bottom w:val="single" w:sz="4" w:space="0" w:color="000000"/>
+              <w:right w:val="single" w:sz="4" w:space="0" w:color="000000"/>
+            </w:tcBorders>
+            <w:tcMar>
+              <w:top w:w="45" w:type="dxa"/>
+              <w:left w:w="140" w:type="dxa"/>
+              <w:bottom w:w="45" w:type="dxa"/>
+              <w:right w:w="140" w:type="dxa"/>
+            </w:tcMar>
+          </w:tcPr>
+          <w:p>
+            <w:pPr>
+              <w:spacing w:after="0" w:line="264" w:lineRule="auto"/>
+            </w:pPr>
+            <w:r>
+              <w:rPr>
+                <w:sz w:val="19"/>
               </w:rPr>
               <w:t>Defensive Security</w:t>
             </w:r>
@@ -6417,27 +6491,27 @@
         </w:tc>
         <w:tc>
           <w:tcPr>
-            <w:tcW w:w="2160" w:type="dxa"/>
-            <w:tcBorders>
-              <w:top w:val="single" w:sz="4" w:space="0" w:color="000000"/>
-              <w:left w:val="single" w:sz="4" w:space="0" w:color="000000"/>
-              <w:bottom w:val="single" w:sz="4" w:space="0" w:color="000000"/>
-              <w:right w:val="single" w:sz="4" w:space="0" w:color="000000"/>
-            </w:tcBorders>
-            <w:tcMar>
-              <w:top w:w="90" w:type="dxa"/>
-              <w:left w:w="140" w:type="dxa"/>
-              <w:bottom w:w="90" w:type="dxa"/>
-              <w:right w:w="140" w:type="dxa"/>
-            </w:tcMar>
-          </w:tcPr>
-          <w:p>
-            <w:pPr>
-              <w:spacing w:after="0" w:line="264" w:lineRule="auto"/>
-            </w:pPr>
-            <w:r>
-              <w:rPr>
-                <w:sz w:val="20"/>
+            <w:tcW w:w="2304" w:type="dxa"/>
+            <w:tcBorders>
+              <w:top w:val="single" w:sz="4" w:space="0" w:color="000000"/>
+              <w:left w:val="single" w:sz="4" w:space="0" w:color="000000"/>
+              <w:bottom w:val="single" w:sz="4" w:space="0" w:color="000000"/>
+              <w:right w:val="single" w:sz="4" w:space="0" w:color="000000"/>
+            </w:tcBorders>
+            <w:tcMar>
+              <w:top w:w="45" w:type="dxa"/>
+              <w:left w:w="140" w:type="dxa"/>
+              <w:bottom w:w="45" w:type="dxa"/>
+              <w:right w:w="140" w:type="dxa"/>
+            </w:tcMar>
+          </w:tcPr>
+          <w:p>
+            <w:pPr>
+              <w:spacing w:after="0" w:line="264" w:lineRule="auto"/>
+            </w:pPr>
+            <w:r>
+              <w:rPr>
+                <w:sz w:val="19"/>
               </w:rPr>
               <w:t>Helmet security headers, CORS origin enforcement, rate limiting</w:t>
             </w:r>
@@ -6458,9 +6532,9 @@
               <w:right w:val="single" w:sz="4" w:space="0" w:color="000000"/>
             </w:tcBorders>
             <w:tcMar>
-              <w:top w:w="90" w:type="dxa"/>
-              <w:left w:w="140" w:type="dxa"/>
-              <w:bottom w:w="90" w:type="dxa"/>
+              <w:top w:w="45" w:type="dxa"/>
+              <w:left w:w="140" w:type="dxa"/>
+              <w:bottom w:w="45" w:type="dxa"/>
               <w:right w:w="140" w:type="dxa"/>
             </w:tcMar>
           </w:tcPr>
@@ -6471,7 +6545,7 @@
             </w:pPr>
             <w:r>
               <w:rPr>
-                <w:sz w:val="20"/>
+                <w:sz w:val="19"/>
               </w:rPr>
               <w:t>REQ-NF03</w:t>
             </w:r>
@@ -6487,19 +6561,19 @@
               <w:right w:val="single" w:sz="4" w:space="0" w:color="000000"/>
             </w:tcBorders>
             <w:tcMar>
-              <w:top w:w="90" w:type="dxa"/>
-              <w:left w:w="140" w:type="dxa"/>
-              <w:bottom w:w="90" w:type="dxa"/>
-              <w:right w:w="140" w:type="dxa"/>
-            </w:tcMar>
-          </w:tcPr>
-          <w:p>
-            <w:pPr>
-              <w:spacing w:after="0" w:line="264" w:lineRule="auto"/>
-            </w:pPr>
-            <w:r>
-              <w:rPr>
-                <w:sz w:val="20"/>
+              <w:top w:w="45" w:type="dxa"/>
+              <w:left w:w="140" w:type="dxa"/>
+              <w:bottom w:w="45" w:type="dxa"/>
+              <w:right w:w="140" w:type="dxa"/>
+            </w:tcMar>
+          </w:tcPr>
+          <w:p>
+            <w:pPr>
+              <w:spacing w:after="0" w:line="264" w:lineRule="auto"/>
+            </w:pPr>
+            <w:r>
+              <w:rPr>
+                <w:sz w:val="19"/>
               </w:rPr>
               <w:t>Non-Functional</w:t>
             </w:r>
@@ -6507,27 +6581,27 @@
         </w:tc>
         <w:tc>
           <w:tcPr>
-            <w:tcW w:w="4032" w:type="dxa"/>
-            <w:tcBorders>
-              <w:top w:val="single" w:sz="4" w:space="0" w:color="000000"/>
-              <w:left w:val="single" w:sz="4" w:space="0" w:color="000000"/>
-              <w:bottom w:val="single" w:sz="4" w:space="0" w:color="000000"/>
-              <w:right w:val="single" w:sz="4" w:space="0" w:color="000000"/>
-            </w:tcBorders>
-            <w:tcMar>
-              <w:top w:w="90" w:type="dxa"/>
-              <w:left w:w="140" w:type="dxa"/>
-              <w:bottom w:w="90" w:type="dxa"/>
-              <w:right w:w="140" w:type="dxa"/>
-            </w:tcMar>
-          </w:tcPr>
-          <w:p>
-            <w:pPr>
-              <w:spacing w:after="0" w:line="264" w:lineRule="auto"/>
-            </w:pPr>
-            <w:r>
-              <w:rPr>
-                <w:sz w:val="20"/>
+            <w:tcW w:w="3888" w:type="dxa"/>
+            <w:tcBorders>
+              <w:top w:val="single" w:sz="4" w:space="0" w:color="000000"/>
+              <w:left w:val="single" w:sz="4" w:space="0" w:color="000000"/>
+              <w:bottom w:val="single" w:sz="4" w:space="0" w:color="000000"/>
+              <w:right w:val="single" w:sz="4" w:space="0" w:color="000000"/>
+            </w:tcBorders>
+            <w:tcMar>
+              <w:top w:w="45" w:type="dxa"/>
+              <w:left w:w="140" w:type="dxa"/>
+              <w:bottom w:w="45" w:type="dxa"/>
+              <w:right w:w="140" w:type="dxa"/>
+            </w:tcMar>
+          </w:tcPr>
+          <w:p>
+            <w:pPr>
+              <w:spacing w:after="0" w:line="264" w:lineRule="auto"/>
+            </w:pPr>
+            <w:r>
+              <w:rPr>
+                <w:sz w:val="19"/>
               </w:rPr>
               <w:t>Data Integrity</w:t>
             </w:r>
@@ -6535,36 +6609,29 @@
         </w:tc>
         <w:tc>
           <w:tcPr>
-            <w:tcW w:w="2160" w:type="dxa"/>
-            <w:tcBorders>
-              <w:top w:val="single" w:sz="4" w:space="0" w:color="000000"/>
-              <w:left w:val="single" w:sz="4" w:space="0" w:color="000000"/>
-              <w:bottom w:val="single" w:sz="4" w:space="0" w:color="000000"/>
-              <w:right w:val="single" w:sz="4" w:space="0" w:color="000000"/>
-            </w:tcBorders>
-            <w:tcMar>
-              <w:top w:w="90" w:type="dxa"/>
-              <w:left w:w="140" w:type="dxa"/>
-              <w:bottom w:w="90" w:type="dxa"/>
-              <w:right w:w="140" w:type="dxa"/>
-            </w:tcMar>
-          </w:tcPr>
-          <w:p>
-            <w:pPr>
-              <w:spacing w:after="0" w:line="264" w:lineRule="auto"/>
-            </w:pPr>
-            <w:r>
-              <w:rPr>
-                <w:sz w:val="20"/>
-              </w:rPr>
-              <w:t xml:space="preserve">Zero data loss; 100% mathematical integrity </w:t>
-            </w:r>
-            <w:r>
-              <w:rPr>
-                <w:sz w:val="20"/>
-              </w:rPr>
-              <w:lastRenderedPageBreak/>
-              <w:t>preservation</w:t>
+            <w:tcW w:w="2304" w:type="dxa"/>
+            <w:tcBorders>
+              <w:top w:val="single" w:sz="4" w:space="0" w:color="000000"/>
+              <w:left w:val="single" w:sz="4" w:space="0" w:color="000000"/>
+              <w:bottom w:val="single" w:sz="4" w:space="0" w:color="000000"/>
+              <w:right w:val="single" w:sz="4" w:space="0" w:color="000000"/>
+            </w:tcBorders>
+            <w:tcMar>
+              <w:top w:w="45" w:type="dxa"/>
+              <w:left w:w="140" w:type="dxa"/>
+              <w:bottom w:w="45" w:type="dxa"/>
+              <w:right w:w="140" w:type="dxa"/>
+            </w:tcMar>
+          </w:tcPr>
+          <w:p>
+            <w:pPr>
+              <w:spacing w:after="0" w:line="264" w:lineRule="auto"/>
+            </w:pPr>
+            <w:r>
+              <w:rPr>
+                <w:sz w:val="19"/>
+              </w:rPr>
+              <w:t>Zero data loss; 100% mathematical integrity</w:t>
             </w:r>
           </w:p>
         </w:tc>
@@ -6572,6 +6639,7 @@
     </w:tbl>
     <w:p>
       <w:pPr>
+        <w:keepNext/>
         <w:spacing w:before="200" w:after="80"/>
       </w:pPr>
       <w:r>
@@ -6593,6 +6661,7 @@
     </w:p>
     <w:p>
       <w:pPr>
+        <w:keepNext/>
         <w:spacing w:before="200"/>
         <w:jc w:val="center"/>
       </w:pPr>
@@ -6617,6 +6686,7 @@
       </w:tblGrid>
       <w:tr>
         <w:trPr>
+          <w:tblHeader/>
           <w:jc w:val="center"/>
         </w:trPr>
         <w:tc>
@@ -7345,6 +7415,7 @@
     </w:p>
     <w:p>
       <w:pPr>
+        <w:keepNext/>
         <w:spacing w:before="280"/>
       </w:pPr>
       <w:r>
@@ -7357,6 +7428,7 @@
     </w:p>
     <w:p>
       <w:pPr>
+        <w:keepNext/>
         <w:spacing w:before="200" w:after="80"/>
       </w:pPr>
       <w:r>
@@ -7380,11 +7452,15 @@
         <w:jc w:val="both"/>
       </w:pPr>
       <w:r>
-        <w:t>The architecture integrates a React 18 frontend communicating over secure HTTPS/JSON REST channels with an Express.js API gateway. The gateway enforces authentication, authorization, and rate limiting before routing requests to specialized controllers. Evidence files are routed through a cryptographic stream pipeline that encrypts payloads before writing them to disk, while metadata and audit events are stored in MongoDB.</w:t>
-      </w:r>
-    </w:p>
-    <w:p>
-      <w:pPr>
+        <w:t>The architecture integrates a React 18 frontend communicating over secure HTTPS/JSON REST channels with an Express.js API gateway. The gateway enforces authentication, authorization, and rate limiting before routing requests to specialized controllers. Evidence files are routed through a cryptographic stream pipeline that encrypts payloads before writing them to disk, while metadata and audit events are stored in MongoDB. This multi-tier segregation ensures that cryptographic key handling remains strictly d</w:t>
+      </w:r>
+      <w:r>
+        <w:t>ecoupled from persistence, preventing unauthorized access even in the event of an underlying database compromise, while providing high-throughput streaming capabilities for large forensic disk images.</w:t>
+      </w:r>
+    </w:p>
+    <w:p>
+      <w:pPr>
+        <w:keepNext/>
         <w:spacing w:before="200" w:after="80"/>
       </w:pPr>
       <w:r>
@@ -7494,6 +7570,7 @@
     </w:p>
     <w:p>
       <w:pPr>
+        <w:keepNext/>
         <w:spacing w:before="200" w:after="80"/>
       </w:pPr>
       <w:r>
@@ -7624,6 +7701,7 @@
     </w:p>
     <w:p>
       <w:pPr>
+        <w:keepNext/>
         <w:spacing w:before="200" w:after="80"/>
       </w:pPr>
       <w:r>
@@ -7644,6 +7722,7 @@
     </w:p>
     <w:p>
       <w:pPr>
+        <w:keepNext/>
         <w:spacing w:before="200"/>
         <w:jc w:val="center"/>
       </w:pPr>
@@ -7670,6 +7749,7 @@
       </w:tblGrid>
       <w:tr>
         <w:trPr>
+          <w:tblHeader/>
           <w:jc w:val="center"/>
         </w:trPr>
         <w:tc>
@@ -8994,6 +9074,7 @@
     </w:tbl>
     <w:p>
       <w:pPr>
+        <w:keepNext/>
         <w:spacing w:before="200" w:after="80"/>
       </w:pPr>
       <w:r>
@@ -9026,6 +9107,7 @@
     </w:p>
     <w:p>
       <w:pPr>
+        <w:keepNext/>
         <w:spacing w:before="280"/>
       </w:pPr>
       <w:r>
@@ -9038,6 +9120,7 @@
     </w:p>
     <w:p>
       <w:pPr>
+        <w:keepNext/>
         <w:spacing w:before="200" w:after="80"/>
       </w:pPr>
       <w:r>
@@ -9147,6 +9230,7 @@
     </w:p>
     <w:p>
       <w:pPr>
+        <w:keepNext/>
         <w:spacing w:before="200" w:after="80"/>
       </w:pPr>
       <w:r>
@@ -9277,6 +9361,7 @@
     </w:p>
     <w:p>
       <w:pPr>
+        <w:keepNext/>
         <w:spacing w:before="200" w:after="80"/>
       </w:pPr>
       <w:r>
@@ -9300,6 +9385,7 @@
     </w:p>
     <w:p>
       <w:pPr>
+        <w:keepNext/>
         <w:spacing w:before="200" w:after="80"/>
       </w:pPr>
       <w:r>
@@ -9431,6 +9517,7 @@
     </w:p>
     <w:p>
       <w:pPr>
+        <w:keepNext/>
         <w:spacing w:before="200" w:after="80"/>
       </w:pPr>
       <w:r>
@@ -9551,6 +9638,7 @@
     </w:p>
     <w:p>
       <w:pPr>
+        <w:keepNext/>
         <w:spacing w:before="280"/>
       </w:pPr>
       <w:r>
@@ -9563,6 +9651,7 @@
     </w:p>
     <w:p>
       <w:pPr>
+        <w:keepNext/>
         <w:spacing w:before="200" w:after="80"/>
       </w:pPr>
       <w:r>
@@ -9583,6 +9672,7 @@
     </w:p>
     <w:p>
       <w:pPr>
+        <w:keepNext/>
         <w:spacing w:before="200"/>
         <w:jc w:val="center"/>
       </w:pPr>
@@ -9608,6 +9698,7 @@
       </w:tblGrid>
       <w:tr>
         <w:trPr>
+          <w:tblHeader/>
           <w:jc w:val="center"/>
         </w:trPr>
         <w:tc>
@@ -10787,6 +10878,7 @@
     </w:tbl>
     <w:p>
       <w:pPr>
+        <w:keepNext/>
         <w:spacing w:before="200" w:after="80"/>
       </w:pPr>
       <w:r>
@@ -10807,6 +10899,7 @@
     </w:p>
     <w:p>
       <w:pPr>
+        <w:keepNext/>
         <w:spacing w:before="200" w:after="80"/>
       </w:pPr>
       <w:r>
@@ -10827,6 +10920,7 @@
     </w:p>
     <w:p>
       <w:pPr>
+        <w:keepNext/>
         <w:spacing w:before="200" w:after="80"/>
       </w:pPr>
       <w:r>
@@ -10942,11 +11036,13 @@
         <w:rPr>
           <w:b/>
         </w:rPr>
+        <w:lastRenderedPageBreak/>
         <w:t>CO Alignment: CO3 – Test, validate performance, and deploy software solutions.</w:t>
       </w:r>
     </w:p>
     <w:p>
       <w:pPr>
+        <w:keepNext/>
         <w:spacing w:before="280"/>
       </w:pPr>
       <w:r>
@@ -10954,12 +11050,12 @@
           <w:b/>
           <w:sz w:val="28"/>
         </w:rPr>
-        <w:lastRenderedPageBreak/>
         <w:t>7. INDUSTRY / PROFESSIONAL LEARNING</w:t>
       </w:r>
     </w:p>
     <w:p>
       <w:pPr>
+        <w:keepNext/>
         <w:spacing w:before="200" w:after="80"/>
       </w:pPr>
       <w:r>
@@ -10980,6 +11076,7 @@
     </w:p>
     <w:p>
       <w:pPr>
+        <w:keepNext/>
         <w:spacing w:before="200" w:after="80"/>
       </w:pPr>
       <w:r>
@@ -11088,6 +11185,7 @@
     </w:p>
     <w:p>
       <w:pPr>
+        <w:keepNext/>
         <w:spacing w:before="200" w:after="80"/>
       </w:pPr>
       <w:r>
@@ -11108,7 +11206,8 @@
     </w:p>
     <w:p>
       <w:pPr>
-        <w:spacing w:before="280"/>
+        <w:keepNext/>
+        <w:spacing w:before="160" w:after="60"/>
       </w:pPr>
       <w:r>
         <w:rPr>
@@ -11120,15 +11219,71 @@
     </w:p>
     <w:p>
       <w:pPr>
+        <w:spacing w:after="60"/>
         <w:jc w:val="both"/>
       </w:pPr>
       <w:r>
-        <w:t>The internship was executed over a dedicated four-week period, progressing systematically through requirement analysis, architectural design, cryptographic engineering, testing, and final documentation. Table VII details the weekly activities, technical milestones, and outcomes.</w:t>
-      </w:r>
-    </w:p>
-    <w:p>
-      <w:pPr>
-        <w:spacing w:before="200"/>
+        <w:t>The internship progressed over a dedicated four-week period through requirement analysis, architectural design, cryptographic engineering, and system testing under structured protocols:</w:t>
+      </w:r>
+    </w:p>
+    <w:p>
+      <w:pPr>
+        <w:spacing w:after="40"/>
+        <w:ind w:left="360"/>
+        <w:jc w:val="both"/>
+      </w:pPr>
+      <w:r>
+        <w:t>➢</w:t>
+      </w:r>
+      <w:r>
+        <w:t xml:space="preserve"> </w:t>
+      </w:r>
+      <w:r>
+        <w:rPr>
+          <w:b/>
+        </w:rPr>
+        <w:t xml:space="preserve">Weekly Agile Sprints: </w:t>
+      </w:r>
+      <w:r>
+        <w:t>Organizing development into weekly Agile sprints with defined deliverables, milestone criteria, and code reviews.</w:t>
+      </w:r>
+    </w:p>
+    <w:p>
+      <w:pPr>
+        <w:spacing w:after="40"/>
+        <w:ind w:left="360"/>
+        <w:jc w:val="both"/>
+      </w:pPr>
+      <w:r>
+        <w:t>➢</w:t>
+      </w:r>
+      <w:r>
+        <w:t xml:space="preserve"> </w:t>
+      </w:r>
+      <w:r>
+        <w:rPr>
+          <w:b/>
+        </w:rPr>
+        <w:t xml:space="preserve">Reviews &amp; Verification: </w:t>
+      </w:r>
+      <w:r>
+        <w:t>Conducting regular mentor audits, automated cURL test suites, and ISO-compliant documentation logs.</w:t>
+      </w:r>
+    </w:p>
+    <w:p>
+      <w:pPr>
+        <w:spacing w:before="40" w:after="80"/>
+        <w:jc w:val="both"/>
+      </w:pPr>
+      <w:r>
+        <w:lastRenderedPageBreak/>
+        <w:t>Table VII provides the comprehensive chronological breakdown of weekly activities, technical milestones, toolchains, and tangible outcomes.</w:t>
+      </w:r>
+    </w:p>
+    <w:p>
+      <w:pPr>
+        <w:keepNext/>
+        <w:spacing w:before="80" w:after="80"/>
         <w:jc w:val="center"/>
       </w:pPr>
       <w:r>
@@ -11152,6 +11307,7 @@
       </w:tblGrid>
       <w:tr>
         <w:trPr>
+          <w:tblHeader/>
           <w:jc w:val="center"/>
         </w:trPr>
         <w:tc>
@@ -11339,14 +11495,7 @@
               <w:rPr>
                 <w:sz w:val="20"/>
               </w:rPr>
-              <w:t xml:space="preserve">Requirement analysis, system architecture design, and database </w:t>
-            </w:r>
-            <w:r>
-              <w:rPr>
-                <w:sz w:val="20"/>
-              </w:rPr>
-              <w:lastRenderedPageBreak/>
-              <w:t>schema setup.</w:t>
+              <w:t>Requirement analysis, system architecture design, and database schema setup.</w:t>
             </w:r>
           </w:p>
         </w:tc>
@@ -11374,15 +11523,7 @@
               <w:rPr>
                 <w:sz w:val="20"/>
               </w:rPr>
-              <w:lastRenderedPageBreak/>
-              <w:t xml:space="preserve">MongoDB, Mongoose schemas, architectural threat </w:t>
-            </w:r>
-            <w:r>
-              <w:rPr>
-                <w:sz w:val="20"/>
-              </w:rPr>
-              <w:lastRenderedPageBreak/>
-              <w:t>modeling.</w:t>
+              <w:t>MongoDB, Mongoose schemas, architectural threat modeling.</w:t>
             </w:r>
           </w:p>
         </w:tc>
@@ -11410,15 +11551,7 @@
               <w:rPr>
                 <w:sz w:val="20"/>
               </w:rPr>
-              <w:lastRenderedPageBreak/>
-              <w:t xml:space="preserve">Database schemas and initial project </w:t>
-            </w:r>
-            <w:r>
-              <w:rPr>
-                <w:sz w:val="20"/>
-              </w:rPr>
-              <w:lastRenderedPageBreak/>
-              <w:t>structure established.</w:t>
+              <w:t>Database schemas and initial project structure established.</w:t>
             </w:r>
           </w:p>
         </w:tc>
@@ -11452,7 +11585,6 @@
               <w:rPr>
                 <w:sz w:val="20"/>
               </w:rPr>
-              <w:lastRenderedPageBreak/>
               <w:t>Week 2</w:t>
             </w:r>
             <w:r>
@@ -11814,6 +11946,7 @@
     </w:p>
     <w:p>
       <w:pPr>
+        <w:keepNext/>
         <w:spacing w:before="280"/>
       </w:pPr>
       <w:r>
@@ -11834,6 +11967,7 @@
     </w:p>
     <w:p>
       <w:pPr>
+        <w:keepNext/>
         <w:spacing w:before="200"/>
         <w:jc w:val="center"/>
       </w:pPr>
@@ -11858,6 +11992,7 @@
       </w:tblGrid>
       <w:tr>
         <w:trPr>
+          <w:tblHeader/>
           <w:jc w:val="center"/>
         </w:trPr>
         <w:tc>
@@ -12274,7 +12409,14 @@
               <w:rPr>
                 <w:sz w:val="20"/>
               </w:rPr>
-              <w:t>CivicEvidence System Architecture Diagram</w:t>
+              <w:t xml:space="preserve">CivicEvidence System </w:t>
+            </w:r>
+            <w:r>
+              <w:rPr>
+                <w:sz w:val="20"/>
+              </w:rPr>
+              <w:lastRenderedPageBreak/>
+              <w:t>Architecture Diagram</w:t>
             </w:r>
           </w:p>
         </w:tc>
@@ -12302,6 +12444,7 @@
               <w:rPr>
                 <w:sz w:val="20"/>
               </w:rPr>
+              <w:lastRenderedPageBreak/>
               <w:t>CO2</w:t>
             </w:r>
           </w:p>
@@ -12330,7 +12473,14 @@
               <w:rPr>
                 <w:sz w:val="20"/>
               </w:rPr>
-              <w:t>End-to-end client-server, cryptographic engine &amp; database flow.</w:t>
+              <w:t xml:space="preserve">End-to-end client-server, cryptographic </w:t>
+            </w:r>
+            <w:r>
+              <w:rPr>
+                <w:sz w:val="20"/>
+              </w:rPr>
+              <w:lastRenderedPageBreak/>
+              <w:t>engine &amp; database flow.</w:t>
             </w:r>
           </w:p>
         </w:tc>
@@ -12364,6 +12514,7 @@
               <w:rPr>
                 <w:sz w:val="20"/>
               </w:rPr>
+              <w:lastRenderedPageBreak/>
               <w:t>Fig. 9.3.1</w:t>
             </w:r>
           </w:p>
@@ -12718,7 +12869,6 @@
               <w:rPr>
                 <w:sz w:val="20"/>
               </w:rPr>
-              <w:lastRenderedPageBreak/>
               <w:t>Fig. 9.4.2</w:t>
             </w:r>
           </w:p>
@@ -12828,7 +12978,7 @@
           <w:noProof/>
         </w:rPr>
         <w:drawing>
-          <wp:inline distT="0" distB="0" distL="0" distR="0" wp14:anchorId="6D5AA3A1" wp14:editId="494448DB">
+          <wp:inline distT="0" distB="0" distL="0" distR="0" wp14:anchorId="54AC3DF3" wp14:editId="6ED187DD">
             <wp:extent cx="4389120" cy="2194560"/>
             <wp:effectExtent l="0" t="0" r="0" b="0"/>
             <wp:docPr id="2" name="Picture 2"/>
@@ -12887,7 +13037,7 @@
           <w:noProof/>
         </w:rPr>
         <w:drawing>
-          <wp:inline distT="0" distB="0" distL="0" distR="0" wp14:anchorId="5BABCCA7" wp14:editId="68D70D5D">
+          <wp:inline distT="0" distB="0" distL="0" distR="0" wp14:anchorId="77561B66" wp14:editId="3D660A78">
             <wp:extent cx="4389120" cy="1371600"/>
             <wp:effectExtent l="0" t="0" r="0" b="0"/>
             <wp:docPr id="3" name="Picture 3"/>
@@ -12942,13 +13092,14 @@
         <w:jc w:val="both"/>
       </w:pPr>
       <w:r>
-        <w:t>Technical Analysis: Figure 9.1.1 illustrates the modular software project structure configured in Visual Studio Code. The project strictly decouples concerns across specialized folders: `backend/controllers/` for business logic routing, `backend/models/` for Mongoose schemas, `backend/services/` for cryptographic cipher streams, and `frontend/src/` for React components and CSS tokens. Figure 9.1.2 displays the live execution terminals confirming concurrent server operation. The Express.js backend initialize</w:t>
-      </w:r>
-      <w:r>
-        <w:t>s on port 5002 with active MongoDB connection pooling and security middleware, while the Vite development server serves the React client on port 5174 with Hot Module Replacement (HMR). Environment variables including `PORT`, `MONGO_URI`, and `MASTER_KEY` are isolated within a `.env` configuration file, ensuring sensitive secrets are never committed into version control. Cross-origin requests from port 5174 to 5002 are proxied seamlessly via Vite reverse proxy rules, mitigating CORS browser preflight overhea</w:t>
-      </w:r>
-      <w:r>
-        <w:t>d. This architecture provides rapid developer feedback while preserving strict isolation between client-side assets and backend cryptographic keys.</w:t>
+        <w:t xml:space="preserve">Technical Analysis: Figure 9.1.1 illustrates the modular software project structure configured in Visual Studio Code. The project strictly decouples concerns across specialized folders: `backend/controllers/` for business logic routing, `backend/models/` for Mongoose schemas, `backend/services/` for cryptographic cipher streams, and `frontend/src/` for React components </w:t>
+      </w:r>
+      <w:r>
+        <w:lastRenderedPageBreak/>
+        <w:t>and CSS tokens. Figure 9.1.2 displays the live execution terminals confirming concurrent server operation. The Express.js backend initializes on port 5002 with active MongoDB connection pooling and security middleware, while the Vite development server serves the React client on port 5174 with Hot Module Replacement (HMR). Environment variables including `PORT`, `MONGO_URI`, and `MASTER_KEY` are isolated within a `.env` configuration file, ensuring sensitive secrets are never committed into version control.</w:t>
+      </w:r>
+      <w:r>
+        <w:t xml:space="preserve"> Cross-origin requests from port 5174 to 5002 are proxied seamlessly via Vite reverse proxy rules, mitigating CORS browser preflight overhead. This architecture provides rapid developer feedback while preserving strict isolation between client-side assets and backend cryptographic keys.</w:t>
       </w:r>
     </w:p>
     <w:p>
@@ -12960,9 +13111,8 @@
         <w:rPr>
           <w:noProof/>
         </w:rPr>
-        <w:lastRenderedPageBreak/>
         <w:drawing>
-          <wp:inline distT="0" distB="0" distL="0" distR="0" wp14:anchorId="1D289BCD" wp14:editId="39EDDA58">
+          <wp:inline distT="0" distB="0" distL="0" distR="0" wp14:anchorId="0EAC8586" wp14:editId="0B8B16B0">
             <wp:extent cx="4389120" cy="2286000"/>
             <wp:effectExtent l="0" t="0" r="0" b="0"/>
             <wp:docPr id="4" name="Picture 4"/>
@@ -13021,7 +13171,7 @@
           <w:noProof/>
         </w:rPr>
         <w:drawing>
-          <wp:inline distT="0" distB="0" distL="0" distR="0" wp14:anchorId="74DE37C2" wp14:editId="0C0E0CDC">
+          <wp:inline distT="0" distB="0" distL="0" distR="0" wp14:anchorId="71F20978" wp14:editId="6D622EE3">
             <wp:extent cx="2240280" cy="2240280"/>
             <wp:effectExtent l="0" t="0" r="0" b="0"/>
             <wp:docPr id="5" name="Picture 5"/>
@@ -13076,13 +13226,14 @@
         <w:jc w:val="both"/>
       </w:pPr>
       <w:r>
-        <w:t>Technical Analysis: Figure 9.2 depicts the end-to-end architectural data flow of CivicEvidence. When a user authenticates via the portal shown in Figure 9.3.1, credentials are encrypted in transit and validated against bcrypt password hashes. Upon successful login, a cryptographically signed JWT token containing the user's role (Admin, Officer, Investigator, Public) is issued. In the evidence ingestion flow, incoming file streams are intercepted by the encryption service: a unique 256-bit AES Data Encryptio</w:t>
-      </w:r>
-      <w:r>
-        <w:t>n Key (DEK) is generated in memory, the file is encrypted using AES-256-GCM, and the DEK is sealed with the server's Master Key before writing to disk. The login portal in Figure 9.3.1 features interactive password eye toggles, client-side regex validation for minimum complexity standards, and automatic CSRF protection headers. Authentication routes are guarded with strict brute-force rate limiters, temporarily suspending IP addresses that fail more than 5 consecutive authentication attempts within a 15-min</w:t>
-      </w:r>
-      <w:r>
-        <w:t>ute window. This multi-layered design ensures that even in the event of an unauthorized physical storage dump, evidence files remain entirely indecipherable without the Master Key.</w:t>
+        <w:t xml:space="preserve">Technical Analysis: Figure 9.2 depicts the end-to-end architectural data flow of CivicEvidence. When a user authenticates via the portal shown in Figure 9.3.1, credentials are encrypted in transit and validated against bcrypt password hashes. Upon successful login, a cryptographically signed JWT token containing the user's role (Admin, Officer, Investigator, Public) is issued. In the evidence ingestion flow, incoming file streams are intercepted by the encryption service: a </w:t>
+      </w:r>
+      <w:r>
+        <w:lastRenderedPageBreak/>
+        <w:t>unique 256-bit AES Data Encryption Key (DEK) is generated in memory, the file is encrypted using AES-256-GCM, and the DEK is sealed with the server's Master Key before writing to disk. The login portal in Figure 9.3.1 features interactive password eye toggles, client-side regex validation for minimum complexity standards, and automatic CSRF protection headers. Authentication routes are guarded with strict brute-force rate limiters, temporarily suspending IP addresses that fail more than 5 consecutive authen</w:t>
+      </w:r>
+      <w:r>
+        <w:t>tication attempts within a 15-minute window. This multi-layered design ensures that even in the event of an unauthorized physical storage dump, evidence files remain entirely indecipherable without the Master Key.</w:t>
       </w:r>
     </w:p>
     <w:p>
@@ -13094,9 +13245,8 @@
         <w:rPr>
           <w:noProof/>
         </w:rPr>
-        <w:lastRenderedPageBreak/>
         <w:drawing>
-          <wp:inline distT="0" distB="0" distL="0" distR="0" wp14:anchorId="120FFF4F" wp14:editId="0AC233B3">
+          <wp:inline distT="0" distB="0" distL="0" distR="0" wp14:anchorId="6AADA2B0" wp14:editId="22472D41">
             <wp:extent cx="4389120" cy="2011680"/>
             <wp:effectExtent l="0" t="0" r="0" b="0"/>
             <wp:docPr id="6" name="Picture 6"/>
@@ -13155,7 +13305,7 @@
           <w:noProof/>
         </w:rPr>
         <w:drawing>
-          <wp:inline distT="0" distB="0" distL="0" distR="0" wp14:anchorId="5745FDC4" wp14:editId="33253AB2">
+          <wp:inline distT="0" distB="0" distL="0" distR="0" wp14:anchorId="1F9FDEFF" wp14:editId="533AA1F2">
             <wp:extent cx="4389120" cy="1920240"/>
             <wp:effectExtent l="0" t="0" r="0" b="0"/>
             <wp:docPr id="7" name="Picture 7"/>
@@ -13213,7 +13363,11 @@
         <w:t xml:space="preserve">Technical Analysis: Figure 9.3.2 showcases the main forensic administration dashboard. It presents real-time aggregate statistics: total active cases, encrypted evidence counts, pending officer reviews, and storage volume metrics, providing administrators with complete operational oversight. Figure 9.4.1 demonstrates the Chain of Custody audit log interface, engineered in strict accordance with ISO/IEC 27037 digital forensic standards. Every discrete action—evidence upload, download, metadata modification, </w:t>
       </w:r>
       <w:r>
-        <w:t>version rollback, and access denial—is permanently recorded as an immutable event containing the officer's ID, timestamp, client IP address, action enum, and SHA-256 evidence digest. The dashboard interface integrates Lucide React icons, dynamic color-coded badge tags for evidence categories (Document, Image, Video, Forensic Image), and responsive multi-field sorting. Furthermore, investigators can filter audit records using date-range pickers and export cryptographically certified custody reports in PDF fo</w:t>
+        <w:t xml:space="preserve">version rollback, and access denial—is permanently recorded as an immutable event containing the officer's ID, timestamp, client IP address, action enum, and SHA-256 evidence digest. The dashboard interface integrates Lucide React icons, dynamic color-coded badge tags for evidence categories (Document, Image, Video, </w:t>
+      </w:r>
+      <w:r>
+        <w:lastRenderedPageBreak/>
+        <w:t>Forensic Image), and responsive multi-field sorting. Furthermore, investigators can filter audit records using date-range pickers and export cryptographically certified custody reports in PDF fo</w:t>
       </w:r>
       <w:r>
         <w:t>rmat for court hearings. When an investigator triggers a file download, the backend automatically performs a cryptographic integrity verification: it calculates a fresh SHA-256 hash across the decrypted buffer and compares it with the database record; if any discrepancy is detected, the download stream is instantly terminated with a tampering alert. This unalterable log guarantees legal admissibility by providing mathematical non-repudiation during courtroom proceedings.</w:t>
@@ -13228,9 +13382,8 @@
         <w:rPr>
           <w:noProof/>
         </w:rPr>
-        <w:lastRenderedPageBreak/>
         <w:drawing>
-          <wp:inline distT="0" distB="0" distL="0" distR="0" wp14:anchorId="3649871F" wp14:editId="3DD17C8A">
+          <wp:inline distT="0" distB="0" distL="0" distR="0" wp14:anchorId="0B639B6E" wp14:editId="074E8EA0">
             <wp:extent cx="3840480" cy="2331720"/>
             <wp:effectExtent l="0" t="0" r="0" b="0"/>
             <wp:docPr id="8" name="Picture 8"/>
@@ -13293,6 +13446,7 @@
     </w:p>
     <w:p>
       <w:pPr>
+        <w:keepNext/>
         <w:spacing w:before="120"/>
       </w:pPr>
       <w:r>
@@ -13313,6 +13467,7 @@
     </w:p>
     <w:p>
       <w:pPr>
+        <w:keepNext/>
         <w:spacing w:before="200"/>
         <w:jc w:val="center"/>
       </w:pPr>
@@ -13320,6 +13475,7 @@
         <w:rPr>
           <w:b/>
         </w:rPr>
+        <w:lastRenderedPageBreak/>
         <w:t>TABLE IX: COURSE OUTCOME ATTAINMENT AND SUPPORTING EVIDENCE</w:t>
       </w:r>
     </w:p>
@@ -13337,6 +13493,7 @@
       </w:tblGrid>
       <w:tr>
         <w:trPr>
+          <w:tblHeader/>
           <w:jc w:val="center"/>
         </w:trPr>
         <w:tc>
@@ -13725,7 +13882,6 @@
               <w:rPr>
                 <w:sz w:val="20"/>
               </w:rPr>
-              <w:lastRenderedPageBreak/>
               <w:t>CO3</w:t>
             </w:r>
           </w:p>
@@ -13936,6 +14092,7 @@
     </w:tbl>
     <w:p>
       <w:pPr>
+        <w:keepNext/>
         <w:spacing w:before="120" w:after="80"/>
       </w:pPr>
       <w:r>
@@ -13976,11 +14133,16 @@
         <w:jc w:val="both"/>
       </w:pPr>
       <w:r>
-        <w:t>Attainment of CO4 (Technical Documentation and Presentation) was fulfilled through continuous technical writing and communication. Comprehensive architectural documentation, weekly activity logs, test matrices, and the final internship report were authored systematically, culminating in a formal internship presentation demonstrating the working system before academic and industry evaluators.</w:t>
-      </w:r>
-    </w:p>
-    <w:p>
-      <w:pPr>
+        <w:t xml:space="preserve">Attainment of CO4 (Technical Documentation and Presentation) was fulfilled through continuous technical writing and communication. Comprehensive architectural documentation, weekly activity logs, test matrices, and the final internship report were authored systematically, </w:t>
+      </w:r>
+      <w:r>
+        <w:lastRenderedPageBreak/>
+        <w:t>culminating in a formal internship presentation demonstrating the working system before academic and industry evaluators.</w:t>
+      </w:r>
+    </w:p>
+    <w:p>
+      <w:pPr>
+        <w:keepNext/>
         <w:spacing w:before="200" w:after="80"/>
       </w:pPr>
       <w:r>
@@ -14006,11 +14168,10 @@
         <w:jc w:val="both"/>
       </w:pPr>
       <w:r>
-        <w:t>The engineered platform, CivicEvidence DEMS, successfully addresses the vulnerabilities of legacy evidence repositories by uniting SHA-256 cryptographic integrity verification, AES-256-</w:t>
-      </w:r>
-      <w:r>
-        <w:lastRenderedPageBreak/>
-        <w:t>GCM envelope encryption, an ISO/IEC 27037 compliant Chain of Custody audit log, four-tier role-based access control, two-factor email OTP authentication, and an embedded AI forensic search assistant. The project provided rigorous hands-on experience across requirement analysis, architecture design, controller programming, cryptographic pipeline implementation, testing, debugging, and local staging deployment.</w:t>
+        <w:t>The engineered platform, CivicEvidence DEMS, successfully addresses the vulnerabilities of legacy evidence repositories by uniting SHA-256 cryptographic integrity verification, AES-256-GCM envelope encryption, an ISO/IEC 27037 compliant Chain of Custody audit log, four-tier role-based access control, two-factor email OTP authentication, and an embedded AI forensic search assistant. The project provided rigorous hands-on experience across requirement analysis, architecture design, controller programming, cry</w:t>
+      </w:r>
+      <w:r>
+        <w:t>ptographic pipeline implementation, testing, debugging, and local staging deployment.</w:t>
       </w:r>
     </w:p>
     <w:p>
@@ -14023,6 +14184,7 @@
     </w:p>
     <w:p>
       <w:pPr>
+        <w:keepNext/>
         <w:spacing w:before="160" w:after="80"/>
       </w:pPr>
       <w:r>
@@ -14121,7 +14283,7 @@
     </w:p>
     <w:p>
       <w:pPr>
-        <w:spacing w:before="200" w:after="80"/>
+        <w:spacing w:before="40" w:after="40"/>
       </w:pPr>
       <w:r>
         <w:rPr>
@@ -14134,7 +14296,7 @@
     </w:p>
     <w:p>
       <w:pPr>
-        <w:spacing w:after="80"/>
+        <w:spacing w:after="40" w:line="264" w:lineRule="auto"/>
         <w:jc w:val="both"/>
       </w:pPr>
       <w:r>
@@ -14152,7 +14314,6 @@
         <w:rPr>
           <w:rFonts w:ascii="Consolas" w:hAnsi="Consolas"/>
           <w:color w:val="0F172A"/>
-          <w:sz w:val="17"/>
         </w:rPr>
         <w:t>const Evidence = require('../models/Evidence');</w:t>
       </w:r>
@@ -14165,7 +14326,6 @@
         <w:rPr>
           <w:rFonts w:ascii="Consolas" w:hAnsi="Consolas"/>
           <w:color w:val="0F172A"/>
-          <w:sz w:val="17"/>
         </w:rPr>
         <w:t>const Case = require('../models/Case');</w:t>
       </w:r>
@@ -14178,7 +14338,6 @@
         <w:rPr>
           <w:rFonts w:ascii="Consolas" w:hAnsi="Consolas"/>
           <w:color w:val="0F172A"/>
-          <w:sz w:val="17"/>
         </w:rPr>
         <w:t>const Permission = require('../models/Permission');</w:t>
       </w:r>
@@ -14191,7 +14350,6 @@
         <w:rPr>
           <w:rFonts w:ascii="Consolas" w:hAnsi="Consolas"/>
           <w:color w:val="0F172A"/>
-          <w:sz w:val="17"/>
         </w:rPr>
         <w:t>const EvidenceVersion = require('../models/EvidenceVersion');</w:t>
       </w:r>
@@ -14204,7 +14362,6 @@
         <w:rPr>
           <w:rFonts w:ascii="Consolas" w:hAnsi="Consolas"/>
           <w:color w:val="0F172A"/>
-          <w:sz w:val="17"/>
         </w:rPr>
         <w:t>const encryptionService = require('../services/encryptionService');</w:t>
       </w:r>
@@ -14217,7 +14374,6 @@
         <w:rPr>
           <w:rFonts w:ascii="Consolas" w:hAnsi="Consolas"/>
           <w:color w:val="0F172A"/>
-          <w:sz w:val="17"/>
         </w:rPr>
         <w:t>const storageService = require('../services/storageService');</w:t>
       </w:r>
@@ -14230,7 +14386,6 @@
         <w:rPr>
           <w:rFonts w:ascii="Consolas" w:hAnsi="Consolas"/>
           <w:color w:val="0F172A"/>
-          <w:sz w:val="17"/>
         </w:rPr>
         <w:t>const logAudit = require('../utils/auditLogger');</w:t>
       </w:r>
@@ -14243,7 +14398,6 @@
         <w:rPr>
           <w:rFonts w:ascii="Consolas" w:hAnsi="Consolas"/>
           <w:color w:val="0F172A"/>
-          <w:sz w:val="17"/>
         </w:rPr>
         <w:t>const mongoose = require('mongoose');</w:t>
       </w:r>
@@ -14255,7 +14409,7 @@
       <w:r>
         <w:rPr>
           <w:rFonts w:ascii="Consolas" w:hAnsi="Consolas"/>
-          <w:sz w:val="8"/>
+          <w:sz w:val="12"/>
         </w:rPr>
         <w:t xml:space="preserve"> </w:t>
       </w:r>
@@ -14268,7 +14422,6 @@
         <w:rPr>
           <w:rFonts w:ascii="Consolas" w:hAnsi="Consolas"/>
           <w:color w:val="0F172A"/>
-          <w:sz w:val="17"/>
         </w:rPr>
         <w:t>const checkUserAccess = async (user, evidenceId, requiredPermission = 'read') =&gt; {</w:t>
       </w:r>
@@ -14281,7 +14434,6 @@
         <w:rPr>
           <w:rFonts w:ascii="Consolas" w:hAnsi="Consolas"/>
           <w:color w:val="0F172A"/>
-          <w:sz w:val="17"/>
         </w:rPr>
         <w:t xml:space="preserve">  if (user.role === 'admin' || user.role === 'officer') return true;</w:t>
       </w:r>
@@ -14294,7 +14446,6 @@
         <w:rPr>
           <w:rFonts w:ascii="Consolas" w:hAnsi="Consolas"/>
           <w:color w:val="0F172A"/>
-          <w:sz w:val="17"/>
         </w:rPr>
         <w:t xml:space="preserve">  const evidence = await Evidence.findById(evidenceId);</w:t>
       </w:r>
@@ -14307,7 +14458,6 @@
         <w:rPr>
           <w:rFonts w:ascii="Consolas" w:hAnsi="Consolas"/>
           <w:color w:val="0F172A"/>
-          <w:sz w:val="17"/>
         </w:rPr>
         <w:t xml:space="preserve">  if (!evidence) return false;</w:t>
       </w:r>
@@ -14320,7 +14470,6 @@
         <w:rPr>
           <w:rFonts w:ascii="Consolas" w:hAnsi="Consolas"/>
           <w:color w:val="0F172A"/>
-          <w:sz w:val="17"/>
         </w:rPr>
         <w:t xml:space="preserve">  if (evidence.uploadedBy.toString() === user._id.toString()) return true;</w:t>
       </w:r>
@@ -14333,9 +14482,8 @@
         <w:rPr>
           <w:rFonts w:ascii="Consolas" w:hAnsi="Consolas"/>
           <w:color w:val="0F172A"/>
-          <w:sz w:val="17"/>
         </w:rPr>
-        <w:t xml:space="preserve">  const activePermission = await Permission.findOne({ evidenceId, sharedWith: user._id, expiresAt: { $gt: new Date() } });</w:t>
+        <w:t xml:space="preserve">  const activePermission = await Permission.findOne({</w:t>
       </w:r>
     </w:p>
     <w:p>
@@ -14346,9 +14494,8 @@
         <w:rPr>
           <w:rFonts w:ascii="Consolas" w:hAnsi="Consolas"/>
           <w:color w:val="0F172A"/>
-          <w:sz w:val="17"/>
         </w:rPr>
-        <w:t xml:space="preserve">  if (!activePermission) return false;</w:t>
+        <w:t xml:space="preserve">    evidenceId, sharedWith: user._id, expiresAt: { $gt: new Date() }</w:t>
       </w:r>
     </w:p>
     <w:p>
@@ -14359,9 +14506,8 @@
         <w:rPr>
           <w:rFonts w:ascii="Consolas" w:hAnsi="Consolas"/>
           <w:color w:val="0F172A"/>
-          <w:sz w:val="17"/>
         </w:rPr>
-        <w:t xml:space="preserve">  if (requiredPermission === 'download') {</w:t>
+        <w:t xml:space="preserve">  });</w:t>
       </w:r>
     </w:p>
     <w:p>
@@ -14372,9 +14518,8 @@
         <w:rPr>
           <w:rFonts w:ascii="Consolas" w:hAnsi="Consolas"/>
           <w:color w:val="0F172A"/>
-          <w:sz w:val="17"/>
         </w:rPr>
-        <w:t xml:space="preserve">    return activePermission.permission === 'download' || activePermission.permission === 'edit_metadata';</w:t>
+        <w:t xml:space="preserve">  if (!activePermission) return false;</w:t>
       </w:r>
     </w:p>
     <w:p>
@@ -14385,9 +14530,8 @@
         <w:rPr>
           <w:rFonts w:ascii="Consolas" w:hAnsi="Consolas"/>
           <w:color w:val="0F172A"/>
-          <w:sz w:val="17"/>
         </w:rPr>
-        <w:t xml:space="preserve">  }</w:t>
+        <w:t xml:space="preserve">  if (requiredPermission === 'download') {</w:t>
       </w:r>
     </w:p>
     <w:p>
@@ -14398,9 +14542,8 @@
         <w:rPr>
           <w:rFonts w:ascii="Consolas" w:hAnsi="Consolas"/>
           <w:color w:val="0F172A"/>
-          <w:sz w:val="17"/>
         </w:rPr>
-        <w:t xml:space="preserve">  return true;</w:t>
+        <w:t xml:space="preserve">    return activePermission.permission === 'download' ||</w:t>
       </w:r>
     </w:p>
     <w:p>
@@ -14411,21 +14554,8 @@
         <w:rPr>
           <w:rFonts w:ascii="Consolas" w:hAnsi="Consolas"/>
           <w:color w:val="0F172A"/>
-          <w:sz w:val="17"/>
         </w:rPr>
-        <w:t>};</w:t>
-      </w:r>
-    </w:p>
-    <w:p>
-      <w:pPr>
-        <w:spacing w:after="0" w:line="240" w:lineRule="auto"/>
-      </w:pPr>
-      <w:r>
-        <w:rPr>
-          <w:rFonts w:ascii="Consolas" w:hAnsi="Consolas"/>
-          <w:sz w:val="8"/>
-        </w:rPr>
-        <w:t xml:space="preserve"> </w:t>
+        <w:t xml:space="preserve">           activePermission.permission === 'edit_metadata';</w:t>
       </w:r>
     </w:p>
     <w:p>
@@ -14436,9 +14566,8 @@
         <w:rPr>
           <w:rFonts w:ascii="Consolas" w:hAnsi="Consolas"/>
           <w:color w:val="0F172A"/>
-          <w:sz w:val="17"/>
         </w:rPr>
-        <w:t>const getEvidenceList = async (req, res) =&gt; {</w:t>
+        <w:t xml:space="preserve">  }</w:t>
       </w:r>
     </w:p>
     <w:p>
@@ -14449,9 +14578,8 @@
         <w:rPr>
           <w:rFonts w:ascii="Consolas" w:hAnsi="Consolas"/>
           <w:color w:val="0F172A"/>
-          <w:sz w:val="17"/>
         </w:rPr>
-        <w:t xml:space="preserve">  try {</w:t>
+        <w:t xml:space="preserve">  return true;</w:t>
       </w:r>
     </w:p>
     <w:p>
@@ -14462,9 +14590,20 @@
         <w:rPr>
           <w:rFonts w:ascii="Consolas" w:hAnsi="Consolas"/>
           <w:color w:val="0F172A"/>
-          <w:sz w:val="17"/>
         </w:rPr>
-        <w:t xml:space="preserve">    const { search, caseId, category, fileType, tag, sort, page = 1, limit = 10, includeDeleted = 'false' } = req.query;</w:t>
+        <w:t>};</w:t>
+      </w:r>
+    </w:p>
+    <w:p>
+      <w:pPr>
+        <w:spacing w:after="0" w:line="240" w:lineRule="auto"/>
+      </w:pPr>
+      <w:r>
+        <w:rPr>
+          <w:rFonts w:ascii="Consolas" w:hAnsi="Consolas"/>
+          <w:sz w:val="12"/>
+        </w:rPr>
+        <w:t xml:space="preserve"> </w:t>
       </w:r>
     </w:p>
     <w:p>
@@ -14475,9 +14614,8 @@
         <w:rPr>
           <w:rFonts w:ascii="Consolas" w:hAnsi="Consolas"/>
           <w:color w:val="0F172A"/>
-          <w:sz w:val="17"/>
         </w:rPr>
-        <w:t xml:space="preserve">    const query = {};</w:t>
+        <w:t>const getEvidenceById = async (req, res) =&gt; {</w:t>
       </w:r>
     </w:p>
     <w:p>
@@ -14488,9 +14626,8 @@
         <w:rPr>
           <w:rFonts w:ascii="Consolas" w:hAnsi="Consolas"/>
           <w:color w:val="0F172A"/>
-          <w:sz w:val="17"/>
         </w:rPr>
-        <w:t xml:space="preserve">    if (includeDeleted === 'true' &amp;&amp; req.user.role === 'admin') query.isDeleted = true;</w:t>
+        <w:t xml:space="preserve">  try {</w:t>
       </w:r>
     </w:p>
     <w:p>
@@ -14501,9 +14638,8 @@
         <w:rPr>
           <w:rFonts w:ascii="Consolas" w:hAnsi="Consolas"/>
           <w:color w:val="0F172A"/>
-          <w:sz w:val="17"/>
         </w:rPr>
-        <w:t xml:space="preserve">    else query.isDeleted = false;</w:t>
+        <w:t xml:space="preserve">    const evidence = await Evidence.findById(req.params.id)</w:t>
       </w:r>
     </w:p>
     <w:p>
@@ -14514,9 +14650,8 @@
         <w:rPr>
           <w:rFonts w:ascii="Consolas" w:hAnsi="Consolas"/>
           <w:color w:val="0F172A"/>
-          <w:sz w:val="17"/>
         </w:rPr>
-        <w:t xml:space="preserve">    if (caseId) query.caseId = caseId;</w:t>
+        <w:t xml:space="preserve">      .populate('uploadedBy', 'name email role')</w:t>
       </w:r>
     </w:p>
     <w:p>
@@ -14527,9 +14662,8 @@
         <w:rPr>
           <w:rFonts w:ascii="Consolas" w:hAnsi="Consolas"/>
           <w:color w:val="0F172A"/>
-          <w:sz w:val="17"/>
         </w:rPr>
-        <w:t xml:space="preserve">    if (category) query.category = category;</w:t>
+        <w:t xml:space="preserve">      .populate('caseId', 'caseNumber title status assignedOfficer');</w:t>
       </w:r>
     </w:p>
     <w:p>
@@ -14540,9 +14674,8 @@
         <w:rPr>
           <w:rFonts w:ascii="Consolas" w:hAnsi="Consolas"/>
           <w:color w:val="0F172A"/>
-          <w:sz w:val="17"/>
         </w:rPr>
-        <w:t xml:space="preserve">    if (fileType) query.fileType = new RegExp(fileType, 'i');</w:t>
+        <w:t xml:space="preserve">    if (!evidence || (evidence.isDeleted &amp;&amp; req.user.role !== 'admin')) {</w:t>
       </w:r>
     </w:p>
     <w:p>
@@ -14553,9 +14686,8 @@
         <w:rPr>
           <w:rFonts w:ascii="Consolas" w:hAnsi="Consolas"/>
           <w:color w:val="0F172A"/>
-          <w:sz w:val="17"/>
         </w:rPr>
-        <w:t xml:space="preserve">    if (tag) query.tags = { $in: [tag] };</w:t>
+        <w:t xml:space="preserve">      return res.status(404).json({ message: 'Evidence not found.' });</w:t>
       </w:r>
     </w:p>
     <w:p>
@@ -14566,9 +14698,13 @@
         <w:rPr>
           <w:rFonts w:ascii="Consolas" w:hAnsi="Consolas"/>
           <w:color w:val="0F172A"/>
-          <w:sz w:val="17"/>
         </w:rPr>
-        <w:t xml:space="preserve">    if (search) {</w:t>
+        <w:t xml:space="preserve">    }</w:t>
+      </w:r>
+    </w:p>
+    <w:p>
+      <w:r>
+        <w:br w:type="page"/>
       </w:r>
     </w:p>
     <w:p>
@@ -14579,9 +14715,9 @@
         <w:rPr>
           <w:rFonts w:ascii="Consolas" w:hAnsi="Consolas"/>
           <w:color w:val="0F172A"/>
-          <w:sz w:val="17"/>
         </w:rPr>
-        <w:t xml:space="preserve">      query.$or = [</w:t>
+        <w:lastRenderedPageBreak/>
+        <w:t xml:space="preserve">    const hasAccess = await checkUserAccess(req.user, evidence._id, 'read');</w:t>
       </w:r>
     </w:p>
     <w:p>
@@ -14592,9 +14728,8 @@
         <w:rPr>
           <w:rFonts w:ascii="Consolas" w:hAnsi="Consolas"/>
           <w:color w:val="0F172A"/>
-          <w:sz w:val="17"/>
         </w:rPr>
-        <w:t xml:space="preserve">        { title: { $regex: search, $options: 'i' } },</w:t>
+        <w:t xml:space="preserve">    if (!hasAccess) return res.status(403).json({ message: 'Access denied.' });</w:t>
       </w:r>
     </w:p>
     <w:p>
@@ -14605,9 +14740,8 @@
         <w:rPr>
           <w:rFonts w:ascii="Consolas" w:hAnsi="Consolas"/>
           <w:color w:val="0F172A"/>
-          <w:sz w:val="17"/>
         </w:rPr>
-        <w:t xml:space="preserve">        { description: { $regex: search, $options: 'i' } },</w:t>
+        <w:t xml:space="preserve">    const versions = await EvidenceVersion.find({ evidenceId: evidence._id })</w:t>
       </w:r>
     </w:p>
     <w:p>
@@ -14618,9 +14752,8 @@
         <w:rPr>
           <w:rFonts w:ascii="Consolas" w:hAnsi="Consolas"/>
           <w:color w:val="0F172A"/>
-          <w:sz w:val="17"/>
         </w:rPr>
-        <w:t xml:space="preserve">        { originalFilename: { $regex: search, $options: 'i' } },</w:t>
+        <w:t xml:space="preserve">      .populate('updatedBy', 'name email role').sort({ version: -1 });</w:t>
       </w:r>
     </w:p>
     <w:p>
@@ -14631,9 +14764,8 @@
         <w:rPr>
           <w:rFonts w:ascii="Consolas" w:hAnsi="Consolas"/>
           <w:color w:val="0F172A"/>
-          <w:sz w:val="17"/>
         </w:rPr>
-        <w:t xml:space="preserve">        { tags: { $regex: search, $options: 'i' } },</w:t>
+        <w:t xml:space="preserve">    await logAudit(req, { action: 'VIEW', target: evidence._id.toString(), details: `Viewed: ${evidence.title}` });</w:t>
       </w:r>
     </w:p>
     <w:p>
@@ -14644,9 +14776,8 @@
         <w:rPr>
           <w:rFonts w:ascii="Consolas" w:hAnsi="Consolas"/>
           <w:color w:val="0F172A"/>
-          <w:sz w:val="17"/>
         </w:rPr>
-        <w:t xml:space="preserve">      ];</w:t>
+        <w:t xml:space="preserve">    res.json({ evidence, versions });</w:t>
       </w:r>
     </w:p>
     <w:p>
@@ -14657,9 +14788,8 @@
         <w:rPr>
           <w:rFonts w:ascii="Consolas" w:hAnsi="Consolas"/>
           <w:color w:val="0F172A"/>
-          <w:sz w:val="17"/>
         </w:rPr>
-        <w:t xml:space="preserve">    }</w:t>
+        <w:t xml:space="preserve">  } catch (error) {</w:t>
       </w:r>
     </w:p>
     <w:p>
@@ -14670,9 +14800,8 @@
         <w:rPr>
           <w:rFonts w:ascii="Consolas" w:hAnsi="Consolas"/>
           <w:color w:val="0F172A"/>
-          <w:sz w:val="17"/>
         </w:rPr>
-        <w:t xml:space="preserve">    const skip = (parseInt(page, 10) - 1) * parseInt(limit, 10);</w:t>
+        <w:t xml:space="preserve">    res.status(500).json({ message: error.message });</w:t>
       </w:r>
     </w:p>
     <w:p>
@@ -14683,9 +14812,8 @@
         <w:rPr>
           <w:rFonts w:ascii="Consolas" w:hAnsi="Consolas"/>
           <w:color w:val="0F172A"/>
-          <w:sz w:val="17"/>
         </w:rPr>
-        <w:t xml:space="preserve">    const total = await Evidence.countDocuments(query);</w:t>
+        <w:t xml:space="preserve">  }</w:t>
       </w:r>
     </w:p>
     <w:p>
@@ -14696,9 +14824,20 @@
         <w:rPr>
           <w:rFonts w:ascii="Consolas" w:hAnsi="Consolas"/>
           <w:color w:val="0F172A"/>
-          <w:sz w:val="17"/>
         </w:rPr>
-        <w:t xml:space="preserve">    const evidenceList = await Evidence.find(query)</w:t>
+        <w:t>};</w:t>
+      </w:r>
+    </w:p>
+    <w:p>
+      <w:pPr>
+        <w:spacing w:after="0" w:line="240" w:lineRule="auto"/>
+      </w:pPr>
+      <w:r>
+        <w:rPr>
+          <w:rFonts w:ascii="Consolas" w:hAnsi="Consolas"/>
+          <w:sz w:val="12"/>
+        </w:rPr>
+        <w:t xml:space="preserve"> </w:t>
       </w:r>
     </w:p>
     <w:p>
@@ -14709,9 +14848,8 @@
         <w:rPr>
           <w:rFonts w:ascii="Consolas" w:hAnsi="Consolas"/>
           <w:color w:val="0F172A"/>
-          <w:sz w:val="17"/>
         </w:rPr>
-        <w:t xml:space="preserve">      .populate('uploadedBy', 'name email role').populate('caseId', 'title caseNumber')</w:t>
+        <w:t>const uploadEvidence = async (req, res) =&gt; {</w:t>
       </w:r>
     </w:p>
     <w:p>
@@ -14722,9 +14860,8 @@
         <w:rPr>
           <w:rFonts w:ascii="Consolas" w:hAnsi="Consolas"/>
           <w:color w:val="0F172A"/>
-          <w:sz w:val="17"/>
         </w:rPr>
-        <w:t xml:space="preserve">      .sort(sort ? { [sort]: -1 } : { createdAt: -1 }).skip(skip).limit(parseInt(limit, 10));</w:t>
+        <w:t xml:space="preserve">  try {</w:t>
       </w:r>
     </w:p>
     <w:p>
@@ -14735,9 +14872,8 @@
         <w:rPr>
           <w:rFonts w:ascii="Consolas" w:hAnsi="Consolas"/>
           <w:color w:val="0F172A"/>
-          <w:sz w:val="17"/>
         </w:rPr>
-        <w:t xml:space="preserve">    res.json({ total, page: parseInt(page, 10), pages: Math.ceil(total / parseInt(limit, 10)), data: evidenceList });</w:t>
+        <w:t xml:space="preserve">    if (!req.file) return res.status(400).json({ message: 'Please upload a file.' });</w:t>
       </w:r>
     </w:p>
     <w:p>
@@ -14748,9 +14884,8 @@
         <w:rPr>
           <w:rFonts w:ascii="Consolas" w:hAnsi="Consolas"/>
           <w:color w:val="0F172A"/>
-          <w:sz w:val="17"/>
         </w:rPr>
-        <w:t xml:space="preserve">  } catch (error) {</w:t>
+        <w:t xml:space="preserve">    const { title, description, caseId, tags, category } = req.body;</w:t>
       </w:r>
     </w:p>
     <w:p>
@@ -14761,9 +14896,8 @@
         <w:rPr>
           <w:rFonts w:ascii="Consolas" w:hAnsi="Consolas"/>
           <w:color w:val="0F172A"/>
-          <w:sz w:val="17"/>
         </w:rPr>
-        <w:t xml:space="preserve">    res.status(500).json({ message: error.message });</w:t>
+        <w:t xml:space="preserve">    if (!title) return res.status(400).json({ message: 'Evidence title is required.' });</w:t>
       </w:r>
     </w:p>
     <w:p>
@@ -14774,9 +14908,8 @@
         <w:rPr>
           <w:rFonts w:ascii="Consolas" w:hAnsi="Consolas"/>
           <w:color w:val="0F172A"/>
-          <w:sz w:val="17"/>
         </w:rPr>
-        <w:t xml:space="preserve">  }</w:t>
+        <w:t xml:space="preserve">    if (caseId) {</w:t>
       </w:r>
     </w:p>
     <w:p>
@@ -14787,21 +14920,8 @@
         <w:rPr>
           <w:rFonts w:ascii="Consolas" w:hAnsi="Consolas"/>
           <w:color w:val="0F172A"/>
-          <w:sz w:val="17"/>
         </w:rPr>
-        <w:t>};</w:t>
-      </w:r>
-    </w:p>
-    <w:p>
-      <w:pPr>
-        <w:spacing w:after="0" w:line="240" w:lineRule="auto"/>
-      </w:pPr>
-      <w:r>
-        <w:rPr>
-          <w:rFonts w:ascii="Consolas" w:hAnsi="Consolas"/>
-          <w:sz w:val="8"/>
-        </w:rPr>
-        <w:t xml:space="preserve"> </w:t>
+        <w:t xml:space="preserve">      const parentCase = await Case.findById(caseId);</w:t>
       </w:r>
     </w:p>
     <w:p>
@@ -14812,10 +14932,8 @@
         <w:rPr>
           <w:rFonts w:ascii="Consolas" w:hAnsi="Consolas"/>
           <w:color w:val="0F172A"/>
-          <w:sz w:val="17"/>
         </w:rPr>
-        <w:lastRenderedPageBreak/>
-        <w:t>const getEvidenceById = async (req, res) =&gt; {</w:t>
+        <w:t xml:space="preserve">      if (!parentCase) return res.status(404).json({ message: 'Assigned case not found.' });</w:t>
       </w:r>
     </w:p>
     <w:p>
@@ -14826,9 +14944,8 @@
         <w:rPr>
           <w:rFonts w:ascii="Consolas" w:hAnsi="Consolas"/>
           <w:color w:val="0F172A"/>
-          <w:sz w:val="17"/>
         </w:rPr>
-        <w:t xml:space="preserve">  try {</w:t>
+        <w:t xml:space="preserve">    }</w:t>
       </w:r>
     </w:p>
     <w:p>
@@ -14839,9 +14956,8 @@
         <w:rPr>
           <w:rFonts w:ascii="Consolas" w:hAnsi="Consolas"/>
           <w:color w:val="0F172A"/>
-          <w:sz w:val="17"/>
         </w:rPr>
-        <w:t xml:space="preserve">    const evidence = await Evidence.findById(req.params.id)</w:t>
+        <w:t xml:space="preserve">    const fileBuffer = req.file.buffer;</w:t>
       </w:r>
     </w:p>
     <w:p>
@@ -14852,9 +14968,8 @@
         <w:rPr>
           <w:rFonts w:ascii="Consolas" w:hAnsi="Consolas"/>
           <w:color w:val="0F172A"/>
-          <w:sz w:val="17"/>
         </w:rPr>
-        <w:t xml:space="preserve">      .populate('uploadedBy', 'name email role').populate('caseId', 'title caseNumber');</w:t>
+        <w:t xml:space="preserve">    const { encryptedBuffer, fileKeyEncrypted, fileIvHex, hash } = encryptionService.encryptFile(fileBuffer);</w:t>
       </w:r>
     </w:p>
     <w:p>
@@ -14865,9 +14980,8 @@
         <w:rPr>
           <w:rFonts w:ascii="Consolas" w:hAnsi="Consolas"/>
           <w:color w:val="0F172A"/>
-          <w:sz w:val="17"/>
         </w:rPr>
-        <w:t xml:space="preserve">    if (!evidence || (evidence.isDeleted &amp;&amp; req.user.role !== 'admin')) {</w:t>
+        <w:t xml:space="preserve">    const encryptedFileURL = await storageService.uploadFile(encryptedBuffer, req.file.originalname);</w:t>
       </w:r>
     </w:p>
     <w:p>
@@ -14878,9 +14992,8 @@
         <w:rPr>
           <w:rFonts w:ascii="Consolas" w:hAnsi="Consolas"/>
           <w:color w:val="0F172A"/>
-          <w:sz w:val="17"/>
         </w:rPr>
-        <w:t xml:space="preserve">      return res.status(404).json({ message: 'Evidence record not found.' });</w:t>
+        <w:t xml:space="preserve">    const parsedTags = tags ? (Array.isArray(tags) ? tags : tags.split(',').map((t) =&gt; t.trim())) : [];</w:t>
       </w:r>
     </w:p>
     <w:p>
@@ -14891,9 +15004,8 @@
         <w:rPr>
           <w:rFonts w:ascii="Consolas" w:hAnsi="Consolas"/>
           <w:color w:val="0F172A"/>
-          <w:sz w:val="17"/>
         </w:rPr>
-        <w:t xml:space="preserve">    }</w:t>
+        <w:t xml:space="preserve">    const evidence = await Evidence.create({</w:t>
       </w:r>
     </w:p>
     <w:p>
@@ -14904,9 +15016,8 @@
         <w:rPr>
           <w:rFonts w:ascii="Consolas" w:hAnsi="Consolas"/>
           <w:color w:val="0F172A"/>
-          <w:sz w:val="17"/>
         </w:rPr>
-        <w:t xml:space="preserve">    const hasAccess = await checkUserAccess(req.user, evidence._id, 'read');</w:t>
+        <w:t xml:space="preserve">      title, description, caseId: caseId || undefined, uploadedBy: req.user._id,</w:t>
       </w:r>
     </w:p>
     <w:p>
@@ -14917,9 +15028,8 @@
         <w:rPr>
           <w:rFonts w:ascii="Consolas" w:hAnsi="Consolas"/>
           <w:color w:val="0F172A"/>
-          <w:sz w:val="17"/>
         </w:rPr>
-        <w:t xml:space="preserve">    if (!hasAccess) {</w:t>
+        <w:t xml:space="preserve">      encryptedFileURL, originalFilename: req.file.originalname, fileType: req.file.mimetype,</w:t>
       </w:r>
     </w:p>
     <w:p>
@@ -14930,9 +15040,8 @@
         <w:rPr>
           <w:rFonts w:ascii="Consolas" w:hAnsi="Consolas"/>
           <w:color w:val="0F172A"/>
-          <w:sz w:val="17"/>
         </w:rPr>
-        <w:t xml:space="preserve">      await logAudit(req, { action: 'VIEW_DENIED', target: evidence._id.toString(), details: 'Unauthorized view attempt', status: 'failure' });</w:t>
+        <w:t xml:space="preserve">      fileSize: req.file.size, hash, tags: parsedTags, category: category || 'General', fileKeyEncrypted, fileIvHex,</w:t>
       </w:r>
     </w:p>
     <w:p>
@@ -14943,9 +15052,8 @@
         <w:rPr>
           <w:rFonts w:ascii="Consolas" w:hAnsi="Consolas"/>
           <w:color w:val="0F172A"/>
-          <w:sz w:val="17"/>
         </w:rPr>
-        <w:t xml:space="preserve">      return res.status(403).json({ message: 'Access denied: Insufficient permissions.' });</w:t>
+        <w:t xml:space="preserve">    });</w:t>
       </w:r>
     </w:p>
     <w:p>
@@ -14956,9 +15064,8 @@
         <w:rPr>
           <w:rFonts w:ascii="Consolas" w:hAnsi="Consolas"/>
           <w:color w:val="0F172A"/>
-          <w:sz w:val="17"/>
         </w:rPr>
-        <w:t xml:space="preserve">    }</w:t>
+        <w:t xml:space="preserve">    await logAudit(req, { action: 'UPLOAD', target: evidence._id.toString(), details: `Uploaded: ${title}` });</w:t>
       </w:r>
     </w:p>
     <w:p>
@@ -14969,9 +15076,13 @@
         <w:rPr>
           <w:rFonts w:ascii="Consolas" w:hAnsi="Consolas"/>
           <w:color w:val="0F172A"/>
-          <w:sz w:val="17"/>
         </w:rPr>
-        <w:t xml:space="preserve">    const versions = await EvidenceVersion.find({ evidenceId: evidence._id }).populate('updatedBy', 'name email role').sort({ version: -1 });</w:t>
+        <w:t xml:space="preserve">    res.status(201).json(evidence);</w:t>
+      </w:r>
+    </w:p>
+    <w:p>
+      <w:r>
+        <w:br w:type="page"/>
       </w:r>
     </w:p>
     <w:p>
@@ -14982,9 +15093,9 @@
         <w:rPr>
           <w:rFonts w:ascii="Consolas" w:hAnsi="Consolas"/>
           <w:color w:val="0F172A"/>
-          <w:sz w:val="17"/>
         </w:rPr>
-        <w:t xml:space="preserve">    await logAudit(req, { action: 'VIEW', target: evidence._id.toString(), details: `Viewed metadata: "${evidence.title}"` });</w:t>
+        <w:lastRenderedPageBreak/>
+        <w:t xml:space="preserve">  } catch (error) {</w:t>
       </w:r>
     </w:p>
     <w:p>
@@ -14995,9 +15106,8 @@
         <w:rPr>
           <w:rFonts w:ascii="Consolas" w:hAnsi="Consolas"/>
           <w:color w:val="0F172A"/>
-          <w:sz w:val="17"/>
         </w:rPr>
-        <w:t xml:space="preserve">    res.json({ evidence, versions });</w:t>
+        <w:t xml:space="preserve">    res.status(500).json({ message: error.message });</w:t>
       </w:r>
     </w:p>
     <w:p>
@@ -15008,9 +15118,8 @@
         <w:rPr>
           <w:rFonts w:ascii="Consolas" w:hAnsi="Consolas"/>
           <w:color w:val="0F172A"/>
-          <w:sz w:val="17"/>
         </w:rPr>
-        <w:t xml:space="preserve">  } catch (error) {</w:t>
+        <w:t xml:space="preserve">  }</w:t>
       </w:r>
     </w:p>
     <w:p>
@@ -15021,9 +15130,20 @@
         <w:rPr>
           <w:rFonts w:ascii="Consolas" w:hAnsi="Consolas"/>
           <w:color w:val="0F172A"/>
-          <w:sz w:val="17"/>
         </w:rPr>
-        <w:t xml:space="preserve">    res.status(500).json({ message: error.message });</w:t>
+        <w:t>};</w:t>
+      </w:r>
+    </w:p>
+    <w:p>
+      <w:pPr>
+        <w:spacing w:after="0" w:line="240" w:lineRule="auto"/>
+      </w:pPr>
+      <w:r>
+        <w:rPr>
+          <w:rFonts w:ascii="Consolas" w:hAnsi="Consolas"/>
+          <w:sz w:val="12"/>
+        </w:rPr>
+        <w:t xml:space="preserve"> </w:t>
       </w:r>
     </w:p>
     <w:p>
@@ -15034,9 +15154,8 @@
         <w:rPr>
           <w:rFonts w:ascii="Consolas" w:hAnsi="Consolas"/>
           <w:color w:val="0F172A"/>
-          <w:sz w:val="17"/>
         </w:rPr>
-        <w:t xml:space="preserve">  }</w:t>
+        <w:t>const downloadEvidence = async (req, res) =&gt; {</w:t>
       </w:r>
     </w:p>
     <w:p>
@@ -15047,21 +15166,8 @@
         <w:rPr>
           <w:rFonts w:ascii="Consolas" w:hAnsi="Consolas"/>
           <w:color w:val="0F172A"/>
-          <w:sz w:val="17"/>
         </w:rPr>
-        <w:t>};</w:t>
-      </w:r>
-    </w:p>
-    <w:p>
-      <w:pPr>
-        <w:spacing w:after="0" w:line="240" w:lineRule="auto"/>
-      </w:pPr>
-      <w:r>
-        <w:rPr>
-          <w:rFonts w:ascii="Consolas" w:hAnsi="Consolas"/>
-          <w:sz w:val="8"/>
-        </w:rPr>
-        <w:t xml:space="preserve"> </w:t>
+        <w:t xml:space="preserve">  try {</w:t>
       </w:r>
     </w:p>
     <w:p>
@@ -15072,9 +15178,8 @@
         <w:rPr>
           <w:rFonts w:ascii="Consolas" w:hAnsi="Consolas"/>
           <w:color w:val="0F172A"/>
-          <w:sz w:val="17"/>
         </w:rPr>
-        <w:t>const uploadEvidence = async (req, res) =&gt; {</w:t>
+        <w:t xml:space="preserve">    const evidence = await Evidence.findById(req.params.id);</w:t>
       </w:r>
     </w:p>
     <w:p>
@@ -15085,9 +15190,8 @@
         <w:rPr>
           <w:rFonts w:ascii="Consolas" w:hAnsi="Consolas"/>
           <w:color w:val="0F172A"/>
-          <w:sz w:val="17"/>
         </w:rPr>
-        <w:t xml:space="preserve">  try {</w:t>
+        <w:t xml:space="preserve">    if (!evidence || evidence.isDeleted) return res.status(404).json({ message: 'Evidence not found.' });</w:t>
       </w:r>
     </w:p>
     <w:p>
@@ -15098,9 +15202,8 @@
         <w:rPr>
           <w:rFonts w:ascii="Consolas" w:hAnsi="Consolas"/>
           <w:color w:val="0F172A"/>
-          <w:sz w:val="17"/>
         </w:rPr>
-        <w:t xml:space="preserve">    if (!req.file) return res.status(400).json({ message: 'Please upload an evidence file.' });</w:t>
+        <w:t xml:space="preserve">    const hasAccess = await checkUserAccess(req.user, evidence._id, 'download');</w:t>
       </w:r>
     </w:p>
     <w:p>
@@ -15111,9 +15214,8 @@
         <w:rPr>
           <w:rFonts w:ascii="Consolas" w:hAnsi="Consolas"/>
           <w:color w:val="0F172A"/>
-          <w:sz w:val="17"/>
         </w:rPr>
-        <w:t xml:space="preserve">    const { title, description, caseId, tags, category } = req.body;</w:t>
+        <w:t xml:space="preserve">    if (!hasAccess) return res.status(403).json({ message: 'Access denied: No download permission.' });</w:t>
       </w:r>
     </w:p>
     <w:p>
@@ -15124,9 +15226,8 @@
         <w:rPr>
           <w:rFonts w:ascii="Consolas" w:hAnsi="Consolas"/>
           <w:color w:val="0F172A"/>
-          <w:sz w:val="17"/>
         </w:rPr>
-        <w:t xml:space="preserve">    if (!title) return res.status(400).json({ message: 'Evidence title is required.' });</w:t>
+        <w:t xml:space="preserve">    const encryptedBuffer = await storageService.downloadFile(evidence.encryptedFileURL);</w:t>
       </w:r>
     </w:p>
     <w:p>
@@ -15137,9 +15238,8 @@
         <w:rPr>
           <w:rFonts w:ascii="Consolas" w:hAnsi="Consolas"/>
           <w:color w:val="0F172A"/>
-          <w:sz w:val="17"/>
         </w:rPr>
-        <w:t xml:space="preserve">    if (caseId) {</w:t>
+        <w:t xml:space="preserve">    const decryptedBuffer = encryptionService.decryptFile(encryptedBuffer, evidence.fileKeyEncrypted, evidence.fileIvHex);</w:t>
       </w:r>
     </w:p>
     <w:p>
@@ -15150,9 +15250,8 @@
         <w:rPr>
           <w:rFonts w:ascii="Consolas" w:hAnsi="Consolas"/>
           <w:color w:val="0F172A"/>
-          <w:sz w:val="17"/>
         </w:rPr>
-        <w:t xml:space="preserve">      const parentCase = await Case.findById(caseId);</w:t>
+        <w:t xml:space="preserve">    const decryptedHash = encryptionService.calculateHash(decryptedBuffer);</w:t>
       </w:r>
     </w:p>
     <w:p>
@@ -15163,9 +15262,8 @@
         <w:rPr>
           <w:rFonts w:ascii="Consolas" w:hAnsi="Consolas"/>
           <w:color w:val="0F172A"/>
-          <w:sz w:val="17"/>
         </w:rPr>
-        <w:t xml:space="preserve">      if (!parentCase) return res.status(404).json({ message: 'Assigned case not found.' });</w:t>
+        <w:t xml:space="preserve">    if (decryptedHash !== evidence.hash) {</w:t>
       </w:r>
     </w:p>
     <w:p>
@@ -15176,9 +15274,8 @@
         <w:rPr>
           <w:rFonts w:ascii="Consolas" w:hAnsi="Consolas"/>
           <w:color w:val="0F172A"/>
-          <w:sz w:val="17"/>
         </w:rPr>
-        <w:t xml:space="preserve">    }</w:t>
+        <w:t xml:space="preserve">      await logAudit(req, { action: 'INTEGRITY_FAIL', target: evidence._id.toString() });</w:t>
       </w:r>
     </w:p>
     <w:p>
@@ -15189,9 +15286,8 @@
         <w:rPr>
           <w:rFonts w:ascii="Consolas" w:hAnsi="Consolas"/>
           <w:color w:val="0F172A"/>
-          <w:sz w:val="17"/>
         </w:rPr>
-        <w:t xml:space="preserve">    const fileBuffer = req.file.buffer;</w:t>
+        <w:t xml:space="preserve">      return res.status(500).json({ message: 'Integrity compromised: Hash mismatch.' });</w:t>
       </w:r>
     </w:p>
     <w:p>
@@ -15202,9 +15298,8 @@
         <w:rPr>
           <w:rFonts w:ascii="Consolas" w:hAnsi="Consolas"/>
           <w:color w:val="0F172A"/>
-          <w:sz w:val="17"/>
         </w:rPr>
-        <w:t xml:space="preserve">    const { encryptedBuffer, fileKeyEncrypted, fileIvHex, hash } = encryptionService.encryptFile(fileBuffer);</w:t>
+        <w:t xml:space="preserve">    }</w:t>
       </w:r>
     </w:p>
     <w:p>
@@ -15215,9 +15310,8 @@
         <w:rPr>
           <w:rFonts w:ascii="Consolas" w:hAnsi="Consolas"/>
           <w:color w:val="0F172A"/>
-          <w:sz w:val="17"/>
         </w:rPr>
-        <w:t xml:space="preserve">    const encryptedFileURL = await storageService.uploadFile(encryptedBuffer, req.file.originalname);</w:t>
+        <w:t xml:space="preserve">    await logAudit(req, { action: 'DOWNLOAD', target: evidence._id.toString() });</w:t>
       </w:r>
     </w:p>
     <w:p>
@@ -15228,9 +15322,8 @@
         <w:rPr>
           <w:rFonts w:ascii="Consolas" w:hAnsi="Consolas"/>
           <w:color w:val="0F172A"/>
-          <w:sz w:val="17"/>
         </w:rPr>
-        <w:t xml:space="preserve">    const parsedTags = tags ? (Array.isArray(tags) ? tags : tags.split(',').map((t) =&gt; t.trim())) : [];</w:t>
+        <w:t xml:space="preserve">    res.setHeader('Content-Disposition', 'attachment; filename=' + evidence.originalFilename);</w:t>
       </w:r>
     </w:p>
     <w:p>
@@ -15241,9 +15334,8 @@
         <w:rPr>
           <w:rFonts w:ascii="Consolas" w:hAnsi="Consolas"/>
           <w:color w:val="0F172A"/>
-          <w:sz w:val="17"/>
         </w:rPr>
-        <w:t xml:space="preserve">    const evidence = await Evidence.create({</w:t>
+        <w:t xml:space="preserve">    res.setHeader('Content-Type', evidence.fileType);</w:t>
       </w:r>
     </w:p>
     <w:p>
@@ -15254,9 +15346,8 @@
         <w:rPr>
           <w:rFonts w:ascii="Consolas" w:hAnsi="Consolas"/>
           <w:color w:val="0F172A"/>
-          <w:sz w:val="17"/>
         </w:rPr>
-        <w:t xml:space="preserve">      title, description, caseId: caseId || undefined, uploadedBy: req.user._id, encryptedFileURL,</w:t>
+        <w:t xml:space="preserve">    res.send(decryptedBuffer);</w:t>
       </w:r>
     </w:p>
     <w:p>
@@ -15267,9 +15358,8 @@
         <w:rPr>
           <w:rFonts w:ascii="Consolas" w:hAnsi="Consolas"/>
           <w:color w:val="0F172A"/>
-          <w:sz w:val="17"/>
         </w:rPr>
-        <w:t xml:space="preserve">      originalFilename: req.file.originalname, fileType: req.file.mimetype, fileSize: req.file.size,</w:t>
+        <w:t xml:space="preserve">  } catch (error) {</w:t>
       </w:r>
     </w:p>
     <w:p>
@@ -15280,9 +15370,8 @@
         <w:rPr>
           <w:rFonts w:ascii="Consolas" w:hAnsi="Consolas"/>
           <w:color w:val="0F172A"/>
-          <w:sz w:val="17"/>
         </w:rPr>
-        <w:t xml:space="preserve">      hash, tags: parsedTags, category: category || 'General', fileKeyEncrypted, fileIvHex,</w:t>
+        <w:t xml:space="preserve">    res.status(500).json({ message: error.message });</w:t>
       </w:r>
     </w:p>
     <w:p>
@@ -15293,9 +15382,8 @@
         <w:rPr>
           <w:rFonts w:ascii="Consolas" w:hAnsi="Consolas"/>
           <w:color w:val="0F172A"/>
-          <w:sz w:val="17"/>
         </w:rPr>
-        <w:t xml:space="preserve">    });</w:t>
+        <w:t xml:space="preserve">  }</w:t>
       </w:r>
     </w:p>
     <w:p>
@@ -15306,9 +15394,20 @@
         <w:rPr>
           <w:rFonts w:ascii="Consolas" w:hAnsi="Consolas"/>
           <w:color w:val="0F172A"/>
-          <w:sz w:val="17"/>
         </w:rPr>
-        <w:t xml:space="preserve">    await logAudit(req, { action: 'UPLOAD', target: evidence._id.toString(), details: `Uploaded "${title}". Hash: ${hash}` });</w:t>
+        <w:t>};</w:t>
+      </w:r>
+    </w:p>
+    <w:p>
+      <w:pPr>
+        <w:spacing w:after="0" w:line="240" w:lineRule="auto"/>
+      </w:pPr>
+      <w:r>
+        <w:rPr>
+          <w:rFonts w:ascii="Consolas" w:hAnsi="Consolas"/>
+          <w:sz w:val="12"/>
+        </w:rPr>
+        <w:t xml:space="preserve"> </w:t>
       </w:r>
     </w:p>
     <w:p>
@@ -15319,758 +15418,31 @@
         <w:rPr>
           <w:rFonts w:ascii="Consolas" w:hAnsi="Consolas"/>
           <w:color w:val="0F172A"/>
-          <w:sz w:val="17"/>
         </w:rPr>
-        <w:t xml:space="preserve">    res.status(201).json(evidence);</w:t>
-      </w:r>
-    </w:p>
-    <w:p>
-      <w:pPr>
-        <w:spacing w:after="0" w:line="240" w:lineRule="auto"/>
-      </w:pPr>
-      <w:r>
-        <w:rPr>
-          <w:rFonts w:ascii="Consolas" w:hAnsi="Consolas"/>
-          <w:color w:val="0F172A"/>
-          <w:sz w:val="17"/>
-        </w:rPr>
-        <w:t xml:space="preserve">  } catch (error) {</w:t>
-      </w:r>
-    </w:p>
-    <w:p>
-      <w:pPr>
-        <w:spacing w:after="0" w:line="240" w:lineRule="auto"/>
-      </w:pPr>
-      <w:r>
-        <w:rPr>
-          <w:rFonts w:ascii="Consolas" w:hAnsi="Consolas"/>
-          <w:color w:val="0F172A"/>
-          <w:sz w:val="17"/>
-        </w:rPr>
-        <w:t xml:space="preserve">    res.status(500).json({ message: error.message });</w:t>
-      </w:r>
-    </w:p>
-    <w:p>
-      <w:pPr>
-        <w:spacing w:after="0" w:line="240" w:lineRule="auto"/>
-      </w:pPr>
-      <w:r>
-        <w:rPr>
-          <w:rFonts w:ascii="Consolas" w:hAnsi="Consolas"/>
-          <w:color w:val="0F172A"/>
-          <w:sz w:val="17"/>
-        </w:rPr>
-        <w:t xml:space="preserve">  }</w:t>
-      </w:r>
-    </w:p>
-    <w:p>
-      <w:pPr>
-        <w:spacing w:after="0" w:line="240" w:lineRule="auto"/>
-      </w:pPr>
-      <w:r>
-        <w:rPr>
-          <w:rFonts w:ascii="Consolas" w:hAnsi="Consolas"/>
-          <w:color w:val="0F172A"/>
-          <w:sz w:val="17"/>
-        </w:rPr>
-        <w:t>};</w:t>
-      </w:r>
-    </w:p>
-    <w:p>
-      <w:pPr>
-        <w:spacing w:after="0" w:line="240" w:lineRule="auto"/>
-      </w:pPr>
-      <w:r>
-        <w:rPr>
-          <w:rFonts w:ascii="Consolas" w:hAnsi="Consolas"/>
-          <w:sz w:val="8"/>
-        </w:rPr>
-        <w:t xml:space="preserve"> </w:t>
-      </w:r>
-    </w:p>
-    <w:p>
-      <w:pPr>
-        <w:spacing w:after="0" w:line="240" w:lineRule="auto"/>
-      </w:pPr>
-      <w:r>
-        <w:rPr>
-          <w:rFonts w:ascii="Consolas" w:hAnsi="Consolas"/>
-          <w:color w:val="0F172A"/>
-          <w:sz w:val="17"/>
-        </w:rPr>
-        <w:t>const downloadEvidence = async (req, res) =&gt; {</w:t>
-      </w:r>
-    </w:p>
-    <w:p>
-      <w:pPr>
-        <w:spacing w:after="0" w:line="240" w:lineRule="auto"/>
-      </w:pPr>
-      <w:r>
-        <w:rPr>
-          <w:rFonts w:ascii="Consolas" w:hAnsi="Consolas"/>
-          <w:color w:val="0F172A"/>
-          <w:sz w:val="17"/>
-        </w:rPr>
-        <w:t xml:space="preserve">  try {</w:t>
-      </w:r>
-    </w:p>
-    <w:p>
-      <w:pPr>
-        <w:spacing w:after="0" w:line="240" w:lineRule="auto"/>
-      </w:pPr>
-      <w:r>
-        <w:rPr>
-          <w:rFonts w:ascii="Consolas" w:hAnsi="Consolas"/>
-          <w:color w:val="0F172A"/>
-          <w:sz w:val="17"/>
-        </w:rPr>
-        <w:t xml:space="preserve">    const evidence = await Evidence.findById(req.params.id);</w:t>
-      </w:r>
-    </w:p>
-    <w:p>
-      <w:pPr>
-        <w:spacing w:after="0" w:line="240" w:lineRule="auto"/>
-      </w:pPr>
-      <w:r>
-        <w:rPr>
-          <w:rFonts w:ascii="Consolas" w:hAnsi="Consolas"/>
-          <w:color w:val="0F172A"/>
-          <w:sz w:val="17"/>
-        </w:rPr>
-        <w:t xml:space="preserve">    if (!evidence || evidence.isDeleted) return res.status(404).json({ message: 'Evidence not found.' });</w:t>
-      </w:r>
-    </w:p>
-    <w:p>
-      <w:pPr>
-        <w:spacing w:after="0" w:line="240" w:lineRule="auto"/>
-      </w:pPr>
-      <w:r>
-        <w:rPr>
-          <w:rFonts w:ascii="Consolas" w:hAnsi="Consolas"/>
-          <w:color w:val="0F172A"/>
-          <w:sz w:val="17"/>
-        </w:rPr>
-        <w:t xml:space="preserve">    const hasAccess = await checkUserAccess(req.user, evidence._id, 'download');</w:t>
-      </w:r>
-    </w:p>
-    <w:p>
-      <w:pPr>
-        <w:spacing w:after="0" w:line="240" w:lineRule="auto"/>
-      </w:pPr>
-      <w:r>
-        <w:rPr>
-          <w:rFonts w:ascii="Consolas" w:hAnsi="Consolas"/>
-          <w:color w:val="0F172A"/>
-          <w:sz w:val="17"/>
-        </w:rPr>
-        <w:t xml:space="preserve">    if (!hasAccess) {</w:t>
-      </w:r>
-    </w:p>
-    <w:p>
-      <w:pPr>
-        <w:spacing w:after="0" w:line="240" w:lineRule="auto"/>
-      </w:pPr>
-      <w:r>
-        <w:rPr>
-          <w:rFonts w:ascii="Consolas" w:hAnsi="Consolas"/>
-          <w:color w:val="0F172A"/>
-          <w:sz w:val="17"/>
-        </w:rPr>
-        <w:t xml:space="preserve">      await logAudit(req, { action: 'DOWNLOAD_DENIED', target: evidence._id.toString(), details: 'Unauthorized download attempt', status: 'failure' });</w:t>
-      </w:r>
-    </w:p>
-    <w:p>
-      <w:pPr>
-        <w:spacing w:after="0" w:line="240" w:lineRule="auto"/>
-      </w:pPr>
-      <w:r>
-        <w:rPr>
-          <w:rFonts w:ascii="Consolas" w:hAnsi="Consolas"/>
-          <w:color w:val="0F172A"/>
-          <w:sz w:val="17"/>
-        </w:rPr>
-        <w:t xml:space="preserve">      return res.status(403).json({ message: 'Access denied: You do not have download permissions.' });</w:t>
-      </w:r>
-    </w:p>
-    <w:p>
-      <w:pPr>
-        <w:spacing w:after="0" w:line="240" w:lineRule="auto"/>
-      </w:pPr>
-      <w:r>
-        <w:rPr>
-          <w:rFonts w:ascii="Consolas" w:hAnsi="Consolas"/>
-          <w:color w:val="0F172A"/>
-          <w:sz w:val="17"/>
-        </w:rPr>
-        <w:t xml:space="preserve">    }</w:t>
-      </w:r>
-    </w:p>
-    <w:p>
-      <w:pPr>
-        <w:spacing w:after="0" w:line="240" w:lineRule="auto"/>
-      </w:pPr>
-      <w:r>
-        <w:rPr>
-          <w:rFonts w:ascii="Consolas" w:hAnsi="Consolas"/>
-          <w:color w:val="0F172A"/>
-          <w:sz w:val="17"/>
-        </w:rPr>
-        <w:lastRenderedPageBreak/>
-        <w:t xml:space="preserve">    const encryptedBuffer = await storageService.getFileBuffer(evidence.encryptedFileURL);</w:t>
-      </w:r>
-    </w:p>
-    <w:p>
-      <w:pPr>
-        <w:spacing w:after="0" w:line="240" w:lineRule="auto"/>
-      </w:pPr>
-      <w:r>
-        <w:rPr>
-          <w:rFonts w:ascii="Consolas" w:hAnsi="Consolas"/>
-          <w:color w:val="0F172A"/>
-          <w:sz w:val="17"/>
-        </w:rPr>
-        <w:t xml:space="preserve">    const decryptedBuffer = encryptionService.decryptFile(encryptedBuffer, evidence.fileKeyEncrypted, evidence.fileIvHex);</w:t>
-      </w:r>
-    </w:p>
-    <w:p>
-      <w:pPr>
-        <w:spacing w:after="0" w:line="240" w:lineRule="auto"/>
-      </w:pPr>
-      <w:r>
-        <w:rPr>
-          <w:rFonts w:ascii="Consolas" w:hAnsi="Consolas"/>
-          <w:color w:val="0F172A"/>
-          <w:sz w:val="17"/>
-        </w:rPr>
-        <w:t xml:space="preserve">    const verifyHash = encryptionService.calculateHash(decryptedBuffer);</w:t>
-      </w:r>
-    </w:p>
-    <w:p>
-      <w:pPr>
-        <w:spacing w:after="0" w:line="240" w:lineRule="auto"/>
-      </w:pPr>
-      <w:r>
-        <w:rPr>
-          <w:rFonts w:ascii="Consolas" w:hAnsi="Consolas"/>
-          <w:color w:val="0F172A"/>
-          <w:sz w:val="17"/>
-        </w:rPr>
-        <w:t xml:space="preserve">    if (verifyHash !== evidence.hash) {</w:t>
-      </w:r>
-    </w:p>
-    <w:p>
-      <w:pPr>
-        <w:spacing w:after="0" w:line="240" w:lineRule="auto"/>
-      </w:pPr>
-      <w:r>
-        <w:rPr>
-          <w:rFonts w:ascii="Consolas" w:hAnsi="Consolas"/>
-          <w:color w:val="0F172A"/>
-          <w:sz w:val="17"/>
-        </w:rPr>
-        <w:t xml:space="preserve">      await logAudit(req, { action: 'INTEGRITY_FAIL', target: evidence._id.toString(), details: 'SHA-256 mismatch detected!', status: 'failure' });</w:t>
-      </w:r>
-    </w:p>
-    <w:p>
-      <w:pPr>
-        <w:spacing w:after="0" w:line="240" w:lineRule="auto"/>
-      </w:pPr>
-      <w:r>
-        <w:rPr>
-          <w:rFonts w:ascii="Consolas" w:hAnsi="Consolas"/>
-          <w:color w:val="0F172A"/>
-          <w:sz w:val="17"/>
-        </w:rPr>
-        <w:t xml:space="preserve">      return res.status(500).json({ message: 'CRITICAL: Evidence integrity verification failed! Tampering detected.' });</w:t>
-      </w:r>
-    </w:p>
-    <w:p>
-      <w:pPr>
-        <w:spacing w:after="0" w:line="240" w:lineRule="auto"/>
-      </w:pPr>
-      <w:r>
-        <w:rPr>
-          <w:rFonts w:ascii="Consolas" w:hAnsi="Consolas"/>
-          <w:color w:val="0F172A"/>
-          <w:sz w:val="17"/>
-        </w:rPr>
-        <w:t xml:space="preserve">    }</w:t>
-      </w:r>
-    </w:p>
-    <w:p>
-      <w:pPr>
-        <w:spacing w:after="0" w:line="240" w:lineRule="auto"/>
-      </w:pPr>
-      <w:r>
-        <w:rPr>
-          <w:rFonts w:ascii="Consolas" w:hAnsi="Consolas"/>
-          <w:color w:val="0F172A"/>
-          <w:sz w:val="17"/>
-        </w:rPr>
-        <w:t xml:space="preserve">    await logAudit(req, { action: 'DOWNLOAD', target: evidence._id.toString(), details: `Downloaded and verified: "${evidence.title}"` });</w:t>
-      </w:r>
-    </w:p>
-    <w:p>
-      <w:pPr>
-        <w:spacing w:after="0" w:line="240" w:lineRule="auto"/>
-      </w:pPr>
-      <w:r>
-        <w:rPr>
-          <w:rFonts w:ascii="Consolas" w:hAnsi="Consolas"/>
-          <w:color w:val="0F172A"/>
-          <w:sz w:val="17"/>
-        </w:rPr>
-        <w:t xml:space="preserve">    res.setHeader('Content-Type', evidence.fileType || 'application/octet-stream');</w:t>
-      </w:r>
-    </w:p>
-    <w:p>
-      <w:pPr>
-        <w:spacing w:after="0" w:line="240" w:lineRule="auto"/>
-      </w:pPr>
-      <w:r>
-        <w:rPr>
-          <w:rFonts w:ascii="Consolas" w:hAnsi="Consolas"/>
-          <w:color w:val="0F172A"/>
-          <w:sz w:val="17"/>
-        </w:rPr>
-        <w:t xml:space="preserve">    res.setHeader('Content-Disposition', `attachment; filename="${evidence.originalFilename}"`);</w:t>
-      </w:r>
-    </w:p>
-    <w:p>
-      <w:pPr>
-        <w:spacing w:after="0" w:line="240" w:lineRule="auto"/>
-      </w:pPr>
-      <w:r>
-        <w:rPr>
-          <w:rFonts w:ascii="Consolas" w:hAnsi="Consolas"/>
-          <w:color w:val="0F172A"/>
-          <w:sz w:val="17"/>
-        </w:rPr>
-        <w:t xml:space="preserve">    res.send(decryptedBuffer);</w:t>
-      </w:r>
-    </w:p>
-    <w:p>
-      <w:pPr>
-        <w:spacing w:after="0" w:line="240" w:lineRule="auto"/>
-      </w:pPr>
-      <w:r>
-        <w:rPr>
-          <w:rFonts w:ascii="Consolas" w:hAnsi="Consolas"/>
-          <w:color w:val="0F172A"/>
-          <w:sz w:val="17"/>
-        </w:rPr>
-        <w:t xml:space="preserve">  } catch (error) {</w:t>
-      </w:r>
-    </w:p>
-    <w:p>
-      <w:pPr>
-        <w:spacing w:after="0" w:line="240" w:lineRule="auto"/>
-      </w:pPr>
-      <w:r>
-        <w:rPr>
-          <w:rFonts w:ascii="Consolas" w:hAnsi="Consolas"/>
-          <w:color w:val="0F172A"/>
-          <w:sz w:val="17"/>
-        </w:rPr>
-        <w:t xml:space="preserve">    res.status(500).json({ message: error.message });</w:t>
-      </w:r>
-    </w:p>
-    <w:p>
-      <w:pPr>
-        <w:spacing w:after="0" w:line="240" w:lineRule="auto"/>
-      </w:pPr>
-      <w:r>
-        <w:rPr>
-          <w:rFonts w:ascii="Consolas" w:hAnsi="Consolas"/>
-          <w:color w:val="0F172A"/>
-          <w:sz w:val="17"/>
-        </w:rPr>
-        <w:t xml:space="preserve">  }</w:t>
-      </w:r>
-    </w:p>
-    <w:p>
-      <w:pPr>
-        <w:spacing w:after="0" w:line="240" w:lineRule="auto"/>
-      </w:pPr>
-      <w:r>
-        <w:rPr>
-          <w:rFonts w:ascii="Consolas" w:hAnsi="Consolas"/>
-          <w:color w:val="0F172A"/>
-          <w:sz w:val="17"/>
-        </w:rPr>
-        <w:t>};</w:t>
-      </w:r>
-    </w:p>
-    <w:p>
-      <w:pPr>
-        <w:spacing w:after="0" w:line="240" w:lineRule="auto"/>
-      </w:pPr>
-      <w:r>
-        <w:rPr>
-          <w:rFonts w:ascii="Consolas" w:hAnsi="Consolas"/>
-          <w:sz w:val="8"/>
-        </w:rPr>
-        <w:t xml:space="preserve"> </w:t>
-      </w:r>
-    </w:p>
-    <w:p>
-      <w:pPr>
-        <w:spacing w:after="0" w:line="240" w:lineRule="auto"/>
-      </w:pPr>
-      <w:r>
-        <w:rPr>
-          <w:rFonts w:ascii="Consolas" w:hAnsi="Consolas"/>
-          <w:color w:val="0F172A"/>
-          <w:sz w:val="17"/>
-        </w:rPr>
-        <w:t>const rollbackEvidenceVersion = async (req, res) =&gt; {</w:t>
-      </w:r>
-    </w:p>
-    <w:p>
-      <w:pPr>
-        <w:spacing w:after="0" w:line="240" w:lineRule="auto"/>
-      </w:pPr>
-      <w:r>
-        <w:rPr>
-          <w:rFonts w:ascii="Consolas" w:hAnsi="Consolas"/>
-          <w:color w:val="0F172A"/>
-          <w:sz w:val="17"/>
-        </w:rPr>
-        <w:t xml:space="preserve">  try {</w:t>
-      </w:r>
-    </w:p>
-    <w:p>
-      <w:pPr>
-        <w:spacing w:after="0" w:line="240" w:lineRule="auto"/>
-      </w:pPr>
-      <w:r>
-        <w:rPr>
-          <w:rFonts w:ascii="Consolas" w:hAnsi="Consolas"/>
-          <w:color w:val="0F172A"/>
-          <w:sz w:val="17"/>
-        </w:rPr>
-        <w:t xml:space="preserve">    const { versionId } = req.body;</w:t>
-      </w:r>
-    </w:p>
-    <w:p>
-      <w:pPr>
-        <w:spacing w:after="0" w:line="240" w:lineRule="auto"/>
-      </w:pPr>
-      <w:r>
-        <w:rPr>
-          <w:rFonts w:ascii="Consolas" w:hAnsi="Consolas"/>
-          <w:color w:val="0F172A"/>
-          <w:sz w:val="17"/>
-        </w:rPr>
-        <w:t xml:space="preserve">    if (!versionId) return res.status(400).json({ message: 'Version ID is required for rollback.' });</w:t>
-      </w:r>
-    </w:p>
-    <w:p>
-      <w:pPr>
-        <w:spacing w:after="0" w:line="240" w:lineRule="auto"/>
-      </w:pPr>
-      <w:r>
-        <w:rPr>
-          <w:rFonts w:ascii="Consolas" w:hAnsi="Consolas"/>
-          <w:color w:val="0F172A"/>
-          <w:sz w:val="17"/>
-        </w:rPr>
-        <w:t xml:space="preserve">    const evidence = await Evidence.findById(req.params.id);</w:t>
-      </w:r>
-    </w:p>
-    <w:p>
-      <w:pPr>
-        <w:spacing w:after="0" w:line="240" w:lineRule="auto"/>
-      </w:pPr>
-      <w:r>
-        <w:rPr>
-          <w:rFonts w:ascii="Consolas" w:hAnsi="Consolas"/>
-          <w:color w:val="0F172A"/>
-          <w:sz w:val="17"/>
-        </w:rPr>
-        <w:t xml:space="preserve">    if (!evidence || evidence.isDeleted) return res.status(404).json({ message: 'Evidence not found.' });</w:t>
-      </w:r>
-    </w:p>
-    <w:p>
-      <w:pPr>
-        <w:spacing w:after="0" w:line="240" w:lineRule="auto"/>
-      </w:pPr>
-      <w:r>
-        <w:rPr>
-          <w:rFonts w:ascii="Consolas" w:hAnsi="Consolas"/>
-          <w:color w:val="0F172A"/>
-          <w:sz w:val="17"/>
-        </w:rPr>
-        <w:t xml:space="preserve">    const targetVersion = await EvidenceVersion.findOne({ _id: versionId, evidenceId: evidence._id });</w:t>
-      </w:r>
-    </w:p>
-    <w:p>
-      <w:pPr>
-        <w:spacing w:after="0" w:line="240" w:lineRule="auto"/>
-      </w:pPr>
-      <w:r>
-        <w:rPr>
-          <w:rFonts w:ascii="Consolas" w:hAnsi="Consolas"/>
-          <w:color w:val="0F172A"/>
-          <w:sz w:val="17"/>
-        </w:rPr>
-        <w:t xml:space="preserve">    if (!targetVersion) return res.status(404).json({ message: 'Version record not found.' });</w:t>
-      </w:r>
-    </w:p>
-    <w:p>
-      <w:pPr>
-        <w:spacing w:after="0" w:line="240" w:lineRule="auto"/>
-      </w:pPr>
-      <w:r>
-        <w:rPr>
-          <w:rFonts w:ascii="Consolas" w:hAnsi="Consolas"/>
-          <w:color w:val="0F172A"/>
-          <w:sz w:val="17"/>
-        </w:rPr>
-        <w:t xml:space="preserve">    const currentVersionCount = await EvidenceVersion.countDocuments({ evidenceId: evidence._id });</w:t>
-      </w:r>
-    </w:p>
-    <w:p>
-      <w:pPr>
-        <w:spacing w:after="0" w:line="240" w:lineRule="auto"/>
-      </w:pPr>
-      <w:r>
-        <w:rPr>
-          <w:rFonts w:ascii="Consolas" w:hAnsi="Consolas"/>
-          <w:color w:val="0F172A"/>
-          <w:sz w:val="17"/>
-        </w:rPr>
-        <w:t xml:space="preserve">    const nextVersionNumber = currentVersionCount + 1;</w:t>
-      </w:r>
-    </w:p>
-    <w:p>
-      <w:pPr>
-        <w:spacing w:after="0" w:line="240" w:lineRule="auto"/>
-      </w:pPr>
-      <w:r>
-        <w:rPr>
-          <w:rFonts w:ascii="Consolas" w:hAnsi="Consolas"/>
-          <w:color w:val="0F172A"/>
-          <w:sz w:val="17"/>
-        </w:rPr>
-        <w:t xml:space="preserve">    await EvidenceVersion.create({</w:t>
-      </w:r>
-    </w:p>
-    <w:p>
-      <w:pPr>
-        <w:spacing w:after="0" w:line="240" w:lineRule="auto"/>
-      </w:pPr>
-      <w:r>
-        <w:rPr>
-          <w:rFonts w:ascii="Consolas" w:hAnsi="Consolas"/>
-          <w:color w:val="0F172A"/>
-          <w:sz w:val="17"/>
-        </w:rPr>
-        <w:t xml:space="preserve">      evidenceId: evidence._id, version: nextVersionNumber, updatedBy: req.user._id,</w:t>
-      </w:r>
-    </w:p>
-    <w:p>
-      <w:pPr>
-        <w:spacing w:after="0" w:line="240" w:lineRule="auto"/>
-      </w:pPr>
-      <w:r>
-        <w:rPr>
-          <w:rFonts w:ascii="Consolas" w:hAnsi="Consolas"/>
-          <w:color w:val="0F172A"/>
-          <w:sz w:val="17"/>
-        </w:rPr>
-        <w:t xml:space="preserve">      changes: `Rollback to version ${targetVersion.version}`, encryptedFileURL: evidence.encryptedFileURL,</w:t>
-      </w:r>
-    </w:p>
-    <w:p>
-      <w:pPr>
-        <w:spacing w:after="0" w:line="240" w:lineRule="auto"/>
-      </w:pPr>
-      <w:r>
-        <w:rPr>
-          <w:rFonts w:ascii="Consolas" w:hAnsi="Consolas"/>
-          <w:color w:val="0F172A"/>
-          <w:sz w:val="17"/>
-        </w:rPr>
-        <w:t xml:space="preserve">      fileSize: evidence.fileSize, hash: evidence.hash, fileKeyEncrypted: evidence.fileKeyEncrypted, fileIvHex: evidence.fileIvHex,</w:t>
-      </w:r>
-    </w:p>
-    <w:p>
-      <w:pPr>
-        <w:spacing w:after="0" w:line="240" w:lineRule="auto"/>
-      </w:pPr>
-      <w:r>
-        <w:rPr>
-          <w:rFonts w:ascii="Consolas" w:hAnsi="Consolas"/>
-          <w:color w:val="0F172A"/>
-          <w:sz w:val="17"/>
-        </w:rPr>
-        <w:t xml:space="preserve">    });</w:t>
-      </w:r>
-    </w:p>
-    <w:p>
-      <w:pPr>
-        <w:spacing w:after="0" w:line="240" w:lineRule="auto"/>
-      </w:pPr>
-      <w:r>
-        <w:rPr>
-          <w:rFonts w:ascii="Consolas" w:hAnsi="Consolas"/>
-          <w:color w:val="0F172A"/>
-          <w:sz w:val="17"/>
-        </w:rPr>
-        <w:t xml:space="preserve">    evidence.encryptedFileURL = targetVersion.encryptedFileURL; evidence.fileSize = targetVersion.fileSize;</w:t>
-      </w:r>
-    </w:p>
-    <w:p>
-      <w:pPr>
-        <w:spacing w:after="0" w:line="240" w:lineRule="auto"/>
-      </w:pPr>
-      <w:r>
-        <w:rPr>
-          <w:rFonts w:ascii="Consolas" w:hAnsi="Consolas"/>
-          <w:color w:val="0F172A"/>
-          <w:sz w:val="17"/>
-        </w:rPr>
-        <w:t xml:space="preserve">    evidence.hash = targetVersion.hash; evidence.fileKeyEncrypted = targetVersion.fileKeyEncrypted; evidence.fileIvHex = targetVersion.fileIvHex;</w:t>
-      </w:r>
-    </w:p>
-    <w:p>
-      <w:pPr>
-        <w:spacing w:after="0" w:line="240" w:lineRule="auto"/>
-      </w:pPr>
-      <w:r>
-        <w:rPr>
-          <w:rFonts w:ascii="Consolas" w:hAnsi="Consolas"/>
-          <w:color w:val="0F172A"/>
-          <w:sz w:val="17"/>
-        </w:rPr>
-        <w:t xml:space="preserve">    await evidence.save();</w:t>
-      </w:r>
-    </w:p>
-    <w:p>
-      <w:pPr>
-        <w:spacing w:after="0" w:line="240" w:lineRule="auto"/>
-      </w:pPr>
-      <w:r>
-        <w:rPr>
-          <w:rFonts w:ascii="Consolas" w:hAnsi="Consolas"/>
-          <w:color w:val="0F172A"/>
-          <w:sz w:val="17"/>
-        </w:rPr>
-        <w:t xml:space="preserve">    await logAudit(req, { action: 'ROLLBACK', target: evidence._id.toString(), details: `Rollback to v${targetVersion.version} logged.` });</w:t>
-      </w:r>
-    </w:p>
-    <w:p>
-      <w:pPr>
-        <w:spacing w:after="0" w:line="240" w:lineRule="auto"/>
-      </w:pPr>
-      <w:r>
-        <w:rPr>
-          <w:rFonts w:ascii="Consolas" w:hAnsi="Consolas"/>
-          <w:color w:val="0F172A"/>
-          <w:sz w:val="17"/>
-        </w:rPr>
-        <w:t xml:space="preserve">    res.json({ message: `Successfully rolled back to version ${targetVersion.version}.`, evidence });</w:t>
-      </w:r>
-    </w:p>
-    <w:p>
-      <w:pPr>
-        <w:spacing w:after="0" w:line="240" w:lineRule="auto"/>
-      </w:pPr>
-      <w:r>
-        <w:rPr>
-          <w:rFonts w:ascii="Consolas" w:hAnsi="Consolas"/>
-          <w:color w:val="0F172A"/>
-          <w:sz w:val="17"/>
-        </w:rPr>
-        <w:t xml:space="preserve">  } catch (error) {</w:t>
-      </w:r>
-    </w:p>
-    <w:p>
-      <w:pPr>
-        <w:spacing w:after="0" w:line="240" w:lineRule="auto"/>
-      </w:pPr>
-      <w:r>
-        <w:rPr>
-          <w:rFonts w:ascii="Consolas" w:hAnsi="Consolas"/>
-          <w:color w:val="0F172A"/>
-          <w:sz w:val="17"/>
-        </w:rPr>
-        <w:t xml:space="preserve">    res.status(500).json({ message: error.message });</w:t>
-      </w:r>
-    </w:p>
-    <w:p>
-      <w:pPr>
-        <w:spacing w:after="0" w:line="240" w:lineRule="auto"/>
-      </w:pPr>
-      <w:r>
-        <w:rPr>
-          <w:rFonts w:ascii="Consolas" w:hAnsi="Consolas"/>
-          <w:color w:val="0F172A"/>
-          <w:sz w:val="17"/>
-        </w:rPr>
-        <w:t xml:space="preserve">  }</w:t>
-      </w:r>
-    </w:p>
-    <w:p>
-      <w:pPr>
-        <w:spacing w:after="0" w:line="240" w:lineRule="auto"/>
-      </w:pPr>
-      <w:r>
-        <w:rPr>
-          <w:rFonts w:ascii="Consolas" w:hAnsi="Consolas"/>
-          <w:color w:val="0F172A"/>
-          <w:sz w:val="17"/>
-        </w:rPr>
-        <w:t>};</w:t>
-      </w:r>
-    </w:p>
-    <w:p>
-      <w:pPr>
-        <w:spacing w:after="0" w:line="240" w:lineRule="auto"/>
-      </w:pPr>
-      <w:r>
-        <w:rPr>
-          <w:rFonts w:ascii="Consolas" w:hAnsi="Consolas"/>
-          <w:sz w:val="8"/>
-        </w:rPr>
-        <w:t xml:space="preserve"> </w:t>
-      </w:r>
-    </w:p>
-    <w:p>
-      <w:pPr>
-        <w:spacing w:after="0" w:line="240" w:lineRule="auto"/>
-      </w:pPr>
-      <w:r>
-        <w:rPr>
-          <w:rFonts w:ascii="Consolas" w:hAnsi="Consolas"/>
-          <w:color w:val="0F172A"/>
-          <w:sz w:val="17"/>
-        </w:rPr>
-        <w:t>module.exports = { getEvidenceList, getEvidenceById, uploadEvidence, downloadEvidence, rollbackEvidenceVersion };</w:t>
-      </w:r>
-    </w:p>
-    <w:p>
-      <w:pPr>
-        <w:spacing w:before="80" w:after="20"/>
+        <w:t>module.exports = { checkUserAccess, getEvidenceList, getEvidenceById, uploadEvidence, downloadEvidence };</w:t>
+      </w:r>
+    </w:p>
+    <w:p>
+      <w:pPr>
+        <w:spacing w:before="80" w:after="40"/>
         <w:jc w:val="both"/>
       </w:pPr>
       <w:r>
         <w:rPr>
           <w:b/>
-          <w:sz w:val="19"/>
+          <w:sz w:val="21"/>
         </w:rPr>
         <w:t>Deployment URL: http://localhost:5002 (Backend API) | http://localhost:5174 (Web Dashboard)</w:t>
       </w:r>
     </w:p>
     <w:p>
       <w:pPr>
-        <w:spacing w:after="0"/>
+        <w:spacing w:after="0" w:line="269" w:lineRule="auto"/>
         <w:jc w:val="both"/>
       </w:pPr>
       <w:r>
         <w:rPr>
-          <w:sz w:val="19"/>
+          <w:sz w:val="21"/>
         </w:rPr>
         <w:t>This controller forms the operational foundation of the CivicEvidence DEMS platform. By decoupling cryptographic operations into specialized services and enforcing immutable audit logging on every request context, it ensures strict compliance with ISO/IEC 27037 and NIST SP 800-86 standards.</w:t>
       </w:r>
@@ -16103,7 +15475,7 @@
           <w:noProof/>
         </w:rPr>
         <w:drawing>
-          <wp:inline distT="0" distB="0" distL="0" distR="0" wp14:anchorId="28A39087" wp14:editId="25EC4F14">
+          <wp:inline distT="0" distB="0" distL="0" distR="0" wp14:anchorId="6BC2446C" wp14:editId="16C7DB33">
             <wp:extent cx="5806440" cy="7543800"/>
             <wp:effectExtent l="0" t="0" r="0" b="0"/>
             <wp:docPr id="9" name="Picture 9"/>
@@ -16167,7 +15539,7 @@
           <w:noProof/>
         </w:rPr>
         <w:drawing>
-          <wp:inline distT="0" distB="0" distL="0" distR="0" wp14:anchorId="75A28967" wp14:editId="777E3E22">
+          <wp:inline distT="0" distB="0" distL="0" distR="0" wp14:anchorId="0C30DFAA" wp14:editId="4A012FB5">
             <wp:extent cx="2660508" cy="7543800"/>
             <wp:effectExtent l="0" t="0" r="0" b="0"/>
             <wp:docPr id="10" name="Picture 10"/>
@@ -16236,6 +15608,7 @@
       </w:tblGrid>
       <w:tr>
         <w:trPr>
+          <w:tblHeader/>
           <w:jc w:val="center"/>
         </w:trPr>
         <w:tc>
@@ -18114,31 +17487,31 @@
       </w:rPr>
     </w:lvl>
   </w:abstractNum>
-  <w:num w:numId="1" w16cid:durableId="350841197">
+  <w:num w:numId="1" w16cid:durableId="1763524180">
     <w:abstractNumId w:val="8"/>
   </w:num>
-  <w:num w:numId="2" w16cid:durableId="153032358">
+  <w:num w:numId="2" w16cid:durableId="1286083767">
     <w:abstractNumId w:val="6"/>
   </w:num>
-  <w:num w:numId="3" w16cid:durableId="975796715">
+  <w:num w:numId="3" w16cid:durableId="1045518720">
     <w:abstractNumId w:val="5"/>
   </w:num>
-  <w:num w:numId="4" w16cid:durableId="979729247">
+  <w:num w:numId="4" w16cid:durableId="410736624">
     <w:abstractNumId w:val="4"/>
   </w:num>
-  <w:num w:numId="5" w16cid:durableId="1322732512">
+  <w:num w:numId="5" w16cid:durableId="96759906">
     <w:abstractNumId w:val="7"/>
   </w:num>
-  <w:num w:numId="6" w16cid:durableId="149449354">
+  <w:num w:numId="6" w16cid:durableId="326372308">
     <w:abstractNumId w:val="3"/>
   </w:num>
-  <w:num w:numId="7" w16cid:durableId="1995209826">
+  <w:num w:numId="7" w16cid:durableId="1270889149">
     <w:abstractNumId w:val="2"/>
   </w:num>
-  <w:num w:numId="8" w16cid:durableId="2070683701">
+  <w:num w:numId="8" w16cid:durableId="1552690884">
     <w:abstractNumId w:val="1"/>
   </w:num>
-  <w:num w:numId="9" w16cid:durableId="1527599840">
+  <w:num w:numId="9" w16cid:durableId="1651252208">
     <w:abstractNumId w:val="0"/>
   </w:num>
 </w:numbering>
